--- a/RECURSOS/Documento_solucion_Sistema_Analisis_Contexto_Pertinencia_Educativa_V4.docx
+++ b/RECURSOS/Documento_solucion_Sistema_Analisis_Contexto_Pertinencia_Educativa_V4.docx
@@ -1,6 +1,6 @@
 
 <file path=word/document.xml><?xml version="1.0" encoding="utf-8"?>
-<w:document xmlns:wpc="http://schemas.microsoft.com/office/word/2010/wordprocessingCanvas" xmlns:cx="http://schemas.microsoft.com/office/drawing/2014/chartex" xmlns:cx1="http://schemas.microsoft.com/office/drawing/2015/9/8/chartex" xmlns:cx2="http://schemas.microsoft.com/office/drawing/2015/10/21/chartex" xmlns:cx3="http://schemas.microsoft.com/office/drawing/2016/5/9/chartex" xmlns:cx4="http://schemas.microsoft.com/office/drawing/2016/5/10/chartex" xmlns:cx5="http://schemas.microsoft.com/office/drawing/2016/5/11/chartex" xmlns:cx6="http://schemas.microsoft.com/office/drawing/2016/5/12/chartex" xmlns:cx7="http://schemas.microsoft.com/office/drawing/2016/5/13/chartex" xmlns:cx8="http://schemas.microsoft.com/office/drawing/2016/5/14/chartex" xmlns:mc="http://schemas.openxmlformats.org/markup-compatibility/2006" xmlns:m="http://schemas.openxmlformats.org/officeDocument/2006/math" xmlns:aink="http://schemas.microsoft.com/office/drawing/2016/ink" xmlns:am3d="http://schemas.microsoft.com/office/drawing/2017/model3d" xmlns:oel="http://schemas.microsoft.com/office/2019/extlst" xmlns:r="http://schemas.openxmlformats.org/officeDocument/2006/relationships" xmlns:wp14="http://schemas.microsoft.com/office/word/2010/wordprocessingDrawing" xmlns:wp="http://schemas.openxmlformats.org/drawingml/2006/wordprocessingDrawing" xmlns:wpg="http://schemas.microsoft.com/office/word/2010/wordprocessingGroup" xmlns:wpi="http://schemas.microsoft.com/office/word/2010/wordprocessingInk" xmlns:wps="http://schemas.microsoft.com/office/word/2010/wordprocessingShape" xmlns:o="urn:schemas-microsoft-com:office:office" xmlns:v="urn:schemas-microsoft-com:vml" xmlns:w10="urn:schemas-microsoft-com:office:word" xmlns:w="http://schemas.openxmlformats.org/wordprocessingml/2006/main" xmlns:w14="http://schemas.microsoft.com/office/word/2010/wordml" xmlns:w15="http://schemas.microsoft.com/office/word/2012/wordml" xmlns:w16cex="http://schemas.microsoft.com/office/word/2018/wordml/cex" xmlns:w16cid="http://schemas.microsoft.com/office/word/2016/wordml/cid" xmlns:w16="http://schemas.microsoft.com/office/word/2018/wordml" xmlns:w16sdtdh="http://schemas.microsoft.com/office/word/2020/wordml/sdtdatahash" xmlns:w16sdtfl="http://schemas.microsoft.com/office/word/2024/wordml/sdtformatlock" xmlns:w16se="http://schemas.microsoft.com/office/word/2015/wordml/symex" xmlns:w16du="http://schemas.microsoft.com/office/word/2023/wordml/word16du" xmlns:wne="http://schemas.microsoft.com/office/word/2006/wordml" mc:Ignorable="w14 w15 w16se w16cid w16 w16cex w16sdtdh w16sdtfl w16du wp14">
+<w:document xmlns:wpc="http://schemas.microsoft.com/office/word/2010/wordprocessingCanvas" xmlns:cx="http://schemas.microsoft.com/office/drawing/2014/chartex" xmlns:cx1="http://schemas.microsoft.com/office/drawing/2015/9/8/chartex" xmlns:mc="http://schemas.openxmlformats.org/markup-compatibility/2006" xmlns:o="urn:schemas-microsoft-com:office:office" xmlns:r="http://schemas.openxmlformats.org/officeDocument/2006/relationships" xmlns:m="http://schemas.openxmlformats.org/officeDocument/2006/math" xmlns:v="urn:schemas-microsoft-com:vml" xmlns:wp14="http://schemas.microsoft.com/office/word/2010/wordprocessingDrawing" xmlns:wp="http://schemas.openxmlformats.org/drawingml/2006/wordprocessingDrawing" xmlns:w10="urn:schemas-microsoft-com:office:word" xmlns:w="http://schemas.openxmlformats.org/wordprocessingml/2006/main" xmlns:w14="http://schemas.microsoft.com/office/word/2010/wordml" xmlns:w15="http://schemas.microsoft.com/office/word/2012/wordml" xmlns:w16se="http://schemas.microsoft.com/office/word/2015/wordml/symex" xmlns:wpg="http://schemas.microsoft.com/office/word/2010/wordprocessingGroup" xmlns:wpi="http://schemas.microsoft.com/office/word/2010/wordprocessingInk" xmlns:wne="http://schemas.microsoft.com/office/word/2006/wordml" xmlns:wps="http://schemas.microsoft.com/office/word/2010/wordprocessingShape" mc:Ignorable="w14 w15 w16se wp14">
   <w:body>
     <w:p>
       <w:pPr>
@@ -13,6 +13,7 @@
     </w:p>
     <w:p>
       <w:pPr>
+        <w:ind w:left="720" w:hanging="720"/>
         <w:rPr>
           <w:rFonts w:ascii="Arial" w:hAnsi="Arial" w:cs="Arial"/>
           <w:sz w:val="20"/>
@@ -1212,7 +1213,103 @@
           <w:sz w:val="20"/>
           <w:szCs w:val="20"/>
         </w:rPr>
-        <w:t>La propuesta se ubica en el nivel intermedio porque integra múltiples fuentes oficiales y abiertas, aplica procesos de limpieza, normalización y transformación, implementa indicadores cuantitativos derivados, incorpora búsqueda semántica con embeddings multilingües, recuperación aumentada con datos estructurados y generación asistida de informes mediante modelos de lenguaje. El valor social de la solución consiste en fortalecer decisiones institucionales que favorezcan una oferta académica pertinente, viable y conectada con las condiciones reales de los estudiantes y los territorios. De acuerdo con los criterios del concurso, el nivel intermedio exige la articulacion de multiples fuentes de datos, la aplicacion de procesos de limpieza y transformacion, y la incorporacion de al menos un componente de inteligencia artificial, requisitos que la solucion satisface en cada una de sus dimensiones.</w:t>
+        <w:t xml:space="preserve">La propuesta se ubica en el nivel intermedio porque integra múltiples fuentes oficiales y abiertas, aplica procesos de limpieza, normalización y transformación, implementa indicadores cuantitativos derivados, incorpora búsqueda semántica con embeddings multilingües, recuperación aumentada con datos estructurados y generación asistida de informes mediante modelos de lenguaje. El valor social de la solución consiste en fortalecer decisiones institucionales que favorezcan una oferta académica pertinente, viable y conectada con las condiciones reales de los estudiantes y los territorios. De acuerdo con los criterios del concurso, el nivel intermedio exige la </w:t>
+      </w:r>
+      <w:r>
+        <w:rPr>
+          <w:rFonts w:ascii="Arial" w:hAnsi="Arial" w:cs="Arial"/>
+          <w:sz w:val="20"/>
+          <w:szCs w:val="20"/>
+        </w:rPr>
+        <w:t>articulación</w:t>
+      </w:r>
+      <w:r>
+        <w:rPr>
+          <w:rFonts w:ascii="Arial" w:hAnsi="Arial" w:cs="Arial"/>
+          <w:sz w:val="20"/>
+          <w:szCs w:val="20"/>
+        </w:rPr>
+        <w:t xml:space="preserve"> de </w:t>
+      </w:r>
+      <w:r>
+        <w:rPr>
+          <w:rFonts w:ascii="Arial" w:hAnsi="Arial" w:cs="Arial"/>
+          <w:sz w:val="20"/>
+          <w:szCs w:val="20"/>
+        </w:rPr>
+        <w:t>múltiples</w:t>
+      </w:r>
+      <w:r>
+        <w:rPr>
+          <w:rFonts w:ascii="Arial" w:hAnsi="Arial" w:cs="Arial"/>
+          <w:sz w:val="20"/>
+          <w:szCs w:val="20"/>
+        </w:rPr>
+        <w:t xml:space="preserve"> fuentes de datos, la </w:t>
+      </w:r>
+      <w:r>
+        <w:rPr>
+          <w:rFonts w:ascii="Arial" w:hAnsi="Arial" w:cs="Arial"/>
+          <w:sz w:val="20"/>
+          <w:szCs w:val="20"/>
+        </w:rPr>
+        <w:t>aplicación</w:t>
+      </w:r>
+      <w:r>
+        <w:rPr>
+          <w:rFonts w:ascii="Arial" w:hAnsi="Arial" w:cs="Arial"/>
+          <w:sz w:val="20"/>
+          <w:szCs w:val="20"/>
+        </w:rPr>
+        <w:t xml:space="preserve"> de procesos de limpieza y </w:t>
+      </w:r>
+      <w:r>
+        <w:rPr>
+          <w:rFonts w:ascii="Arial" w:hAnsi="Arial" w:cs="Arial"/>
+          <w:sz w:val="20"/>
+          <w:szCs w:val="20"/>
+        </w:rPr>
+        <w:t>transformación</w:t>
+      </w:r>
+      <w:r>
+        <w:rPr>
+          <w:rFonts w:ascii="Arial" w:hAnsi="Arial" w:cs="Arial"/>
+          <w:sz w:val="20"/>
+          <w:szCs w:val="20"/>
+        </w:rPr>
+        <w:t xml:space="preserve">, y la </w:t>
+      </w:r>
+      <w:r>
+        <w:rPr>
+          <w:rFonts w:ascii="Arial" w:hAnsi="Arial" w:cs="Arial"/>
+          <w:sz w:val="20"/>
+          <w:szCs w:val="20"/>
+        </w:rPr>
+        <w:t>incorporación</w:t>
+      </w:r>
+      <w:r>
+        <w:rPr>
+          <w:rFonts w:ascii="Arial" w:hAnsi="Arial" w:cs="Arial"/>
+          <w:sz w:val="20"/>
+          <w:szCs w:val="20"/>
+        </w:rPr>
+        <w:t xml:space="preserve"> de al menos un componente de inteligencia artificial, requisitos que la </w:t>
+      </w:r>
+      <w:r>
+        <w:rPr>
+          <w:rFonts w:ascii="Arial" w:hAnsi="Arial" w:cs="Arial"/>
+          <w:sz w:val="20"/>
+          <w:szCs w:val="20"/>
+        </w:rPr>
+        <w:t>solución</w:t>
+      </w:r>
+      <w:r>
+        <w:rPr>
+          <w:rFonts w:ascii="Arial" w:hAnsi="Arial" w:cs="Arial"/>
+          <w:sz w:val="20"/>
+          <w:szCs w:val="20"/>
+        </w:rPr>
+        <w:t xml:space="preserve"> satisface en cada una de sus dimensiones.</w:t>
       </w:r>
     </w:p>
     <w:p>
@@ -1410,7 +1507,16 @@
           <w:sz w:val="20"/>
           <w:szCs w:val="20"/>
         </w:rPr>
-        <w:t>La deserción universitaria constituye una señal estructural de riesgo para la calidad, la equidad y la sostenibilidad de la educación superior. Sus causas se relacionan con factores académicos, socioeconómicos, territoriales, institucionales, vocacionales y de pertinencia formativa. Cuando la oferta académica se diseña, renueva o modifica sin una lectura integrada del contexto, las instituciones pueden ofrecer programas desconectados de las necesidades de la población, de las condiciones de acceso, de las trayectorias previas, de la modalidad viable y de las oportunidades laborales esperadas.</w:t>
+        <w:t xml:space="preserve">La deserción universitaria constituye una señal estructural de riesgo para la calidad, la equidad y la sostenibilidad de la educación superior. Sus causas se relacionan con factores académicos, socioeconómicos, territoriales, institucionales, vocacionales y de pertinencia formativa. Cuando la oferta </w:t>
+      </w:r>
+      <w:r>
+        <w:rPr>
+          <w:rFonts w:ascii="Arial" w:hAnsi="Arial" w:cs="Arial"/>
+          <w:sz w:val="20"/>
+          <w:szCs w:val="20"/>
+        </w:rPr>
+        <w:lastRenderedPageBreak/>
+        <w:t>académica se diseña, renueva o modifica sin una lectura integrada del contexto, las instituciones pueden ofrecer programas desconectados de las necesidades de la población, de las condiciones de acceso, de las trayectorias previas, de la modalidad viable y de las oportunidades laborales esperadas.</w:t>
       </w:r>
     </w:p>
     <w:p>
@@ -1428,7 +1534,6 @@
           <w:sz w:val="20"/>
           <w:szCs w:val="20"/>
         </w:rPr>
-        <w:lastRenderedPageBreak/>
         <w:t>Las instituciones de educación superior disponen de múltiples fuentes de información: SNIES, SIET</w:t>
       </w:r>
       <w:r>
@@ -1445,25 +1550,7 @@
           <w:sz w:val="20"/>
           <w:szCs w:val="20"/>
         </w:rPr>
-        <w:t xml:space="preserve">, </w:t>
-      </w:r>
-      <w:proofErr w:type="spellStart"/>
-      <w:r>
-        <w:rPr>
-          <w:rFonts w:ascii="Arial" w:hAnsi="Arial" w:cs="Arial"/>
-          <w:sz w:val="20"/>
-          <w:szCs w:val="20"/>
-        </w:rPr>
-        <w:t>esta</w:t>
-      </w:r>
-      <w:proofErr w:type="spellEnd"/>
-      <w:r>
-        <w:rPr>
-          <w:rFonts w:ascii="Arial" w:hAnsi="Arial" w:cs="Arial"/>
-          <w:sz w:val="20"/>
-          <w:szCs w:val="20"/>
-        </w:rPr>
-        <w:t>dísticas de educación superior, datos de matrícula, tasas de deserción, resultados de pruebas, datos laborales, catálogos ocupacionales, conectividad, territorio y clasificaciones oficiales. Sin embargo, estas fuentes suelen operar como registros separados. La fragmentación reduce la capacidad institucional para convertir datos abiertos en conocimiento útil para la gestión de permanencia, el diseño curricular y la toma de decisiones sobre portafolio académico.</w:t>
+        <w:t>, estadísticas de educación superior, datos de matrícula, tasas de deserción, resultados de pruebas, datos laborales, catálogos ocupacionales, conectividad, territorio y clasificaciones oficiales. Sin embargo, estas fuentes suelen operar como registros separados. La fragmentación reduce la capacidad institucional para convertir datos abiertos en conocimiento útil para la gestión de permanencia, el diseño curricular y la toma de decisiones sobre portafolio académico.</w:t>
       </w:r>
     </w:p>
     <w:p>
@@ -2708,7 +2795,39 @@
           <w:sz w:val="20"/>
           <w:szCs w:val="20"/>
         </w:rPr>
-        <w:t>La solución utiliza un repositorio DuckDB organizado por familias temáticas. El inventario técnico identifica fuentes de educación superior, educación para el trabajo, catálogos de articulación, competencias, estadísticas educativas, mercado laboral, resultados de pruebas ICFES (disponibles a través del modulo de recuperacion aumentada de contexto), conectividad y territorio. La integración cumple el requisito del nivel intermedio al articular múltiples fuentes, más de diez variables y procesos de limpieza, homologación, normalización y carga analítica.</w:t>
+        <w:t xml:space="preserve">La solución utiliza un repositorio DuckDB organizado por familias temáticas. El inventario técnico identifica fuentes de educación superior, educación para el trabajo, catálogos de articulación, competencias, estadísticas educativas, mercado laboral, resultados de pruebas ICFES (disponibles a través del </w:t>
+      </w:r>
+      <w:r>
+        <w:rPr>
+          <w:rFonts w:ascii="Arial" w:hAnsi="Arial" w:cs="Arial"/>
+          <w:sz w:val="20"/>
+          <w:szCs w:val="20"/>
+        </w:rPr>
+        <w:t>módulo</w:t>
+      </w:r>
+      <w:r>
+        <w:rPr>
+          <w:rFonts w:ascii="Arial" w:hAnsi="Arial" w:cs="Arial"/>
+          <w:sz w:val="20"/>
+          <w:szCs w:val="20"/>
+        </w:rPr>
+        <w:t xml:space="preserve"> de </w:t>
+      </w:r>
+      <w:r>
+        <w:rPr>
+          <w:rFonts w:ascii="Arial" w:hAnsi="Arial" w:cs="Arial"/>
+          <w:sz w:val="20"/>
+          <w:szCs w:val="20"/>
+        </w:rPr>
+        <w:t>recuperación</w:t>
+      </w:r>
+      <w:r>
+        <w:rPr>
+          <w:rFonts w:ascii="Arial" w:hAnsi="Arial" w:cs="Arial"/>
+          <w:sz w:val="20"/>
+          <w:szCs w:val="20"/>
+        </w:rPr>
+        <w:t xml:space="preserve"> aumentada de contexto), conectividad y territorio. La integración cumple el requisito del nivel intermedio al articular múltiples fuentes, más de diez variables y procesos de limpieza, homologación, normalización y carga analítica.</w:t>
       </w:r>
     </w:p>
     <w:tbl>
@@ -3488,7 +3607,16 @@
                 <w:sz w:val="20"/>
                 <w:szCs w:val="20"/>
               </w:rPr>
-              <w:t>Puntajes y módulos para lectura agregada de desempeño y calidad académica.</w:t>
+              <w:t xml:space="preserve">Puntajes y módulos para lectura agregada de desempeño y calidad </w:t>
+            </w:r>
+            <w:r>
+              <w:rPr>
+                <w:rFonts w:ascii="Arial" w:hAnsi="Arial" w:cs="Arial"/>
+                <w:sz w:val="20"/>
+                <w:szCs w:val="20"/>
+              </w:rPr>
+              <w:lastRenderedPageBreak/>
+              <w:t>académica.</w:t>
             </w:r>
           </w:p>
         </w:tc>
@@ -3715,24 +3843,30 @@
     </w:p>
     <w:p>
       <w:pPr>
-        <w:pStyle w:val="Heading2"/>
-        <w:jc w:val="both"/>
-        <w:spacing w:after="160"/>
+        <w:pStyle w:val="Ttulo3"/>
+        <w:rPr>
+          <w:rFonts w:ascii="Arial" w:hAnsi="Arial" w:cs="Arial"/>
+          <w:sz w:val="20"/>
+        </w:rPr>
       </w:pPr>
       <w:r>
         <w:rPr>
           <w:rFonts w:ascii="Arial" w:hAnsi="Arial" w:cs="Arial"/>
           <w:sz w:val="20"/>
-          <w:szCs w:val="20"/>
-          <w:b/>
-        </w:rPr>
-        <w:t xml:space="preserve">4.0. Datasets del portal datos.gov.co utilizados en la solucion</w:t>
+        </w:rPr>
+        <w:t xml:space="preserve">Datasets del portal datos.gov.co utilizados en la </w:t>
+      </w:r>
+      <w:r>
+        <w:rPr>
+          <w:rFonts w:ascii="Arial" w:hAnsi="Arial" w:cs="Arial"/>
+          <w:sz w:val="20"/>
+        </w:rPr>
+        <w:t>solución</w:t>
       </w:r>
     </w:p>
     <w:p>
       <w:pPr>
         <w:jc w:val="both"/>
-        <w:spacing w:after="120"/>
       </w:pPr>
       <w:r>
         <w:rPr>
@@ -3740,24 +3874,104 @@
           <w:sz w:val="20"/>
           <w:szCs w:val="20"/>
         </w:rPr>
-        <w:t xml:space="preserve">De acuerdo con los requisitos del concurso para el nivel intermedio, la solucion articula conjuntos de datos abiertos obtenidos del portal oficial datos.gov.co (plataforma Socrata). A continuacion se detallan los diez datasets mas relevantes utilizados, indicando las variables clave extraidas de cada uno y su aporte especifico al sistema de analisis de contexto.</w:t>
+        <w:t xml:space="preserve">De acuerdo con los requisitos del concurso para el nivel intermedio, la </w:t>
+      </w:r>
+      <w:r>
+        <w:rPr>
+          <w:rFonts w:ascii="Arial" w:hAnsi="Arial" w:cs="Arial"/>
+          <w:sz w:val="20"/>
+          <w:szCs w:val="20"/>
+        </w:rPr>
+        <w:t>solución</w:t>
+      </w:r>
+      <w:r>
+        <w:rPr>
+          <w:rFonts w:ascii="Arial" w:hAnsi="Arial" w:cs="Arial"/>
+          <w:sz w:val="20"/>
+          <w:szCs w:val="20"/>
+        </w:rPr>
+        <w:t xml:space="preserve"> articula conjuntos de datos abiertos obtenidos del portal oficial datos.gov.co (plataforma Socrata). A </w:t>
+      </w:r>
+      <w:r>
+        <w:rPr>
+          <w:rFonts w:ascii="Arial" w:hAnsi="Arial" w:cs="Arial"/>
+          <w:sz w:val="20"/>
+          <w:szCs w:val="20"/>
+        </w:rPr>
+        <w:t>continuación,</w:t>
+      </w:r>
+      <w:r>
+        <w:rPr>
+          <w:rFonts w:ascii="Arial" w:hAnsi="Arial" w:cs="Arial"/>
+          <w:sz w:val="20"/>
+          <w:szCs w:val="20"/>
+        </w:rPr>
+        <w:t xml:space="preserve"> se detallan los diez datasets </w:t>
+      </w:r>
+      <w:r>
+        <w:rPr>
+          <w:rFonts w:ascii="Arial" w:hAnsi="Arial" w:cs="Arial"/>
+          <w:sz w:val="20"/>
+          <w:szCs w:val="20"/>
+        </w:rPr>
+        <w:t>más</w:t>
+      </w:r>
+      <w:r>
+        <w:rPr>
+          <w:rFonts w:ascii="Arial" w:hAnsi="Arial" w:cs="Arial"/>
+          <w:sz w:val="20"/>
+          <w:szCs w:val="20"/>
+        </w:rPr>
+        <w:t xml:space="preserve"> relevantes utilizados, indicando las variables clave </w:t>
+      </w:r>
+      <w:r>
+        <w:rPr>
+          <w:rFonts w:ascii="Arial" w:hAnsi="Arial" w:cs="Arial"/>
+          <w:sz w:val="20"/>
+          <w:szCs w:val="20"/>
+        </w:rPr>
+        <w:t>extraídas</w:t>
+      </w:r>
+      <w:r>
+        <w:rPr>
+          <w:rFonts w:ascii="Arial" w:hAnsi="Arial" w:cs="Arial"/>
+          <w:sz w:val="20"/>
+          <w:szCs w:val="20"/>
+        </w:rPr>
+        <w:t xml:space="preserve"> de cada uno y su aporte especifico al sistema de </w:t>
+      </w:r>
+      <w:r>
+        <w:rPr>
+          <w:rFonts w:ascii="Arial" w:hAnsi="Arial" w:cs="Arial"/>
+          <w:sz w:val="20"/>
+          <w:szCs w:val="20"/>
+        </w:rPr>
+        <w:t>análisis</w:t>
+      </w:r>
+      <w:r>
+        <w:rPr>
+          <w:rFonts w:ascii="Arial" w:hAnsi="Arial" w:cs="Arial"/>
+          <w:sz w:val="20"/>
+          <w:szCs w:val="20"/>
+        </w:rPr>
+        <w:t xml:space="preserve"> de contexto.</w:t>
       </w:r>
     </w:p>
     <w:tbl>
       <w:tblPr>
-        <w:tblStyle w:val="TableGrid"/>
         <w:tblW w:w="5000" w:type="pct"/>
+        <w:tblLook w:val="04A0" w:firstRow="1" w:lastRow="0" w:firstColumn="1" w:lastColumn="0" w:noHBand="0" w:noVBand="1"/>
       </w:tblPr>
       <w:tblGrid>
-        <w:gridCol w:w="2120"/>
-        <w:gridCol w:w="2460"/>
-        <w:gridCol w:w="3660"/>
+        <w:gridCol w:w="3206"/>
+        <w:gridCol w:w="3207"/>
+        <w:gridCol w:w="3207"/>
       </w:tblGrid>
       <w:tr>
         <w:tc>
           <w:tcPr>
             <w:tcW w:w="2800" w:type="dxa"/>
-            <w:shd w:fill="0B2E63" w:val="clear"/>
+            <w:shd w:val="clear" w:color="auto" w:fill="0B2E63"/>
           </w:tcPr>
           <w:p>
             <w:pPr>
@@ -3766,54 +3980,64 @@
             <w:r>
               <w:rPr>
                 <w:rFonts w:ascii="Arial" w:hAnsi="Arial" w:cs="Arial"/>
+                <w:b/>
+                <w:color w:val="FFFFFF"/>
                 <w:sz w:val="16"/>
                 <w:szCs w:val="16"/>
+              </w:rPr>
+              <w:t>Dataset y entidad</w:t>
+            </w:r>
+          </w:p>
+        </w:tc>
+        <w:tc>
+          <w:tcPr>
+            <w:tcW w:w="2800" w:type="dxa"/>
+            <w:shd w:val="clear" w:color="auto" w:fill="0B2E63"/>
+          </w:tcPr>
+          <w:p>
+            <w:pPr>
+              <w:spacing w:before="40" w:after="40" w:line="240" w:lineRule="auto"/>
+            </w:pPr>
+            <w:r>
+              <w:rPr>
+                <w:rFonts w:ascii="Arial" w:hAnsi="Arial" w:cs="Arial"/>
                 <w:b/>
                 <w:color w:val="FFFFFF"/>
-              </w:rPr>
-              <w:t xml:space="preserve">Dataset y entidad</w:t>
-            </w:r>
-          </w:p>
-        </w:tc>
-        <w:tc>
-          <w:tcPr>
-            <w:tcW w:w="2800" w:type="dxa"/>
-            <w:shd w:fill="0B2E63" w:val="clear"/>
-          </w:tcPr>
-          <w:p>
-            <w:pPr>
-              <w:spacing w:before="40" w:after="40" w:line="240" w:lineRule="auto"/>
-            </w:pPr>
-            <w:r>
-              <w:rPr>
-                <w:rFonts w:ascii="Arial" w:hAnsi="Arial" w:cs="Arial"/>
                 <w:sz w:val="16"/>
                 <w:szCs w:val="16"/>
+              </w:rPr>
+              <w:t>Variables clave utilizadas</w:t>
+            </w:r>
+          </w:p>
+        </w:tc>
+        <w:tc>
+          <w:tcPr>
+            <w:tcW w:w="2800" w:type="dxa"/>
+            <w:shd w:val="clear" w:color="auto" w:fill="0B2E63"/>
+          </w:tcPr>
+          <w:p>
+            <w:pPr>
+              <w:spacing w:before="40" w:after="40" w:line="240" w:lineRule="auto"/>
+            </w:pPr>
+            <w:r>
+              <w:rPr>
+                <w:rFonts w:ascii="Arial" w:hAnsi="Arial" w:cs="Arial"/>
                 <w:b/>
                 <w:color w:val="FFFFFF"/>
-              </w:rPr>
-              <w:t xml:space="preserve">Variables clave utilizadas</w:t>
-            </w:r>
-          </w:p>
-        </w:tc>
-        <w:tc>
-          <w:tcPr>
-            <w:tcW w:w="2800" w:type="dxa"/>
-            <w:shd w:fill="0B2E63" w:val="clear"/>
-          </w:tcPr>
-          <w:p>
-            <w:pPr>
-              <w:spacing w:before="40" w:after="40" w:line="240" w:lineRule="auto"/>
-            </w:pPr>
-            <w:r>
-              <w:rPr>
-                <w:rFonts w:ascii="Arial" w:hAnsi="Arial" w:cs="Arial"/>
                 <w:sz w:val="16"/>
                 <w:szCs w:val="16"/>
+              </w:rPr>
+              <w:t xml:space="preserve">Aporte al sistema de </w:t>
+            </w:r>
+            <w:r>
+              <w:rPr>
+                <w:rFonts w:ascii="Arial" w:hAnsi="Arial" w:cs="Arial"/>
                 <w:b/>
                 <w:color w:val="FFFFFF"/>
-              </w:rPr>
-              <w:t xml:space="preserve">Aporte al sistema de analisis</w:t>
+                <w:sz w:val="16"/>
+                <w:szCs w:val="16"/>
+              </w:rPr>
+              <w:t>análisis</w:t>
             </w:r>
           </w:p>
         </w:tc>
@@ -3822,7 +4046,7 @@
         <w:tc>
           <w:tcPr>
             <w:tcW w:w="2800" w:type="dxa"/>
-            <w:shd w:fill="F2F2F2" w:val="clear"/>
+            <w:shd w:val="clear" w:color="auto" w:fill="F2F2F2"/>
           </w:tcPr>
           <w:p>
             <w:pPr>
@@ -3834,45 +4058,149 @@
                 <w:sz w:val="16"/>
                 <w:szCs w:val="16"/>
               </w:rPr>
-              <w:t xml:space="preserve">Estadisticas de Educacion Superior (MEN)</w:t>
-            </w:r>
-          </w:p>
-        </w:tc>
-        <w:tc>
-          <w:tcPr>
-            <w:tcW w:w="2800" w:type="dxa"/>
-            <w:shd w:fill="F2F2F2" w:val="clear"/>
-          </w:tcPr>
-          <w:p>
-            <w:pPr>
-              <w:spacing w:before="40" w:after="40" w:line="240" w:lineRule="auto"/>
-            </w:pPr>
+              <w:t>Estadísticas</w:t>
+            </w:r>
             <w:r>
               <w:rPr>
                 <w:rFonts w:ascii="Arial" w:hAnsi="Arial" w:cs="Arial"/>
                 <w:sz w:val="16"/>
                 <w:szCs w:val="16"/>
               </w:rPr>
-              <w:t xml:space="preserve">Tasas de desercion por nivel, cobertura bruta, transito inmediato, matricula por departamento, nivel y modalidad</w:t>
-            </w:r>
-          </w:p>
-        </w:tc>
-        <w:tc>
-          <w:tcPr>
-            <w:tcW w:w="2800" w:type="dxa"/>
-            <w:shd w:fill="F2F2F2" w:val="clear"/>
-          </w:tcPr>
-          <w:p>
-            <w:pPr>
-              <w:spacing w:before="40" w:after="40" w:line="240" w:lineRule="auto"/>
-            </w:pPr>
+              <w:t xml:space="preserve"> de </w:t>
+            </w:r>
             <w:r>
               <w:rPr>
                 <w:rFonts w:ascii="Arial" w:hAnsi="Arial" w:cs="Arial"/>
                 <w:sz w:val="16"/>
                 <w:szCs w:val="16"/>
               </w:rPr>
-              <w:t xml:space="preserve">21 tablas con series historicas. Alimentan las sintesis academica y territorial con indicadores oficiales del MEN que permiten calcular tendencias de cobertura y desercion por territorio.</w:t>
+              <w:t>Educación</w:t>
+            </w:r>
+            <w:r>
+              <w:rPr>
+                <w:rFonts w:ascii="Arial" w:hAnsi="Arial" w:cs="Arial"/>
+                <w:sz w:val="16"/>
+                <w:szCs w:val="16"/>
+              </w:rPr>
+              <w:t xml:space="preserve"> Superior (MEN)</w:t>
+            </w:r>
+          </w:p>
+        </w:tc>
+        <w:tc>
+          <w:tcPr>
+            <w:tcW w:w="2800" w:type="dxa"/>
+            <w:shd w:val="clear" w:color="auto" w:fill="F2F2F2"/>
+          </w:tcPr>
+          <w:p>
+            <w:pPr>
+              <w:spacing w:before="40" w:after="40" w:line="240" w:lineRule="auto"/>
+            </w:pPr>
+            <w:r>
+              <w:rPr>
+                <w:rFonts w:ascii="Arial" w:hAnsi="Arial" w:cs="Arial"/>
+                <w:sz w:val="16"/>
+                <w:szCs w:val="16"/>
+              </w:rPr>
+              <w:t xml:space="preserve">Tasas de </w:t>
+            </w:r>
+            <w:r>
+              <w:rPr>
+                <w:rFonts w:ascii="Arial" w:hAnsi="Arial" w:cs="Arial"/>
+                <w:sz w:val="16"/>
+                <w:szCs w:val="16"/>
+              </w:rPr>
+              <w:t>deserción</w:t>
+            </w:r>
+            <w:r>
+              <w:rPr>
+                <w:rFonts w:ascii="Arial" w:hAnsi="Arial" w:cs="Arial"/>
+                <w:sz w:val="16"/>
+                <w:szCs w:val="16"/>
+              </w:rPr>
+              <w:t xml:space="preserve"> por nivel, cobertura bruta, transito inmediato, matricula por departamento, nivel y modalidad</w:t>
+            </w:r>
+          </w:p>
+        </w:tc>
+        <w:tc>
+          <w:tcPr>
+            <w:tcW w:w="2800" w:type="dxa"/>
+            <w:shd w:val="clear" w:color="auto" w:fill="F2F2F2"/>
+          </w:tcPr>
+          <w:p>
+            <w:pPr>
+              <w:spacing w:before="40" w:after="40" w:line="240" w:lineRule="auto"/>
+            </w:pPr>
+            <w:r>
+              <w:rPr>
+                <w:rFonts w:ascii="Arial" w:hAnsi="Arial" w:cs="Arial"/>
+                <w:sz w:val="16"/>
+                <w:szCs w:val="16"/>
+              </w:rPr>
+              <w:t xml:space="preserve">21 tablas con series </w:t>
+            </w:r>
+            <w:r>
+              <w:rPr>
+                <w:rFonts w:ascii="Arial" w:hAnsi="Arial" w:cs="Arial"/>
+                <w:sz w:val="16"/>
+                <w:szCs w:val="16"/>
+              </w:rPr>
+              <w:t>históricas</w:t>
+            </w:r>
+            <w:r>
+              <w:rPr>
+                <w:rFonts w:ascii="Arial" w:hAnsi="Arial" w:cs="Arial"/>
+                <w:sz w:val="16"/>
+                <w:szCs w:val="16"/>
+              </w:rPr>
+              <w:t xml:space="preserve">. Alimentan las </w:t>
+            </w:r>
+            <w:r>
+              <w:rPr>
+                <w:rFonts w:ascii="Arial" w:hAnsi="Arial" w:cs="Arial"/>
+                <w:sz w:val="16"/>
+                <w:szCs w:val="16"/>
+              </w:rPr>
+              <w:t>síntesis</w:t>
+            </w:r>
+            <w:r>
+              <w:rPr>
+                <w:rFonts w:ascii="Arial" w:hAnsi="Arial" w:cs="Arial"/>
+                <w:sz w:val="16"/>
+                <w:szCs w:val="16"/>
+              </w:rPr>
+              <w:t xml:space="preserve"> </w:t>
+            </w:r>
+            <w:r>
+              <w:rPr>
+                <w:rFonts w:ascii="Arial" w:hAnsi="Arial" w:cs="Arial"/>
+                <w:sz w:val="16"/>
+                <w:szCs w:val="16"/>
+              </w:rPr>
+              <w:t>académica</w:t>
+            </w:r>
+            <w:r>
+              <w:rPr>
+                <w:rFonts w:ascii="Arial" w:hAnsi="Arial" w:cs="Arial"/>
+                <w:sz w:val="16"/>
+                <w:szCs w:val="16"/>
+              </w:rPr>
+              <w:t xml:space="preserve"> y territorial con indicadores oficiales del MEN que permiten calcular tendencias de cobertura y </w:t>
+            </w:r>
+            <w:r>
+              <w:rPr>
+                <w:rFonts w:ascii="Arial" w:hAnsi="Arial" w:cs="Arial"/>
+                <w:sz w:val="16"/>
+                <w:szCs w:val="16"/>
+              </w:rPr>
+              <w:t>deserción</w:t>
+            </w:r>
+            <w:r>
+              <w:rPr>
+                <w:rFonts w:ascii="Arial" w:hAnsi="Arial" w:cs="Arial"/>
+                <w:sz w:val="16"/>
+                <w:szCs w:val="16"/>
+              </w:rPr>
+              <w:t xml:space="preserve"> por territorio.</w:t>
             </w:r>
           </w:p>
         </w:tc>
@@ -3892,43 +4220,131 @@
                 <w:sz w:val="16"/>
                 <w:szCs w:val="16"/>
               </w:rPr>
-              <w:t xml:space="preserve">Matricula en Educacion Superior (MEN)</w:t>
-            </w:r>
-          </w:p>
-        </w:tc>
-        <w:tc>
-          <w:tcPr>
-            <w:tcW w:w="2800" w:type="dxa"/>
-          </w:tcPr>
-          <w:p>
-            <w:pPr>
-              <w:spacing w:before="40" w:after="40" w:line="240" w:lineRule="auto"/>
-            </w:pPr>
+              <w:t xml:space="preserve">Matricula en </w:t>
+            </w:r>
             <w:r>
               <w:rPr>
                 <w:rFonts w:ascii="Arial" w:hAnsi="Arial" w:cs="Arial"/>
                 <w:sz w:val="16"/>
                 <w:szCs w:val="16"/>
               </w:rPr>
-              <w:t xml:space="preserve">Codigo IES, departamento, municipio, nivel de formacion, total de matriculados por cohorte</w:t>
-            </w:r>
-          </w:p>
-        </w:tc>
-        <w:tc>
-          <w:tcPr>
-            <w:tcW w:w="2800" w:type="dxa"/>
-          </w:tcPr>
-          <w:p>
-            <w:pPr>
-              <w:spacing w:before="40" w:after="40" w:line="240" w:lineRule="auto"/>
-            </w:pPr>
+              <w:t>Educación</w:t>
+            </w:r>
             <w:r>
               <w:rPr>
                 <w:rFonts w:ascii="Arial" w:hAnsi="Arial" w:cs="Arial"/>
                 <w:sz w:val="16"/>
                 <w:szCs w:val="16"/>
               </w:rPr>
-              <w:t xml:space="preserve">206,919 registros. Permite el calculo de HHI, CAGR y market share por NBC, departamento y modalidad. Fuente principal de la sintesis academica.</w:t>
+              <w:t xml:space="preserve"> Superior (MEN)</w:t>
+            </w:r>
+          </w:p>
+        </w:tc>
+        <w:tc>
+          <w:tcPr>
+            <w:tcW w:w="2800" w:type="dxa"/>
+          </w:tcPr>
+          <w:p>
+            <w:pPr>
+              <w:spacing w:before="40" w:after="40" w:line="240" w:lineRule="auto"/>
+            </w:pPr>
+            <w:r>
+              <w:rPr>
+                <w:rFonts w:ascii="Arial" w:hAnsi="Arial" w:cs="Arial"/>
+                <w:sz w:val="16"/>
+                <w:szCs w:val="16"/>
+              </w:rPr>
+              <w:t>Código</w:t>
+            </w:r>
+            <w:r>
+              <w:rPr>
+                <w:rFonts w:ascii="Arial" w:hAnsi="Arial" w:cs="Arial"/>
+                <w:sz w:val="16"/>
+                <w:szCs w:val="16"/>
+              </w:rPr>
+              <w:t xml:space="preserve"> IES, departamento, municipio, nivel de </w:t>
+            </w:r>
+            <w:r>
+              <w:rPr>
+                <w:rFonts w:ascii="Arial" w:hAnsi="Arial" w:cs="Arial"/>
+                <w:sz w:val="16"/>
+                <w:szCs w:val="16"/>
+              </w:rPr>
+              <w:t>formación</w:t>
+            </w:r>
+            <w:r>
+              <w:rPr>
+                <w:rFonts w:ascii="Arial" w:hAnsi="Arial" w:cs="Arial"/>
+                <w:sz w:val="16"/>
+                <w:szCs w:val="16"/>
+              </w:rPr>
+              <w:t>, total de matriculados por cohorte</w:t>
+            </w:r>
+          </w:p>
+        </w:tc>
+        <w:tc>
+          <w:tcPr>
+            <w:tcW w:w="2800" w:type="dxa"/>
+          </w:tcPr>
+          <w:p>
+            <w:pPr>
+              <w:spacing w:before="40" w:after="40" w:line="240" w:lineRule="auto"/>
+            </w:pPr>
+            <w:r>
+              <w:rPr>
+                <w:rFonts w:ascii="Arial" w:hAnsi="Arial" w:cs="Arial"/>
+                <w:sz w:val="16"/>
+                <w:szCs w:val="16"/>
+              </w:rPr>
+              <w:t xml:space="preserve">206,919 registros. Permite el </w:t>
+            </w:r>
+            <w:r>
+              <w:rPr>
+                <w:rFonts w:ascii="Arial" w:hAnsi="Arial" w:cs="Arial"/>
+                <w:sz w:val="16"/>
+                <w:szCs w:val="16"/>
+              </w:rPr>
+              <w:t>cálculo</w:t>
+            </w:r>
+            <w:r>
+              <w:rPr>
+                <w:rFonts w:ascii="Arial" w:hAnsi="Arial" w:cs="Arial"/>
+                <w:sz w:val="16"/>
+                <w:szCs w:val="16"/>
+              </w:rPr>
+              <w:t xml:space="preserve"> de HHI, CAGR y market share por NBC, departamento y modalidad. Fuente principal de la </w:t>
+            </w:r>
+            <w:r>
+              <w:rPr>
+                <w:rFonts w:ascii="Arial" w:hAnsi="Arial" w:cs="Arial"/>
+                <w:sz w:val="16"/>
+                <w:szCs w:val="16"/>
+              </w:rPr>
+              <w:t>síntesis</w:t>
+            </w:r>
+            <w:r>
+              <w:rPr>
+                <w:rFonts w:ascii="Arial" w:hAnsi="Arial" w:cs="Arial"/>
+                <w:sz w:val="16"/>
+                <w:szCs w:val="16"/>
+              </w:rPr>
+              <w:t xml:space="preserve"> </w:t>
+            </w:r>
+            <w:r>
+              <w:rPr>
+                <w:rFonts w:ascii="Arial" w:hAnsi="Arial" w:cs="Arial"/>
+                <w:sz w:val="16"/>
+                <w:szCs w:val="16"/>
+              </w:rPr>
+              <w:t>académica</w:t>
+            </w:r>
+            <w:r>
+              <w:rPr>
+                <w:rFonts w:ascii="Arial" w:hAnsi="Arial" w:cs="Arial"/>
+                <w:sz w:val="16"/>
+                <w:szCs w:val="16"/>
+              </w:rPr>
+              <w:t>.</w:t>
             </w:r>
           </w:p>
         </w:tc>
@@ -3937,7 +4353,7 @@
         <w:tc>
           <w:tcPr>
             <w:tcW w:w="2800" w:type="dxa"/>
-            <w:shd w:fill="F2F2F2" w:val="clear"/>
+            <w:shd w:val="clear" w:color="auto" w:fill="F2F2F2"/>
           </w:tcPr>
           <w:p>
             <w:pPr>
@@ -3949,45 +4365,197 @@
                 <w:sz w:val="16"/>
                 <w:szCs w:val="16"/>
               </w:rPr>
-              <w:t xml:space="preserve">Programas ETDH — Educacion para el Trabajo (MEN)</w:t>
-            </w:r>
-          </w:p>
-        </w:tc>
-        <w:tc>
-          <w:tcPr>
-            <w:tcW w:w="2800" w:type="dxa"/>
-            <w:shd w:fill="F2F2F2" w:val="clear"/>
-          </w:tcPr>
-          <w:p>
-            <w:pPr>
-              <w:spacing w:before="40" w:after="40" w:line="240" w:lineRule="auto"/>
-            </w:pPr>
+              <w:t xml:space="preserve">Programas ETDH — </w:t>
+            </w:r>
             <w:r>
               <w:rPr>
                 <w:rFonts w:ascii="Arial" w:hAnsi="Arial" w:cs="Arial"/>
                 <w:sz w:val="16"/>
                 <w:szCs w:val="16"/>
               </w:rPr>
-              <w:t xml:space="preserve">Codigo de sede, codigo y nombre de institucion, codigo y nombre de programa, area de desempeno, duracion en horas, costo, estado</w:t>
-            </w:r>
-          </w:p>
-        </w:tc>
-        <w:tc>
-          <w:tcPr>
-            <w:tcW w:w="2800" w:type="dxa"/>
-            <w:shd w:fill="F2F2F2" w:val="clear"/>
-          </w:tcPr>
-          <w:p>
-            <w:pPr>
-              <w:spacing w:before="40" w:after="40" w:line="240" w:lineRule="auto"/>
-            </w:pPr>
+              <w:t>Educación</w:t>
+            </w:r>
             <w:r>
               <w:rPr>
                 <w:rFonts w:ascii="Arial" w:hAnsi="Arial" w:cs="Arial"/>
                 <w:sz w:val="16"/>
                 <w:szCs w:val="16"/>
               </w:rPr>
-              <w:t xml:space="preserve">19,867 programas de formacion para el trabajo. Habilita el puente SNIES-SIET mediante matching semantico con embeddings multilingues.</w:t>
+              <w:t xml:space="preserve"> para el Trabajo (MEN)</w:t>
+            </w:r>
+          </w:p>
+        </w:tc>
+        <w:tc>
+          <w:tcPr>
+            <w:tcW w:w="2800" w:type="dxa"/>
+            <w:shd w:val="clear" w:color="auto" w:fill="F2F2F2"/>
+          </w:tcPr>
+          <w:p>
+            <w:pPr>
+              <w:spacing w:before="40" w:after="40" w:line="240" w:lineRule="auto"/>
+            </w:pPr>
+            <w:r>
+              <w:rPr>
+                <w:rFonts w:ascii="Arial" w:hAnsi="Arial" w:cs="Arial"/>
+                <w:sz w:val="16"/>
+                <w:szCs w:val="16"/>
+              </w:rPr>
+              <w:t>Código</w:t>
+            </w:r>
+            <w:r>
+              <w:rPr>
+                <w:rFonts w:ascii="Arial" w:hAnsi="Arial" w:cs="Arial"/>
+                <w:sz w:val="16"/>
+                <w:szCs w:val="16"/>
+              </w:rPr>
+              <w:t xml:space="preserve"> de sede, </w:t>
+            </w:r>
+            <w:r>
+              <w:rPr>
+                <w:rFonts w:ascii="Arial" w:hAnsi="Arial" w:cs="Arial"/>
+                <w:sz w:val="16"/>
+                <w:szCs w:val="16"/>
+              </w:rPr>
+              <w:t>código</w:t>
+            </w:r>
+            <w:r>
+              <w:rPr>
+                <w:rFonts w:ascii="Arial" w:hAnsi="Arial" w:cs="Arial"/>
+                <w:sz w:val="16"/>
+                <w:szCs w:val="16"/>
+              </w:rPr>
+              <w:t xml:space="preserve"> y nombre de </w:t>
+            </w:r>
+            <w:r>
+              <w:rPr>
+                <w:rFonts w:ascii="Arial" w:hAnsi="Arial" w:cs="Arial"/>
+                <w:sz w:val="16"/>
+                <w:szCs w:val="16"/>
+              </w:rPr>
+              <w:t>institución</w:t>
+            </w:r>
+            <w:r>
+              <w:rPr>
+                <w:rFonts w:ascii="Arial" w:hAnsi="Arial" w:cs="Arial"/>
+                <w:sz w:val="16"/>
+                <w:szCs w:val="16"/>
+              </w:rPr>
+              <w:t xml:space="preserve">, </w:t>
+            </w:r>
+            <w:r>
+              <w:rPr>
+                <w:rFonts w:ascii="Arial" w:hAnsi="Arial" w:cs="Arial"/>
+                <w:sz w:val="16"/>
+                <w:szCs w:val="16"/>
+              </w:rPr>
+              <w:t>código</w:t>
+            </w:r>
+            <w:r>
+              <w:rPr>
+                <w:rFonts w:ascii="Arial" w:hAnsi="Arial" w:cs="Arial"/>
+                <w:sz w:val="16"/>
+                <w:szCs w:val="16"/>
+              </w:rPr>
+              <w:t xml:space="preserve"> y nombre de programa, </w:t>
+            </w:r>
+            <w:r>
+              <w:rPr>
+                <w:rFonts w:ascii="Arial" w:hAnsi="Arial" w:cs="Arial"/>
+                <w:sz w:val="16"/>
+                <w:szCs w:val="16"/>
+              </w:rPr>
+              <w:t>área</w:t>
+            </w:r>
+            <w:r>
+              <w:rPr>
+                <w:rFonts w:ascii="Arial" w:hAnsi="Arial" w:cs="Arial"/>
+                <w:sz w:val="16"/>
+                <w:szCs w:val="16"/>
+              </w:rPr>
+              <w:t xml:space="preserve"> de </w:t>
+            </w:r>
+            <w:r>
+              <w:rPr>
+                <w:rFonts w:ascii="Arial" w:hAnsi="Arial" w:cs="Arial"/>
+                <w:sz w:val="16"/>
+                <w:szCs w:val="16"/>
+              </w:rPr>
+              <w:t>desempeño</w:t>
+            </w:r>
+            <w:r>
+              <w:rPr>
+                <w:rFonts w:ascii="Arial" w:hAnsi="Arial" w:cs="Arial"/>
+                <w:sz w:val="16"/>
+                <w:szCs w:val="16"/>
+              </w:rPr>
+              <w:t xml:space="preserve">, </w:t>
+            </w:r>
+            <w:r>
+              <w:rPr>
+                <w:rFonts w:ascii="Arial" w:hAnsi="Arial" w:cs="Arial"/>
+                <w:sz w:val="16"/>
+                <w:szCs w:val="16"/>
+              </w:rPr>
+              <w:t>duración</w:t>
+            </w:r>
+            <w:r>
+              <w:rPr>
+                <w:rFonts w:ascii="Arial" w:hAnsi="Arial" w:cs="Arial"/>
+                <w:sz w:val="16"/>
+                <w:szCs w:val="16"/>
+              </w:rPr>
+              <w:t xml:space="preserve"> en horas, costo, estado</w:t>
+            </w:r>
+          </w:p>
+        </w:tc>
+        <w:tc>
+          <w:tcPr>
+            <w:tcW w:w="2800" w:type="dxa"/>
+            <w:shd w:val="clear" w:color="auto" w:fill="F2F2F2"/>
+          </w:tcPr>
+          <w:p>
+            <w:pPr>
+              <w:spacing w:before="40" w:after="40" w:line="240" w:lineRule="auto"/>
+            </w:pPr>
+            <w:r>
+              <w:rPr>
+                <w:rFonts w:ascii="Arial" w:hAnsi="Arial" w:cs="Arial"/>
+                <w:sz w:val="16"/>
+                <w:szCs w:val="16"/>
+              </w:rPr>
+              <w:t xml:space="preserve">19,867 programas de </w:t>
+            </w:r>
+            <w:r>
+              <w:rPr>
+                <w:rFonts w:ascii="Arial" w:hAnsi="Arial" w:cs="Arial"/>
+                <w:sz w:val="16"/>
+                <w:szCs w:val="16"/>
+              </w:rPr>
+              <w:t>formación</w:t>
+            </w:r>
+            <w:r>
+              <w:rPr>
+                <w:rFonts w:ascii="Arial" w:hAnsi="Arial" w:cs="Arial"/>
+                <w:sz w:val="16"/>
+                <w:szCs w:val="16"/>
+              </w:rPr>
+              <w:t xml:space="preserve"> para el trabajo. Habilita el puente SNIES-SIET mediante matching </w:t>
+            </w:r>
+            <w:r>
+              <w:rPr>
+                <w:rFonts w:ascii="Arial" w:hAnsi="Arial" w:cs="Arial"/>
+                <w:sz w:val="16"/>
+                <w:szCs w:val="16"/>
+              </w:rPr>
+              <w:t>semántico</w:t>
+            </w:r>
+            <w:r>
+              <w:rPr>
+                <w:rFonts w:ascii="Arial" w:hAnsi="Arial" w:cs="Arial"/>
+                <w:sz w:val="16"/>
+                <w:szCs w:val="16"/>
+              </w:rPr>
+              <w:t xml:space="preserve"> con embeddings multilingues.</w:t>
             </w:r>
           </w:p>
         </w:tc>
@@ -4007,43 +4575,155 @@
                 <w:sz w:val="16"/>
                 <w:szCs w:val="16"/>
               </w:rPr>
-              <w:t xml:space="preserve">Certificacion de Formacion Profesional Integral (SENA)</w:t>
-            </w:r>
-          </w:p>
-        </w:tc>
-        <w:tc>
-          <w:tcPr>
-            <w:tcW w:w="2800" w:type="dxa"/>
-          </w:tcPr>
-          <w:p>
-            <w:pPr>
-              <w:spacing w:before="40" w:after="40" w:line="240" w:lineRule="auto"/>
-            </w:pPr>
+              <w:t>Certificación</w:t>
+            </w:r>
             <w:r>
               <w:rPr>
                 <w:rFonts w:ascii="Arial" w:hAnsi="Arial" w:cs="Arial"/>
                 <w:sz w:val="16"/>
                 <w:szCs w:val="16"/>
               </w:rPr>
-              <w:t xml:space="preserve">Regional, centro de formacion, ficha, programa, nivel de formacion, municipio, duracion</w:t>
-            </w:r>
-          </w:p>
-        </w:tc>
-        <w:tc>
-          <w:tcPr>
-            <w:tcW w:w="2800" w:type="dxa"/>
-          </w:tcPr>
-          <w:p>
-            <w:pPr>
-              <w:spacing w:before="40" w:after="40" w:line="240" w:lineRule="auto"/>
-            </w:pPr>
+              <w:t xml:space="preserve"> de </w:t>
+            </w:r>
             <w:r>
               <w:rPr>
                 <w:rFonts w:ascii="Arial" w:hAnsi="Arial" w:cs="Arial"/>
                 <w:sz w:val="16"/>
                 <w:szCs w:val="16"/>
               </w:rPr>
-              <w:t xml:space="preserve">8,538 registros. Aporta al analisis de complementariedad entre la formacion profesional del SENA y la educacion superior formal.</w:t>
+              <w:t>Formación</w:t>
+            </w:r>
+            <w:r>
+              <w:rPr>
+                <w:rFonts w:ascii="Arial" w:hAnsi="Arial" w:cs="Arial"/>
+                <w:sz w:val="16"/>
+                <w:szCs w:val="16"/>
+              </w:rPr>
+              <w:t xml:space="preserve"> Profesional Integral (SENA)</w:t>
+            </w:r>
+          </w:p>
+        </w:tc>
+        <w:tc>
+          <w:tcPr>
+            <w:tcW w:w="2800" w:type="dxa"/>
+          </w:tcPr>
+          <w:p>
+            <w:pPr>
+              <w:spacing w:before="40" w:after="40" w:line="240" w:lineRule="auto"/>
+            </w:pPr>
+            <w:r>
+              <w:rPr>
+                <w:rFonts w:ascii="Arial" w:hAnsi="Arial" w:cs="Arial"/>
+                <w:sz w:val="16"/>
+                <w:szCs w:val="16"/>
+              </w:rPr>
+              <w:t xml:space="preserve">Regional, centro de </w:t>
+            </w:r>
+            <w:r>
+              <w:rPr>
+                <w:rFonts w:ascii="Arial" w:hAnsi="Arial" w:cs="Arial"/>
+                <w:sz w:val="16"/>
+                <w:szCs w:val="16"/>
+              </w:rPr>
+              <w:t>formación</w:t>
+            </w:r>
+            <w:r>
+              <w:rPr>
+                <w:rFonts w:ascii="Arial" w:hAnsi="Arial" w:cs="Arial"/>
+                <w:sz w:val="16"/>
+                <w:szCs w:val="16"/>
+              </w:rPr>
+              <w:t xml:space="preserve">, ficha, programa, nivel de </w:t>
+            </w:r>
+            <w:r>
+              <w:rPr>
+                <w:rFonts w:ascii="Arial" w:hAnsi="Arial" w:cs="Arial"/>
+                <w:sz w:val="16"/>
+                <w:szCs w:val="16"/>
+              </w:rPr>
+              <w:t>formación</w:t>
+            </w:r>
+            <w:r>
+              <w:rPr>
+                <w:rFonts w:ascii="Arial" w:hAnsi="Arial" w:cs="Arial"/>
+                <w:sz w:val="16"/>
+                <w:szCs w:val="16"/>
+              </w:rPr>
+              <w:t xml:space="preserve">, municipio, </w:t>
+            </w:r>
+            <w:r>
+              <w:rPr>
+                <w:rFonts w:ascii="Arial" w:hAnsi="Arial" w:cs="Arial"/>
+                <w:sz w:val="16"/>
+                <w:szCs w:val="16"/>
+              </w:rPr>
+              <w:t>duración</w:t>
+            </w:r>
+          </w:p>
+        </w:tc>
+        <w:tc>
+          <w:tcPr>
+            <w:tcW w:w="2800" w:type="dxa"/>
+          </w:tcPr>
+          <w:p>
+            <w:pPr>
+              <w:spacing w:before="40" w:after="40" w:line="240" w:lineRule="auto"/>
+            </w:pPr>
+            <w:r>
+              <w:rPr>
+                <w:rFonts w:ascii="Arial" w:hAnsi="Arial" w:cs="Arial"/>
+                <w:sz w:val="16"/>
+                <w:szCs w:val="16"/>
+              </w:rPr>
+              <w:t xml:space="preserve">8,538 registros. Aporta al </w:t>
+            </w:r>
+            <w:r>
+              <w:rPr>
+                <w:rFonts w:ascii="Arial" w:hAnsi="Arial" w:cs="Arial"/>
+                <w:sz w:val="16"/>
+                <w:szCs w:val="16"/>
+              </w:rPr>
+              <w:t>análisis</w:t>
+            </w:r>
+            <w:r>
+              <w:rPr>
+                <w:rFonts w:ascii="Arial" w:hAnsi="Arial" w:cs="Arial"/>
+                <w:sz w:val="16"/>
+                <w:szCs w:val="16"/>
+              </w:rPr>
+              <w:t xml:space="preserve"> de complementariedad entre la </w:t>
+            </w:r>
+            <w:r>
+              <w:rPr>
+                <w:rFonts w:ascii="Arial" w:hAnsi="Arial" w:cs="Arial"/>
+                <w:sz w:val="16"/>
+                <w:szCs w:val="16"/>
+              </w:rPr>
+              <w:t>formación</w:t>
+            </w:r>
+            <w:r>
+              <w:rPr>
+                <w:rFonts w:ascii="Arial" w:hAnsi="Arial" w:cs="Arial"/>
+                <w:sz w:val="16"/>
+                <w:szCs w:val="16"/>
+              </w:rPr>
+              <w:t xml:space="preserve"> profesional del SENA y la </w:t>
+            </w:r>
+            <w:r>
+              <w:rPr>
+                <w:rFonts w:ascii="Arial" w:hAnsi="Arial" w:cs="Arial"/>
+                <w:sz w:val="16"/>
+                <w:szCs w:val="16"/>
+              </w:rPr>
+              <w:t>educación</w:t>
+            </w:r>
+            <w:r>
+              <w:rPr>
+                <w:rFonts w:ascii="Arial" w:hAnsi="Arial" w:cs="Arial"/>
+                <w:sz w:val="16"/>
+                <w:szCs w:val="16"/>
+              </w:rPr>
+              <w:t xml:space="preserve"> superior formal.</w:t>
             </w:r>
           </w:p>
         </w:tc>
@@ -4052,7 +4732,7 @@
         <w:tc>
           <w:tcPr>
             <w:tcW w:w="2800" w:type="dxa"/>
-            <w:shd w:fill="F2F2F2" w:val="clear"/>
+            <w:shd w:val="clear" w:color="auto" w:fill="F2F2F2"/>
           </w:tcPr>
           <w:p>
             <w:pPr>
@@ -4064,45 +4744,165 @@
                 <w:sz w:val="16"/>
                 <w:szCs w:val="16"/>
               </w:rPr>
-              <w:t xml:space="preserve">Cupos y Desercion en FPI (SENA)</w:t>
-            </w:r>
-          </w:p>
-        </w:tc>
-        <w:tc>
-          <w:tcPr>
-            <w:tcW w:w="2800" w:type="dxa"/>
-            <w:shd w:fill="F2F2F2" w:val="clear"/>
-          </w:tcPr>
-          <w:p>
-            <w:pPr>
-              <w:spacing w:before="40" w:after="40" w:line="240" w:lineRule="auto"/>
-            </w:pPr>
+              <w:t xml:space="preserve">Cupos y </w:t>
+            </w:r>
             <w:r>
               <w:rPr>
                 <w:rFonts w:ascii="Arial" w:hAnsi="Arial" w:cs="Arial"/>
                 <w:sz w:val="16"/>
                 <w:szCs w:val="16"/>
               </w:rPr>
-              <w:t xml:space="preserve">Periodo, regional, centro, tipo de poblacion, estado de la formacion, causa de desercion</w:t>
-            </w:r>
-          </w:p>
-        </w:tc>
-        <w:tc>
-          <w:tcPr>
-            <w:tcW w:w="2800" w:type="dxa"/>
-            <w:shd w:fill="F2F2F2" w:val="clear"/>
-          </w:tcPr>
-          <w:p>
-            <w:pPr>
-              <w:spacing w:before="40" w:after="40" w:line="240" w:lineRule="auto"/>
-            </w:pPr>
+              <w:t>Deserción</w:t>
+            </w:r>
             <w:r>
               <w:rPr>
                 <w:rFonts w:ascii="Arial" w:hAnsi="Arial" w:cs="Arial"/>
                 <w:sz w:val="16"/>
                 <w:szCs w:val="16"/>
               </w:rPr>
-              <w:t xml:space="preserve">42,080 registros. Enriquece el componente de analisis de permanencia con datos del ecosistema SENA, contrastando patrones de desercion entre formacion profesional y educacion superior.</w:t>
+              <w:t xml:space="preserve"> en FPI (SENA)</w:t>
+            </w:r>
+          </w:p>
+        </w:tc>
+        <w:tc>
+          <w:tcPr>
+            <w:tcW w:w="2800" w:type="dxa"/>
+            <w:shd w:val="clear" w:color="auto" w:fill="F2F2F2"/>
+          </w:tcPr>
+          <w:p>
+            <w:pPr>
+              <w:spacing w:before="40" w:after="40" w:line="240" w:lineRule="auto"/>
+            </w:pPr>
+            <w:r>
+              <w:rPr>
+                <w:rFonts w:ascii="Arial" w:hAnsi="Arial" w:cs="Arial"/>
+                <w:sz w:val="16"/>
+                <w:szCs w:val="16"/>
+              </w:rPr>
+              <w:t xml:space="preserve">Periodo, regional, centro, tipo de </w:t>
+            </w:r>
+            <w:r>
+              <w:rPr>
+                <w:rFonts w:ascii="Arial" w:hAnsi="Arial" w:cs="Arial"/>
+                <w:sz w:val="16"/>
+                <w:szCs w:val="16"/>
+              </w:rPr>
+              <w:t>población</w:t>
+            </w:r>
+            <w:r>
+              <w:rPr>
+                <w:rFonts w:ascii="Arial" w:hAnsi="Arial" w:cs="Arial"/>
+                <w:sz w:val="16"/>
+                <w:szCs w:val="16"/>
+              </w:rPr>
+              <w:t xml:space="preserve">, estado de la </w:t>
+            </w:r>
+            <w:r>
+              <w:rPr>
+                <w:rFonts w:ascii="Arial" w:hAnsi="Arial" w:cs="Arial"/>
+                <w:sz w:val="16"/>
+                <w:szCs w:val="16"/>
+              </w:rPr>
+              <w:t>formación</w:t>
+            </w:r>
+            <w:r>
+              <w:rPr>
+                <w:rFonts w:ascii="Arial" w:hAnsi="Arial" w:cs="Arial"/>
+                <w:sz w:val="16"/>
+                <w:szCs w:val="16"/>
+              </w:rPr>
+              <w:t xml:space="preserve">, causa de </w:t>
+            </w:r>
+            <w:r>
+              <w:rPr>
+                <w:rFonts w:ascii="Arial" w:hAnsi="Arial" w:cs="Arial"/>
+                <w:sz w:val="16"/>
+                <w:szCs w:val="16"/>
+              </w:rPr>
+              <w:t>deserción</w:t>
+            </w:r>
+          </w:p>
+        </w:tc>
+        <w:tc>
+          <w:tcPr>
+            <w:tcW w:w="2800" w:type="dxa"/>
+            <w:shd w:val="clear" w:color="auto" w:fill="F2F2F2"/>
+          </w:tcPr>
+          <w:p>
+            <w:pPr>
+              <w:spacing w:before="40" w:after="40" w:line="240" w:lineRule="auto"/>
+            </w:pPr>
+            <w:r>
+              <w:rPr>
+                <w:rFonts w:ascii="Arial" w:hAnsi="Arial" w:cs="Arial"/>
+                <w:sz w:val="16"/>
+                <w:szCs w:val="16"/>
+              </w:rPr>
+              <w:t xml:space="preserve">42,080 registros. Enriquece el componente de </w:t>
+            </w:r>
+            <w:r>
+              <w:rPr>
+                <w:rFonts w:ascii="Arial" w:hAnsi="Arial" w:cs="Arial"/>
+                <w:sz w:val="16"/>
+                <w:szCs w:val="16"/>
+              </w:rPr>
+              <w:t>análisis</w:t>
+            </w:r>
+            <w:r>
+              <w:rPr>
+                <w:rFonts w:ascii="Arial" w:hAnsi="Arial" w:cs="Arial"/>
+                <w:sz w:val="16"/>
+                <w:szCs w:val="16"/>
+              </w:rPr>
+              <w:t xml:space="preserve"> de permanencia con datos del ecosistema SENA, contrastando patrones de </w:t>
+            </w:r>
+            <w:r>
+              <w:rPr>
+                <w:rFonts w:ascii="Arial" w:hAnsi="Arial" w:cs="Arial"/>
+                <w:sz w:val="16"/>
+                <w:szCs w:val="16"/>
+              </w:rPr>
+              <w:t>deserción</w:t>
+            </w:r>
+            <w:r>
+              <w:rPr>
+                <w:rFonts w:ascii="Arial" w:hAnsi="Arial" w:cs="Arial"/>
+                <w:sz w:val="16"/>
+                <w:szCs w:val="16"/>
+              </w:rPr>
+              <w:t xml:space="preserve"> entre </w:t>
+            </w:r>
+            <w:r>
+              <w:rPr>
+                <w:rFonts w:ascii="Arial" w:hAnsi="Arial" w:cs="Arial"/>
+                <w:sz w:val="16"/>
+                <w:szCs w:val="16"/>
+              </w:rPr>
+              <w:t>formación</w:t>
+            </w:r>
+            <w:r>
+              <w:rPr>
+                <w:rFonts w:ascii="Arial" w:hAnsi="Arial" w:cs="Arial"/>
+                <w:sz w:val="16"/>
+                <w:szCs w:val="16"/>
+              </w:rPr>
+              <w:t xml:space="preserve"> profesional y </w:t>
+            </w:r>
+            <w:r>
+              <w:rPr>
+                <w:rFonts w:ascii="Arial" w:hAnsi="Arial" w:cs="Arial"/>
+                <w:sz w:val="16"/>
+                <w:szCs w:val="16"/>
+              </w:rPr>
+              <w:t>educación</w:t>
+            </w:r>
+            <w:r>
+              <w:rPr>
+                <w:rFonts w:ascii="Arial" w:hAnsi="Arial" w:cs="Arial"/>
+                <w:sz w:val="16"/>
+                <w:szCs w:val="16"/>
+              </w:rPr>
+              <w:t xml:space="preserve"> superior.</w:t>
             </w:r>
           </w:p>
         </w:tc>
@@ -4122,43 +4922,155 @@
                 <w:sz w:val="16"/>
                 <w:szCs w:val="16"/>
               </w:rPr>
-              <w:t xml:space="preserve">Inscritos en la Agencia Publica de Empleo (SENA)</w:t>
-            </w:r>
-          </w:p>
-        </w:tc>
-        <w:tc>
-          <w:tcPr>
-            <w:tcW w:w="2800" w:type="dxa"/>
-          </w:tcPr>
-          <w:p>
-            <w:pPr>
-              <w:spacing w:before="40" w:after="40" w:line="240" w:lineRule="auto"/>
-            </w:pPr>
+              <w:t xml:space="preserve">Inscritos en la Agencia </w:t>
+            </w:r>
             <w:r>
               <w:rPr>
                 <w:rFonts w:ascii="Arial" w:hAnsi="Arial" w:cs="Arial"/>
                 <w:sz w:val="16"/>
                 <w:szCs w:val="16"/>
               </w:rPr>
-              <w:t xml:space="preserve">ID de ocupacion, nombre de la ocupacion, nivel, numero de inscritos anuales</w:t>
-            </w:r>
-          </w:p>
-        </w:tc>
-        <w:tc>
-          <w:tcPr>
-            <w:tcW w:w="2800" w:type="dxa"/>
-          </w:tcPr>
-          <w:p>
-            <w:pPr>
-              <w:spacing w:before="40" w:after="40" w:line="240" w:lineRule="auto"/>
-            </w:pPr>
+              <w:t>Pública</w:t>
+            </w:r>
             <w:r>
               <w:rPr>
                 <w:rFonts w:ascii="Arial" w:hAnsi="Arial" w:cs="Arial"/>
                 <w:sz w:val="16"/>
                 <w:szCs w:val="16"/>
               </w:rPr>
-              <w:t xml:space="preserve">566 registros de ocupaciones con demanda laboral. Contribuye al calculo del ratio de absorcion laboral y al matching semantico con ocupaciones CUOC.</w:t>
+              <w:t xml:space="preserve"> de Empleo (SENA)</w:t>
+            </w:r>
+          </w:p>
+        </w:tc>
+        <w:tc>
+          <w:tcPr>
+            <w:tcW w:w="2800" w:type="dxa"/>
+          </w:tcPr>
+          <w:p>
+            <w:pPr>
+              <w:spacing w:before="40" w:after="40" w:line="240" w:lineRule="auto"/>
+            </w:pPr>
+            <w:r>
+              <w:rPr>
+                <w:rFonts w:ascii="Arial" w:hAnsi="Arial" w:cs="Arial"/>
+                <w:sz w:val="16"/>
+                <w:szCs w:val="16"/>
+              </w:rPr>
+              <w:t xml:space="preserve">ID de </w:t>
+            </w:r>
+            <w:r>
+              <w:rPr>
+                <w:rFonts w:ascii="Arial" w:hAnsi="Arial" w:cs="Arial"/>
+                <w:sz w:val="16"/>
+                <w:szCs w:val="16"/>
+              </w:rPr>
+              <w:t>ocupación</w:t>
+            </w:r>
+            <w:r>
+              <w:rPr>
+                <w:rFonts w:ascii="Arial" w:hAnsi="Arial" w:cs="Arial"/>
+                <w:sz w:val="16"/>
+                <w:szCs w:val="16"/>
+              </w:rPr>
+              <w:t xml:space="preserve">, nombre de la </w:t>
+            </w:r>
+            <w:r>
+              <w:rPr>
+                <w:rFonts w:ascii="Arial" w:hAnsi="Arial" w:cs="Arial"/>
+                <w:sz w:val="16"/>
+                <w:szCs w:val="16"/>
+              </w:rPr>
+              <w:t>ocupación</w:t>
+            </w:r>
+            <w:r>
+              <w:rPr>
+                <w:rFonts w:ascii="Arial" w:hAnsi="Arial" w:cs="Arial"/>
+                <w:sz w:val="16"/>
+                <w:szCs w:val="16"/>
+              </w:rPr>
+              <w:t xml:space="preserve">, nivel, </w:t>
+            </w:r>
+            <w:r>
+              <w:rPr>
+                <w:rFonts w:ascii="Arial" w:hAnsi="Arial" w:cs="Arial"/>
+                <w:sz w:val="16"/>
+                <w:szCs w:val="16"/>
+              </w:rPr>
+              <w:t>número</w:t>
+            </w:r>
+            <w:r>
+              <w:rPr>
+                <w:rFonts w:ascii="Arial" w:hAnsi="Arial" w:cs="Arial"/>
+                <w:sz w:val="16"/>
+                <w:szCs w:val="16"/>
+              </w:rPr>
+              <w:t xml:space="preserve"> de inscritos anuales</w:t>
+            </w:r>
+          </w:p>
+        </w:tc>
+        <w:tc>
+          <w:tcPr>
+            <w:tcW w:w="2800" w:type="dxa"/>
+          </w:tcPr>
+          <w:p>
+            <w:pPr>
+              <w:spacing w:before="40" w:after="40" w:line="240" w:lineRule="auto"/>
+            </w:pPr>
+            <w:r>
+              <w:rPr>
+                <w:rFonts w:ascii="Arial" w:hAnsi="Arial" w:cs="Arial"/>
+                <w:sz w:val="16"/>
+                <w:szCs w:val="16"/>
+              </w:rPr>
+              <w:t xml:space="preserve">566 registros de ocupaciones con demanda laboral. Contribuye al </w:t>
+            </w:r>
+            <w:r>
+              <w:rPr>
+                <w:rFonts w:ascii="Arial" w:hAnsi="Arial" w:cs="Arial"/>
+                <w:sz w:val="16"/>
+                <w:szCs w:val="16"/>
+              </w:rPr>
+              <w:t>cálculo</w:t>
+            </w:r>
+            <w:r>
+              <w:rPr>
+                <w:rFonts w:ascii="Arial" w:hAnsi="Arial" w:cs="Arial"/>
+                <w:sz w:val="16"/>
+                <w:szCs w:val="16"/>
+              </w:rPr>
+              <w:t xml:space="preserve"> del ratio de </w:t>
+            </w:r>
+            <w:r>
+              <w:rPr>
+                <w:rFonts w:ascii="Arial" w:hAnsi="Arial" w:cs="Arial"/>
+                <w:sz w:val="16"/>
+                <w:szCs w:val="16"/>
+              </w:rPr>
+              <w:t>absorción</w:t>
+            </w:r>
+            <w:r>
+              <w:rPr>
+                <w:rFonts w:ascii="Arial" w:hAnsi="Arial" w:cs="Arial"/>
+                <w:sz w:val="16"/>
+                <w:szCs w:val="16"/>
+              </w:rPr>
+              <w:t xml:space="preserve"> laboral y al matching </w:t>
+            </w:r>
+            <w:r>
+              <w:rPr>
+                <w:rFonts w:ascii="Arial" w:hAnsi="Arial" w:cs="Arial"/>
+                <w:sz w:val="16"/>
+                <w:szCs w:val="16"/>
+              </w:rPr>
+              <w:t>semántico</w:t>
+            </w:r>
+            <w:r>
+              <w:rPr>
+                <w:rFonts w:ascii="Arial" w:hAnsi="Arial" w:cs="Arial"/>
+                <w:sz w:val="16"/>
+                <w:szCs w:val="16"/>
+              </w:rPr>
+              <w:t xml:space="preserve"> con ocupaciones CUOC.</w:t>
             </w:r>
           </w:p>
         </w:tc>
@@ -4167,7 +5079,7 @@
         <w:tc>
           <w:tcPr>
             <w:tcW w:w="2800" w:type="dxa"/>
-            <w:shd w:fill="F2F2F2" w:val="clear"/>
+            <w:shd w:val="clear" w:color="auto" w:fill="F2F2F2"/>
           </w:tcPr>
           <w:p>
             <w:pPr>
@@ -4179,14 +5091,15 @@
                 <w:sz w:val="16"/>
                 <w:szCs w:val="16"/>
               </w:rPr>
-              <w:t xml:space="preserve">Accesos a Internet Fijo (MinTIC - CRC)</w:t>
+              <w:lastRenderedPageBreak/>
+              <w:t>Accesos a Internet Fijo (MinTIC - CRC)</w:t>
             </w:r>
           </w:p>
         </w:tc>
         <w:tc>
           <w:tcPr>
             <w:tcW w:w="2800" w:type="dxa"/>
-            <w:shd w:fill="F2F2F2" w:val="clear"/>
+            <w:shd w:val="clear" w:color="auto" w:fill="F2F2F2"/>
           </w:tcPr>
           <w:p>
             <w:pPr>
@@ -4198,26 +5111,58 @@
                 <w:sz w:val="16"/>
                 <w:szCs w:val="16"/>
               </w:rPr>
-              <w:t xml:space="preserve">Departamento, municipio, proveedor, tecnologia, velocidad de bajada, numero de accesos</w:t>
-            </w:r>
-          </w:p>
-        </w:tc>
-        <w:tc>
-          <w:tcPr>
-            <w:tcW w:w="2800" w:type="dxa"/>
-            <w:shd w:fill="F2F2F2" w:val="clear"/>
-          </w:tcPr>
-          <w:p>
-            <w:pPr>
-              <w:spacing w:before="40" w:after="40" w:line="240" w:lineRule="auto"/>
-            </w:pPr>
+              <w:t xml:space="preserve">Departamento, municipio, proveedor, </w:t>
+            </w:r>
             <w:r>
               <w:rPr>
                 <w:rFonts w:ascii="Arial" w:hAnsi="Arial" w:cs="Arial"/>
                 <w:sz w:val="16"/>
                 <w:szCs w:val="16"/>
               </w:rPr>
-              <w:t xml:space="preserve">1,678,363 registros de conectividad. Alimentan la sintesis territorial determinando la viabilidad de modalidades virtuales o hibridas.</w:t>
+              <w:t>tecnología</w:t>
+            </w:r>
+            <w:r>
+              <w:rPr>
+                <w:rFonts w:ascii="Arial" w:hAnsi="Arial" w:cs="Arial"/>
+                <w:sz w:val="16"/>
+                <w:szCs w:val="16"/>
+              </w:rPr>
+              <w:t>, velocidad de bajada, numero de accesos</w:t>
+            </w:r>
+          </w:p>
+        </w:tc>
+        <w:tc>
+          <w:tcPr>
+            <w:tcW w:w="2800" w:type="dxa"/>
+            <w:shd w:val="clear" w:color="auto" w:fill="F2F2F2"/>
+          </w:tcPr>
+          <w:p>
+            <w:pPr>
+              <w:spacing w:before="40" w:after="40" w:line="240" w:lineRule="auto"/>
+            </w:pPr>
+            <w:r>
+              <w:rPr>
+                <w:rFonts w:ascii="Arial" w:hAnsi="Arial" w:cs="Arial"/>
+                <w:sz w:val="16"/>
+                <w:szCs w:val="16"/>
+              </w:rPr>
+              <w:t xml:space="preserve">1,678,363 registros de conectividad. Alimentan la </w:t>
+            </w:r>
+            <w:r>
+              <w:rPr>
+                <w:rFonts w:ascii="Arial" w:hAnsi="Arial" w:cs="Arial"/>
+                <w:sz w:val="16"/>
+                <w:szCs w:val="16"/>
+              </w:rPr>
+              <w:t>síntesis</w:t>
+            </w:r>
+            <w:r>
+              <w:rPr>
+                <w:rFonts w:ascii="Arial" w:hAnsi="Arial" w:cs="Arial"/>
+                <w:sz w:val="16"/>
+                <w:szCs w:val="16"/>
+              </w:rPr>
+              <w:t xml:space="preserve"> territorial determinando la viabilidad de modalidades virtuales o hibridas.</w:t>
             </w:r>
           </w:p>
         </w:tc>
@@ -4237,43 +5182,123 @@
                 <w:sz w:val="16"/>
                 <w:szCs w:val="16"/>
               </w:rPr>
-              <w:t xml:space="preserve">Cobertura Movil por Tecnologia (MinTIC - ANE)</w:t>
-            </w:r>
-          </w:p>
-        </w:tc>
-        <w:tc>
-          <w:tcPr>
-            <w:tcW w:w="2800" w:type="dxa"/>
-          </w:tcPr>
-          <w:p>
-            <w:pPr>
-              <w:spacing w:before="40" w:after="40" w:line="240" w:lineRule="auto"/>
-            </w:pPr>
+              <w:t xml:space="preserve">Cobertura </w:t>
+            </w:r>
             <w:r>
               <w:rPr>
                 <w:rFonts w:ascii="Arial" w:hAnsi="Arial" w:cs="Arial"/>
                 <w:sz w:val="16"/>
                 <w:szCs w:val="16"/>
               </w:rPr>
-              <w:t xml:space="preserve">Departamento, municipio, proveedor, cobertura 2G, 3G, 4G, LTE, 5G, cabecera municipal</w:t>
-            </w:r>
-          </w:p>
-        </w:tc>
-        <w:tc>
-          <w:tcPr>
-            <w:tcW w:w="2800" w:type="dxa"/>
-          </w:tcPr>
-          <w:p>
-            <w:pPr>
-              <w:spacing w:before="40" w:after="40" w:line="240" w:lineRule="auto"/>
-            </w:pPr>
+              <w:t>Móvil</w:t>
+            </w:r>
             <w:r>
               <w:rPr>
                 <w:rFonts w:ascii="Arial" w:hAnsi="Arial" w:cs="Arial"/>
                 <w:sz w:val="16"/>
                 <w:szCs w:val="16"/>
               </w:rPr>
-              <w:t xml:space="preserve">177,152 registros de cobertura movil. Complementan el indice de conectividad territorial para evaluar condiciones de acceso a educacion virtual.</w:t>
+              <w:t xml:space="preserve"> por </w:t>
+            </w:r>
+            <w:r>
+              <w:rPr>
+                <w:rFonts w:ascii="Arial" w:hAnsi="Arial" w:cs="Arial"/>
+                <w:sz w:val="16"/>
+                <w:szCs w:val="16"/>
+              </w:rPr>
+              <w:t>Tecnología</w:t>
+            </w:r>
+            <w:r>
+              <w:rPr>
+                <w:rFonts w:ascii="Arial" w:hAnsi="Arial" w:cs="Arial"/>
+                <w:sz w:val="16"/>
+                <w:szCs w:val="16"/>
+              </w:rPr>
+              <w:t xml:space="preserve"> (MinTIC - ANE)</w:t>
+            </w:r>
+          </w:p>
+        </w:tc>
+        <w:tc>
+          <w:tcPr>
+            <w:tcW w:w="2800" w:type="dxa"/>
+          </w:tcPr>
+          <w:p>
+            <w:pPr>
+              <w:spacing w:before="40" w:after="40" w:line="240" w:lineRule="auto"/>
+            </w:pPr>
+            <w:r>
+              <w:rPr>
+                <w:rFonts w:ascii="Arial" w:hAnsi="Arial" w:cs="Arial"/>
+                <w:sz w:val="16"/>
+                <w:szCs w:val="16"/>
+              </w:rPr>
+              <w:t>Departamento, municipio, proveedor, cobertura 2G, 3G, 4G, LTE, 5G, cabecera municipal</w:t>
+            </w:r>
+          </w:p>
+        </w:tc>
+        <w:tc>
+          <w:tcPr>
+            <w:tcW w:w="2800" w:type="dxa"/>
+          </w:tcPr>
+          <w:p>
+            <w:pPr>
+              <w:spacing w:before="40" w:after="40" w:line="240" w:lineRule="auto"/>
+            </w:pPr>
+            <w:r>
+              <w:rPr>
+                <w:rFonts w:ascii="Arial" w:hAnsi="Arial" w:cs="Arial"/>
+                <w:sz w:val="16"/>
+                <w:szCs w:val="16"/>
+              </w:rPr>
+              <w:t xml:space="preserve">177,152 registros de cobertura </w:t>
+            </w:r>
+            <w:r>
+              <w:rPr>
+                <w:rFonts w:ascii="Arial" w:hAnsi="Arial" w:cs="Arial"/>
+                <w:sz w:val="16"/>
+                <w:szCs w:val="16"/>
+              </w:rPr>
+              <w:t>móvil</w:t>
+            </w:r>
+            <w:r>
+              <w:rPr>
+                <w:rFonts w:ascii="Arial" w:hAnsi="Arial" w:cs="Arial"/>
+                <w:sz w:val="16"/>
+                <w:szCs w:val="16"/>
+              </w:rPr>
+              <w:t xml:space="preserve">. Complementan el </w:t>
+            </w:r>
+            <w:r>
+              <w:rPr>
+                <w:rFonts w:ascii="Arial" w:hAnsi="Arial" w:cs="Arial"/>
+                <w:sz w:val="16"/>
+                <w:szCs w:val="16"/>
+              </w:rPr>
+              <w:t>índice</w:t>
+            </w:r>
+            <w:r>
+              <w:rPr>
+                <w:rFonts w:ascii="Arial" w:hAnsi="Arial" w:cs="Arial"/>
+                <w:sz w:val="16"/>
+                <w:szCs w:val="16"/>
+              </w:rPr>
+              <w:t xml:space="preserve"> de conectividad territorial para evaluar condiciones de acceso a </w:t>
+            </w:r>
+            <w:r>
+              <w:rPr>
+                <w:rFonts w:ascii="Arial" w:hAnsi="Arial" w:cs="Arial"/>
+                <w:sz w:val="16"/>
+                <w:szCs w:val="16"/>
+              </w:rPr>
+              <w:t>educación</w:t>
+            </w:r>
+            <w:r>
+              <w:rPr>
+                <w:rFonts w:ascii="Arial" w:hAnsi="Arial" w:cs="Arial"/>
+                <w:sz w:val="16"/>
+                <w:szCs w:val="16"/>
+              </w:rPr>
+              <w:t xml:space="preserve"> virtual.</w:t>
             </w:r>
           </w:p>
         </w:tc>
@@ -4282,7 +5307,7 @@
         <w:tc>
           <w:tcPr>
             <w:tcW w:w="2800" w:type="dxa"/>
-            <w:shd w:fill="F2F2F2" w:val="clear"/>
+            <w:shd w:val="clear" w:color="auto" w:fill="F2F2F2"/>
           </w:tcPr>
           <w:p>
             <w:pPr>
@@ -4294,14 +5319,14 @@
                 <w:sz w:val="16"/>
                 <w:szCs w:val="16"/>
               </w:rPr>
-              <w:t xml:space="preserve">Estructura Empresarial — RUES (Confecamaras)</w:t>
+              <w:t>Estructura Empresarial — RUES (Confecamaras)</w:t>
             </w:r>
           </w:p>
         </w:tc>
         <w:tc>
           <w:tcPr>
             <w:tcW w:w="2800" w:type="dxa"/>
-            <w:shd w:fill="F2F2F2" w:val="clear"/>
+            <w:shd w:val="clear" w:color="auto" w:fill="F2F2F2"/>
           </w:tcPr>
           <w:p>
             <w:pPr>
@@ -4313,26 +5338,98 @@
                 <w:sz w:val="16"/>
                 <w:szCs w:val="16"/>
               </w:rPr>
-              <w:t xml:space="preserve">Sector CIIU, numero de empresas, tamano, municipio, actividad economica</w:t>
-            </w:r>
-          </w:p>
-        </w:tc>
-        <w:tc>
-          <w:tcPr>
-            <w:tcW w:w="2800" w:type="dxa"/>
-            <w:shd w:fill="F2F2F2" w:val="clear"/>
-          </w:tcPr>
-          <w:p>
-            <w:pPr>
-              <w:spacing w:before="40" w:after="40" w:line="240" w:lineRule="auto"/>
-            </w:pPr>
+              <w:t xml:space="preserve">Sector CIIU, </w:t>
+            </w:r>
             <w:r>
               <w:rPr>
                 <w:rFonts w:ascii="Arial" w:hAnsi="Arial" w:cs="Arial"/>
                 <w:sz w:val="16"/>
                 <w:szCs w:val="16"/>
               </w:rPr>
-              <w:t xml:space="preserve">141,729 empresas activas. Permiten el analisis de cluster empresarial por NBC y departamento, evaluando la demanda laboral territorial.</w:t>
+              <w:t>número</w:t>
+            </w:r>
+            <w:r>
+              <w:rPr>
+                <w:rFonts w:ascii="Arial" w:hAnsi="Arial" w:cs="Arial"/>
+                <w:sz w:val="16"/>
+                <w:szCs w:val="16"/>
+              </w:rPr>
+              <w:t xml:space="preserve"> de empresas, </w:t>
+            </w:r>
+            <w:r>
+              <w:rPr>
+                <w:rFonts w:ascii="Arial" w:hAnsi="Arial" w:cs="Arial"/>
+                <w:sz w:val="16"/>
+                <w:szCs w:val="16"/>
+              </w:rPr>
+              <w:t>tamaño</w:t>
+            </w:r>
+            <w:r>
+              <w:rPr>
+                <w:rFonts w:ascii="Arial" w:hAnsi="Arial" w:cs="Arial"/>
+                <w:sz w:val="16"/>
+                <w:szCs w:val="16"/>
+              </w:rPr>
+              <w:t xml:space="preserve">, municipio, actividad </w:t>
+            </w:r>
+            <w:r>
+              <w:rPr>
+                <w:rFonts w:ascii="Arial" w:hAnsi="Arial" w:cs="Arial"/>
+                <w:sz w:val="16"/>
+                <w:szCs w:val="16"/>
+              </w:rPr>
+              <w:t>económica</w:t>
+            </w:r>
+          </w:p>
+        </w:tc>
+        <w:tc>
+          <w:tcPr>
+            <w:tcW w:w="2800" w:type="dxa"/>
+            <w:shd w:val="clear" w:color="auto" w:fill="F2F2F2"/>
+          </w:tcPr>
+          <w:p>
+            <w:pPr>
+              <w:spacing w:before="40" w:after="40" w:line="240" w:lineRule="auto"/>
+            </w:pPr>
+            <w:r>
+              <w:rPr>
+                <w:rFonts w:ascii="Arial" w:hAnsi="Arial" w:cs="Arial"/>
+                <w:sz w:val="16"/>
+                <w:szCs w:val="16"/>
+              </w:rPr>
+              <w:t xml:space="preserve">141,729 empresas activas. Permiten el </w:t>
+            </w:r>
+            <w:r>
+              <w:rPr>
+                <w:rFonts w:ascii="Arial" w:hAnsi="Arial" w:cs="Arial"/>
+                <w:sz w:val="16"/>
+                <w:szCs w:val="16"/>
+              </w:rPr>
+              <w:t>análisis</w:t>
+            </w:r>
+            <w:r>
+              <w:rPr>
+                <w:rFonts w:ascii="Arial" w:hAnsi="Arial" w:cs="Arial"/>
+                <w:sz w:val="16"/>
+                <w:szCs w:val="16"/>
+              </w:rPr>
+              <w:t xml:space="preserve"> de </w:t>
+            </w:r>
+            <w:r>
+              <w:rPr>
+                <w:rFonts w:ascii="Arial" w:hAnsi="Arial" w:cs="Arial"/>
+                <w:sz w:val="16"/>
+                <w:szCs w:val="16"/>
+              </w:rPr>
+              <w:t>clúster</w:t>
+            </w:r>
+            <w:r>
+              <w:rPr>
+                <w:rFonts w:ascii="Arial" w:hAnsi="Arial" w:cs="Arial"/>
+                <w:sz w:val="16"/>
+                <w:szCs w:val="16"/>
+              </w:rPr>
+              <w:t xml:space="preserve"> empresarial por NBC y departamento, evaluando la demanda laboral territorial.</w:t>
             </w:r>
           </w:p>
         </w:tc>
@@ -4352,43 +5449,115 @@
                 <w:sz w:val="16"/>
                 <w:szCs w:val="16"/>
               </w:rPr>
-              <w:t xml:space="preserve">Medicion de Desempeno Municipal — MDM (DNP)</w:t>
-            </w:r>
-          </w:p>
-        </w:tc>
-        <w:tc>
-          <w:tcPr>
-            <w:tcW w:w="2800" w:type="dxa"/>
-          </w:tcPr>
-          <w:p>
-            <w:pPr>
-              <w:spacing w:before="40" w:after="40" w:line="240" w:lineRule="auto"/>
-            </w:pPr>
+              <w:t>Medición</w:t>
+            </w:r>
             <w:r>
               <w:rPr>
                 <w:rFonts w:ascii="Arial" w:hAnsi="Arial" w:cs="Arial"/>
                 <w:sz w:val="16"/>
                 <w:szCs w:val="16"/>
               </w:rPr>
-              <w:t xml:space="preserve">Indicador, dato, codigo de entidad, municipio, vigencia</w:t>
-            </w:r>
-          </w:p>
-        </w:tc>
-        <w:tc>
-          <w:tcPr>
-            <w:tcW w:w="2800" w:type="dxa"/>
-          </w:tcPr>
-          <w:p>
-            <w:pPr>
-              <w:spacing w:before="40" w:after="40" w:line="240" w:lineRule="auto"/>
-            </w:pPr>
+              <w:t xml:space="preserve"> de </w:t>
+            </w:r>
             <w:r>
               <w:rPr>
                 <w:rFonts w:ascii="Arial" w:hAnsi="Arial" w:cs="Arial"/>
                 <w:sz w:val="16"/>
                 <w:szCs w:val="16"/>
               </w:rPr>
-              <w:t xml:space="preserve">22,020 registros de desempeno institucional. Aportan a la sintesis territorial evaluando la capacidad institucional del departamento.</w:t>
+              <w:t>Desempeño</w:t>
+            </w:r>
+            <w:r>
+              <w:rPr>
+                <w:rFonts w:ascii="Arial" w:hAnsi="Arial" w:cs="Arial"/>
+                <w:sz w:val="16"/>
+                <w:szCs w:val="16"/>
+              </w:rPr>
+              <w:t xml:space="preserve"> Municipal — MDM (DNP)</w:t>
+            </w:r>
+          </w:p>
+        </w:tc>
+        <w:tc>
+          <w:tcPr>
+            <w:tcW w:w="2800" w:type="dxa"/>
+          </w:tcPr>
+          <w:p>
+            <w:pPr>
+              <w:spacing w:before="40" w:after="40" w:line="240" w:lineRule="auto"/>
+            </w:pPr>
+            <w:r>
+              <w:rPr>
+                <w:rFonts w:ascii="Arial" w:hAnsi="Arial" w:cs="Arial"/>
+                <w:sz w:val="16"/>
+                <w:szCs w:val="16"/>
+              </w:rPr>
+              <w:t xml:space="preserve">Indicador, dato, </w:t>
+            </w:r>
+            <w:r>
+              <w:rPr>
+                <w:rFonts w:ascii="Arial" w:hAnsi="Arial" w:cs="Arial"/>
+                <w:sz w:val="16"/>
+                <w:szCs w:val="16"/>
+              </w:rPr>
+              <w:t>código</w:t>
+            </w:r>
+            <w:r>
+              <w:rPr>
+                <w:rFonts w:ascii="Arial" w:hAnsi="Arial" w:cs="Arial"/>
+                <w:sz w:val="16"/>
+                <w:szCs w:val="16"/>
+              </w:rPr>
+              <w:t xml:space="preserve"> de entidad, municipio, vigencia</w:t>
+            </w:r>
+          </w:p>
+        </w:tc>
+        <w:tc>
+          <w:tcPr>
+            <w:tcW w:w="2800" w:type="dxa"/>
+          </w:tcPr>
+          <w:p>
+            <w:pPr>
+              <w:spacing w:before="40" w:after="40" w:line="240" w:lineRule="auto"/>
+            </w:pPr>
+            <w:r>
+              <w:rPr>
+                <w:rFonts w:ascii="Arial" w:hAnsi="Arial" w:cs="Arial"/>
+                <w:sz w:val="16"/>
+                <w:szCs w:val="16"/>
+              </w:rPr>
+              <w:t xml:space="preserve">22,020 registros de </w:t>
+            </w:r>
+            <w:r>
+              <w:rPr>
+                <w:rFonts w:ascii="Arial" w:hAnsi="Arial" w:cs="Arial"/>
+                <w:sz w:val="16"/>
+                <w:szCs w:val="16"/>
+              </w:rPr>
+              <w:t>desempeño</w:t>
+            </w:r>
+            <w:r>
+              <w:rPr>
+                <w:rFonts w:ascii="Arial" w:hAnsi="Arial" w:cs="Arial"/>
+                <w:sz w:val="16"/>
+                <w:szCs w:val="16"/>
+              </w:rPr>
+              <w:t xml:space="preserve"> institucional. Aportan a la </w:t>
+            </w:r>
+            <w:r>
+              <w:rPr>
+                <w:rFonts w:ascii="Arial" w:hAnsi="Arial" w:cs="Arial"/>
+                <w:sz w:val="16"/>
+                <w:szCs w:val="16"/>
+              </w:rPr>
+              <w:t>síntesis</w:t>
+            </w:r>
+            <w:r>
+              <w:rPr>
+                <w:rFonts w:ascii="Arial" w:hAnsi="Arial" w:cs="Arial"/>
+                <w:sz w:val="16"/>
+                <w:szCs w:val="16"/>
+              </w:rPr>
+              <w:t xml:space="preserve"> territorial evaluando la capacidad institucional del departamento.</w:t>
             </w:r>
           </w:p>
         </w:tc>
@@ -4397,22 +5566,38 @@
     <w:p>
       <w:pPr>
         <w:jc w:val="both"/>
-        <w:spacing w:after="120"/>
       </w:pPr>
       <w:r>
         <w:rPr>
           <w:rFonts w:ascii="Arial" w:hAnsi="Arial" w:cs="Arial"/>
-          <w:sz w:val="20"/>
-          <w:szCs w:val="20"/>
           <w:i/>
-        </w:rPr>
-        <w:t xml:space="preserve">Tabla 2b. Datasets del portal datos.gov.co utilizados en la solucion, con variables clave y aporte al sistema. Grupo 195.</w:t>
+          <w:sz w:val="20"/>
+          <w:szCs w:val="20"/>
+        </w:rPr>
+        <w:t xml:space="preserve">Tabla 2b. Datasets del portal datos.gov.co utilizados en la </w:t>
+      </w:r>
+      <w:r>
+        <w:rPr>
+          <w:rFonts w:ascii="Arial" w:hAnsi="Arial" w:cs="Arial"/>
+          <w:i/>
+          <w:sz w:val="20"/>
+          <w:szCs w:val="20"/>
+        </w:rPr>
+        <w:t>solución</w:t>
+      </w:r>
+      <w:r>
+        <w:rPr>
+          <w:rFonts w:ascii="Arial" w:hAnsi="Arial" w:cs="Arial"/>
+          <w:i/>
+          <w:sz w:val="20"/>
+          <w:szCs w:val="20"/>
+        </w:rPr>
+        <w:t>, con variables clave y aporte al sistema. Grupo 195.</w:t>
       </w:r>
     </w:p>
     <w:p>
       <w:pPr>
         <w:jc w:val="both"/>
-        <w:spacing w:after="120"/>
       </w:pPr>
       <w:r>
         <w:rPr>
@@ -4420,7 +5605,55 @@
           <w:sz w:val="20"/>
           <w:szCs w:val="20"/>
         </w:rPr>
-        <w:t xml:space="preserve">Todos los datasets anteriores se descargaron desde el portal datos.gov.co utilizando la API Socrata, que es la plataforma que opera el portal oficial de datos abiertos del Estado colombiano. Las URL de descarga, los identificadores de cada conjunto de datos y las fechas de corte se conservan en los scripts de ingestion (admin/ingestar_*.py) y en el diccionario centralizado de fuentes (services/sources.py). La ficha de trazabilidad completa, con la relacion entre fuente original, tabla destino en DuckDB y transformacion aplicada, se presenta en el Anexo A de este documento.</w:t>
+        <w:t xml:space="preserve">Todos los datasets anteriores se descargaron desde el portal datos.gov.co utilizando la API Socrata, que es la plataforma que opera el portal oficial de datos abiertos del Estado colombiano. Las URL de descarga, los identificadores de cada conjunto de datos y las fechas de corte se conservan en los scripts de </w:t>
+      </w:r>
+      <w:r>
+        <w:rPr>
+          <w:rFonts w:ascii="Arial" w:hAnsi="Arial" w:cs="Arial"/>
+          <w:sz w:val="20"/>
+          <w:szCs w:val="20"/>
+        </w:rPr>
+        <w:t>ingestión</w:t>
+      </w:r>
+      <w:r>
+        <w:rPr>
+          <w:rFonts w:ascii="Arial" w:hAnsi="Arial" w:cs="Arial"/>
+          <w:sz w:val="20"/>
+          <w:szCs w:val="20"/>
+        </w:rPr>
+        <w:t xml:space="preserve"> (admin/ingestar_*.py) y en el diccionario centralizado de fuentes (services/sources.py). La ficha de trazabilidad completa, con la </w:t>
+      </w:r>
+      <w:r>
+        <w:rPr>
+          <w:rFonts w:ascii="Arial" w:hAnsi="Arial" w:cs="Arial"/>
+          <w:sz w:val="20"/>
+          <w:szCs w:val="20"/>
+        </w:rPr>
+        <w:t>relación</w:t>
+      </w:r>
+      <w:r>
+        <w:rPr>
+          <w:rFonts w:ascii="Arial" w:hAnsi="Arial" w:cs="Arial"/>
+          <w:sz w:val="20"/>
+          <w:szCs w:val="20"/>
+        </w:rPr>
+        <w:t xml:space="preserve"> entre fuente original, tabla destino en DuckDB y </w:t>
+      </w:r>
+      <w:r>
+        <w:rPr>
+          <w:rFonts w:ascii="Arial" w:hAnsi="Arial" w:cs="Arial"/>
+          <w:sz w:val="20"/>
+          <w:szCs w:val="20"/>
+        </w:rPr>
+        <w:t>transformación</w:t>
+      </w:r>
+      <w:r>
+        <w:rPr>
+          <w:rFonts w:ascii="Arial" w:hAnsi="Arial" w:cs="Arial"/>
+          <w:sz w:val="20"/>
+          <w:szCs w:val="20"/>
+        </w:rPr>
+        <w:t xml:space="preserve"> aplicada, se presenta en el Anexo A de este documento.</w:t>
       </w:r>
     </w:p>
     <w:p>
@@ -4981,6 +6214,7 @@
           <w:sz w:val="20"/>
           <w:szCs w:val="20"/>
         </w:rPr>
+        <w:lastRenderedPageBreak/>
         <w:t>5. Propuesta de valor</w:t>
       </w:r>
     </w:p>
@@ -5062,7 +6296,6 @@
                 <w:sz w:val="20"/>
                 <w:szCs w:val="20"/>
               </w:rPr>
-              <w:lastRenderedPageBreak/>
               <w:t>Usuario</w:t>
             </w:r>
           </w:p>
@@ -5547,7 +6780,39 @@
           <w:sz w:val="20"/>
           <w:szCs w:val="20"/>
         </w:rPr>
-        <w:t>La metodología de desarrollo se organiza bajo el marco CRISP-ML (Cross-Industry Standard Process for Machine Learning), adaptado al dominio de la analitica educativa. A continuacion se describe como cada fase del modelo se materializo en el proyecto.</w:t>
+        <w:t xml:space="preserve">La metodología de desarrollo se organiza bajo el marco CRISP-ML (Cross-Industry Standard Process for Machine Learning), adaptado al dominio de la </w:t>
+      </w:r>
+      <w:r>
+        <w:rPr>
+          <w:rFonts w:ascii="Arial" w:hAnsi="Arial" w:cs="Arial"/>
+          <w:sz w:val="20"/>
+          <w:szCs w:val="20"/>
+        </w:rPr>
+        <w:t>analítica</w:t>
+      </w:r>
+      <w:r>
+        <w:rPr>
+          <w:rFonts w:ascii="Arial" w:hAnsi="Arial" w:cs="Arial"/>
+          <w:sz w:val="20"/>
+          <w:szCs w:val="20"/>
+        </w:rPr>
+        <w:t xml:space="preserve"> educativa. A </w:t>
+      </w:r>
+      <w:r>
+        <w:rPr>
+          <w:rFonts w:ascii="Arial" w:hAnsi="Arial" w:cs="Arial"/>
+          <w:sz w:val="20"/>
+          <w:szCs w:val="20"/>
+        </w:rPr>
+        <w:t>continuación,</w:t>
+      </w:r>
+      <w:r>
+        <w:rPr>
+          <w:rFonts w:ascii="Arial" w:hAnsi="Arial" w:cs="Arial"/>
+          <w:sz w:val="20"/>
+          <w:szCs w:val="20"/>
+        </w:rPr>
+        <w:t xml:space="preserve"> se describe como cada fase del modelo se materializo en el proyecto.</w:t>
       </w:r>
     </w:p>
     <w:p>
@@ -5560,7 +6825,84 @@
           <w:rFonts w:ascii="Arial" w:hAnsi="Arial"/>
           <w:sz w:val="20"/>
         </w:rPr>
-        <w:t xml:space="preserve">Comprension del problema. Definicion del marco de pertinencia educativa como dispositivo de decision institucional, estructurado en cuatro sintesis evaluativas (academica, laboral, territorial, global) y articulando la desercion como variable critica de permanencia estudiantil.</w:t>
+        <w:t>Comprensión</w:t>
+      </w:r>
+      <w:r>
+        <w:rPr>
+          <w:rFonts w:ascii="Arial" w:hAnsi="Arial"/>
+          <w:sz w:val="20"/>
+        </w:rPr>
+        <w:t xml:space="preserve"> del problema. </w:t>
+      </w:r>
+      <w:r>
+        <w:rPr>
+          <w:rFonts w:ascii="Arial" w:hAnsi="Arial"/>
+          <w:sz w:val="20"/>
+        </w:rPr>
+        <w:t>Definición</w:t>
+      </w:r>
+      <w:r>
+        <w:rPr>
+          <w:rFonts w:ascii="Arial" w:hAnsi="Arial"/>
+          <w:sz w:val="20"/>
+        </w:rPr>
+        <w:t xml:space="preserve"> del marco de pertinencia educativa como dispositivo de </w:t>
+      </w:r>
+      <w:r>
+        <w:rPr>
+          <w:rFonts w:ascii="Arial" w:hAnsi="Arial"/>
+          <w:sz w:val="20"/>
+        </w:rPr>
+        <w:t>decisión</w:t>
+      </w:r>
+      <w:r>
+        <w:rPr>
+          <w:rFonts w:ascii="Arial" w:hAnsi="Arial"/>
+          <w:sz w:val="20"/>
+        </w:rPr>
+        <w:t xml:space="preserve"> institucional, estructurado en cuatro </w:t>
+      </w:r>
+      <w:r>
+        <w:rPr>
+          <w:rFonts w:ascii="Arial" w:hAnsi="Arial"/>
+          <w:sz w:val="20"/>
+        </w:rPr>
+        <w:t>síntesis</w:t>
+      </w:r>
+      <w:r>
+        <w:rPr>
+          <w:rFonts w:ascii="Arial" w:hAnsi="Arial"/>
+          <w:sz w:val="20"/>
+        </w:rPr>
+        <w:t xml:space="preserve"> evaluativas (</w:t>
+      </w:r>
+      <w:r>
+        <w:rPr>
+          <w:rFonts w:ascii="Arial" w:hAnsi="Arial"/>
+          <w:sz w:val="20"/>
+        </w:rPr>
+        <w:t>académica</w:t>
+      </w:r>
+      <w:r>
+        <w:rPr>
+          <w:rFonts w:ascii="Arial" w:hAnsi="Arial"/>
+          <w:sz w:val="20"/>
+        </w:rPr>
+        <w:t xml:space="preserve">, laboral, territorial, global) y articulando la </w:t>
+      </w:r>
+      <w:r>
+        <w:rPr>
+          <w:rFonts w:ascii="Arial" w:hAnsi="Arial"/>
+          <w:sz w:val="20"/>
+        </w:rPr>
+        <w:t>deserción</w:t>
+      </w:r>
+      <w:r>
+        <w:rPr>
+          <w:rFonts w:ascii="Arial" w:hAnsi="Arial"/>
+          <w:sz w:val="20"/>
+        </w:rPr>
+        <w:t xml:space="preserve"> como variable critica de permanencia estudiantil.</w:t>
       </w:r>
     </w:p>
     <w:p>
@@ -5573,7 +6915,92 @@
           <w:rFonts w:ascii="Arial" w:hAnsi="Arial"/>
           <w:sz w:val="20"/>
         </w:rPr>
-        <w:t>Comprensión de los datos. Inventario exhaustivo de fuentes oficiales y abiertas del ecosistema educativo colombiano, que derivo en la construccion de un repositorio unificado con 56 esquemas tematicos organizados por familia: educacion superior, formacion para el trabajo, mercado laboral, clasificaciones ocupacionales, conectividad, estadisticas territoriales e indicadores internacionales.</w:t>
+        <w:t xml:space="preserve">Comprensión de los datos. Inventario exhaustivo de fuentes oficiales y abiertas del ecosistema educativo colombiano, que derivo en la </w:t>
+      </w:r>
+      <w:r>
+        <w:rPr>
+          <w:rFonts w:ascii="Arial" w:hAnsi="Arial"/>
+          <w:sz w:val="20"/>
+        </w:rPr>
+        <w:t>construcción</w:t>
+      </w:r>
+      <w:r>
+        <w:rPr>
+          <w:rFonts w:ascii="Arial" w:hAnsi="Arial"/>
+          <w:sz w:val="20"/>
+        </w:rPr>
+        <w:t xml:space="preserve"> de un repositorio unif</w:t>
+      </w:r>
+      <w:r>
+        <w:rPr>
+          <w:rFonts w:ascii="Arial" w:hAnsi="Arial"/>
+          <w:sz w:val="20"/>
+        </w:rPr>
+        <w:t>icado con 54</w:t>
+      </w:r>
+      <w:r>
+        <w:rPr>
+          <w:rFonts w:ascii="Arial" w:hAnsi="Arial"/>
+          <w:sz w:val="20"/>
+        </w:rPr>
+        <w:t xml:space="preserve"> esquemas </w:t>
+      </w:r>
+      <w:r>
+        <w:rPr>
+          <w:rFonts w:ascii="Arial" w:hAnsi="Arial"/>
+          <w:sz w:val="20"/>
+        </w:rPr>
+        <w:lastRenderedPageBreak/>
+        <w:t>temáticos</w:t>
+      </w:r>
+      <w:r>
+        <w:rPr>
+          <w:rFonts w:ascii="Arial" w:hAnsi="Arial"/>
+          <w:sz w:val="20"/>
+        </w:rPr>
+        <w:t xml:space="preserve"> organizados por familia: </w:t>
+      </w:r>
+      <w:r>
+        <w:rPr>
+          <w:rFonts w:ascii="Arial" w:hAnsi="Arial"/>
+          <w:sz w:val="20"/>
+        </w:rPr>
+        <w:t>educación</w:t>
+      </w:r>
+      <w:r>
+        <w:rPr>
+          <w:rFonts w:ascii="Arial" w:hAnsi="Arial"/>
+          <w:sz w:val="20"/>
+        </w:rPr>
+        <w:t xml:space="preserve"> superior, </w:t>
+      </w:r>
+      <w:r>
+        <w:rPr>
+          <w:rFonts w:ascii="Arial" w:hAnsi="Arial"/>
+          <w:sz w:val="20"/>
+        </w:rPr>
+        <w:t>formación</w:t>
+      </w:r>
+      <w:r>
+        <w:rPr>
+          <w:rFonts w:ascii="Arial" w:hAnsi="Arial"/>
+          <w:sz w:val="20"/>
+        </w:rPr>
+        <w:t xml:space="preserve"> para el trabajo, mercado laboral, clasificaciones ocupacionales, conectividad, </w:t>
+      </w:r>
+      <w:r>
+        <w:rPr>
+          <w:rFonts w:ascii="Arial" w:hAnsi="Arial"/>
+          <w:sz w:val="20"/>
+        </w:rPr>
+        <w:t>estadísticas</w:t>
+      </w:r>
+      <w:r>
+        <w:rPr>
+          <w:rFonts w:ascii="Arial" w:hAnsi="Arial"/>
+          <w:sz w:val="20"/>
+        </w:rPr>
+        <w:t xml:space="preserve"> territoriales e indicadores internacionales.</w:t>
       </w:r>
     </w:p>
     <w:p>
@@ -5586,7 +7013,35 @@
           <w:rFonts w:ascii="Arial" w:hAnsi="Arial"/>
           <w:sz w:val="20"/>
         </w:rPr>
-        <w:t>Preparación de los datos. Extracción, limpieza y homologación de todas las fuentes con los clasificadores oficiales CINE-F, NBC, CUOC, CIIU, MNC y DIVIPOLA. Carga en estructuras analiticas DuckDB que habilitan consultas cruzadas entre familias de datos, con registro de trazabilidad por fuente, fecha de corte y transformacion aplicada.</w:t>
+        <w:t xml:space="preserve">Preparación de los datos. Extracción, limpieza y homologación de todas las fuentes con los clasificadores oficiales CINE-F, NBC, CUOC, CIIU, MNC y DIVIPOLA. Carga en estructuras </w:t>
+      </w:r>
+      <w:r>
+        <w:rPr>
+          <w:rFonts w:ascii="Arial" w:hAnsi="Arial"/>
+          <w:sz w:val="20"/>
+        </w:rPr>
+        <w:t>analíticas</w:t>
+      </w:r>
+      <w:r>
+        <w:rPr>
+          <w:rFonts w:ascii="Arial" w:hAnsi="Arial"/>
+          <w:sz w:val="20"/>
+        </w:rPr>
+        <w:t xml:space="preserve"> DuckDB que habilitan consultas cruzadas entre familias de datos, con registro de trazabilidad por fuente, fecha de corte y </w:t>
+      </w:r>
+      <w:r>
+        <w:rPr>
+          <w:rFonts w:ascii="Arial" w:hAnsi="Arial"/>
+          <w:sz w:val="20"/>
+        </w:rPr>
+        <w:t>transformación</w:t>
+      </w:r>
+      <w:r>
+        <w:rPr>
+          <w:rFonts w:ascii="Arial" w:hAnsi="Arial"/>
+          <w:sz w:val="20"/>
+        </w:rPr>
+        <w:t xml:space="preserve"> aplicada.</w:t>
       </w:r>
     </w:p>
     <w:p>
@@ -5599,7 +7054,189 @@
           <w:rFonts w:ascii="Arial" w:hAnsi="Arial"/>
           <w:sz w:val="20"/>
         </w:rPr>
-        <w:t>Modelado. Cálculo de indicadores cuantitativos derivados (HHI, CAGR, ratio de absorcion laboral, índice de conectividad). Incorporacion y despliegue de un modelo preentrenado de busqueda semantica con embeddings multilingues para establecer correspondencias entre programas academicos, ocupaciones CUOC y competencias laborales. Desarrollo de un motor de decision que integra las cuatro sintesis en un puntaje ponderado y produce recomendaciones diferenciadas por tipo de oferta educativa (seis categorias). Incorporacion de un sistema de recuperacion aumentada (RAG) que enriquece cada analisis con datos de desercion, pruebas Saber y transito educativo.</w:t>
+        <w:t xml:space="preserve">Modelado. Cálculo de indicadores cuantitativos derivados (HHI, CAGR, ratio de </w:t>
+      </w:r>
+      <w:r>
+        <w:rPr>
+          <w:rFonts w:ascii="Arial" w:hAnsi="Arial"/>
+          <w:sz w:val="20"/>
+        </w:rPr>
+        <w:t>absorción</w:t>
+      </w:r>
+      <w:r>
+        <w:rPr>
+          <w:rFonts w:ascii="Arial" w:hAnsi="Arial"/>
+          <w:sz w:val="20"/>
+        </w:rPr>
+        <w:t xml:space="preserve"> laboral, índice de conectividad). </w:t>
+      </w:r>
+      <w:r>
+        <w:rPr>
+          <w:rFonts w:ascii="Arial" w:hAnsi="Arial"/>
+          <w:sz w:val="20"/>
+        </w:rPr>
+        <w:t>Incorporación</w:t>
+      </w:r>
+      <w:r>
+        <w:rPr>
+          <w:rFonts w:ascii="Arial" w:hAnsi="Arial"/>
+          <w:sz w:val="20"/>
+        </w:rPr>
+        <w:t xml:space="preserve"> y despliegue de un modelo </w:t>
+      </w:r>
+      <w:r>
+        <w:rPr>
+          <w:rFonts w:ascii="Arial" w:hAnsi="Arial"/>
+          <w:sz w:val="20"/>
+        </w:rPr>
+        <w:t>pre entrenado</w:t>
+      </w:r>
+      <w:r>
+        <w:rPr>
+          <w:rFonts w:ascii="Arial" w:hAnsi="Arial"/>
+          <w:sz w:val="20"/>
+        </w:rPr>
+        <w:t xml:space="preserve"> de </w:t>
+      </w:r>
+      <w:r>
+        <w:rPr>
+          <w:rFonts w:ascii="Arial" w:hAnsi="Arial"/>
+          <w:sz w:val="20"/>
+        </w:rPr>
+        <w:t>búsqueda</w:t>
+      </w:r>
+      <w:r>
+        <w:rPr>
+          <w:rFonts w:ascii="Arial" w:hAnsi="Arial"/>
+          <w:sz w:val="20"/>
+        </w:rPr>
+        <w:t xml:space="preserve"> </w:t>
+      </w:r>
+      <w:r>
+        <w:rPr>
+          <w:rFonts w:ascii="Arial" w:hAnsi="Arial"/>
+          <w:sz w:val="20"/>
+        </w:rPr>
+        <w:t>semántica</w:t>
+      </w:r>
+      <w:r>
+        <w:rPr>
+          <w:rFonts w:ascii="Arial" w:hAnsi="Arial"/>
+          <w:sz w:val="20"/>
+        </w:rPr>
+        <w:t xml:space="preserve"> con embeddings multilingues para establecer correspondencias entre programas </w:t>
+      </w:r>
+      <w:r>
+        <w:rPr>
+          <w:rFonts w:ascii="Arial" w:hAnsi="Arial"/>
+          <w:sz w:val="20"/>
+        </w:rPr>
+        <w:t>académicos</w:t>
+      </w:r>
+      <w:r>
+        <w:rPr>
+          <w:rFonts w:ascii="Arial" w:hAnsi="Arial"/>
+          <w:sz w:val="20"/>
+        </w:rPr>
+        <w:t xml:space="preserve">, ocupaciones CUOC y competencias laborales. Desarrollo de un motor de </w:t>
+      </w:r>
+      <w:r>
+        <w:rPr>
+          <w:rFonts w:ascii="Arial" w:hAnsi="Arial"/>
+          <w:sz w:val="20"/>
+        </w:rPr>
+        <w:t>decisión</w:t>
+      </w:r>
+      <w:r>
+        <w:rPr>
+          <w:rFonts w:ascii="Arial" w:hAnsi="Arial"/>
+          <w:sz w:val="20"/>
+        </w:rPr>
+        <w:t xml:space="preserve"> que integra las cuatro </w:t>
+      </w:r>
+      <w:r>
+        <w:rPr>
+          <w:rFonts w:ascii="Arial" w:hAnsi="Arial"/>
+          <w:sz w:val="20"/>
+        </w:rPr>
+        <w:t>síntesis</w:t>
+      </w:r>
+      <w:r>
+        <w:rPr>
+          <w:rFonts w:ascii="Arial" w:hAnsi="Arial"/>
+          <w:sz w:val="20"/>
+        </w:rPr>
+        <w:t xml:space="preserve"> en un puntaje ponderado y produce recomendaciones diferenciadas por tipo de oferta educativa (seis </w:t>
+      </w:r>
+      <w:r>
+        <w:rPr>
+          <w:rFonts w:ascii="Arial" w:hAnsi="Arial"/>
+          <w:sz w:val="20"/>
+        </w:rPr>
+        <w:t>categorías</w:t>
+      </w:r>
+      <w:r>
+        <w:rPr>
+          <w:rFonts w:ascii="Arial" w:hAnsi="Arial"/>
+          <w:sz w:val="20"/>
+        </w:rPr>
+        <w:t xml:space="preserve">). </w:t>
+      </w:r>
+      <w:r>
+        <w:rPr>
+          <w:rFonts w:ascii="Arial" w:hAnsi="Arial"/>
+          <w:sz w:val="20"/>
+        </w:rPr>
+        <w:t>Incorporación</w:t>
+      </w:r>
+      <w:r>
+        <w:rPr>
+          <w:rFonts w:ascii="Arial" w:hAnsi="Arial"/>
+          <w:sz w:val="20"/>
+        </w:rPr>
+        <w:t xml:space="preserve"> de un sistema de </w:t>
+      </w:r>
+      <w:r>
+        <w:rPr>
+          <w:rFonts w:ascii="Arial" w:hAnsi="Arial"/>
+          <w:sz w:val="20"/>
+        </w:rPr>
+        <w:t>recuperación</w:t>
+      </w:r>
+      <w:r>
+        <w:rPr>
+          <w:rFonts w:ascii="Arial" w:hAnsi="Arial"/>
+          <w:sz w:val="20"/>
+        </w:rPr>
+        <w:t xml:space="preserve"> aumentada (RAG) que enriquece cada </w:t>
+      </w:r>
+      <w:r>
+        <w:rPr>
+          <w:rFonts w:ascii="Arial" w:hAnsi="Arial"/>
+          <w:sz w:val="20"/>
+        </w:rPr>
+        <w:t>análisis</w:t>
+      </w:r>
+      <w:r>
+        <w:rPr>
+          <w:rFonts w:ascii="Arial" w:hAnsi="Arial"/>
+          <w:sz w:val="20"/>
+        </w:rPr>
+        <w:t xml:space="preserve"> con datos de </w:t>
+      </w:r>
+      <w:r>
+        <w:rPr>
+          <w:rFonts w:ascii="Arial" w:hAnsi="Arial"/>
+          <w:sz w:val="20"/>
+        </w:rPr>
+        <w:t>deserción</w:t>
+      </w:r>
+      <w:r>
+        <w:rPr>
+          <w:rFonts w:ascii="Arial" w:hAnsi="Arial"/>
+          <w:sz w:val="20"/>
+        </w:rPr>
+        <w:t>, pruebas Saber y transito educativo.</w:t>
       </w:r>
     </w:p>
     <w:p>
@@ -5612,7 +7249,63 @@
           <w:rFonts w:ascii="Arial" w:hAnsi="Arial"/>
           <w:sz w:val="20"/>
         </w:rPr>
-        <w:t>Evaluación. Batería de 50 pruebas automatizadas ejecutadas directamente contra el repositorio real de datos, cubriendo construccion de filtros, consultas entre tablas, consistencia interna y rendimiento. Procesos de validacion de cruces entre fuentes y calibracion de umbrales de similitud semantica con criterios adaptativos.</w:t>
+        <w:t xml:space="preserve">Evaluación. Batería de 50 pruebas automatizadas ejecutadas directamente contra el repositorio real de datos, cubriendo </w:t>
+      </w:r>
+      <w:r>
+        <w:rPr>
+          <w:rFonts w:ascii="Arial" w:hAnsi="Arial"/>
+          <w:sz w:val="20"/>
+        </w:rPr>
+        <w:t>construcción</w:t>
+      </w:r>
+      <w:r>
+        <w:rPr>
+          <w:rFonts w:ascii="Arial" w:hAnsi="Arial"/>
+          <w:sz w:val="20"/>
+        </w:rPr>
+        <w:t xml:space="preserve"> de filtros, consultas entre tablas, consistencia interna y rendimiento. Procesos de </w:t>
+      </w:r>
+      <w:r>
+        <w:rPr>
+          <w:rFonts w:ascii="Arial" w:hAnsi="Arial"/>
+          <w:sz w:val="20"/>
+        </w:rPr>
+        <w:t>validación</w:t>
+      </w:r>
+      <w:r>
+        <w:rPr>
+          <w:rFonts w:ascii="Arial" w:hAnsi="Arial"/>
+          <w:sz w:val="20"/>
+        </w:rPr>
+        <w:t xml:space="preserve"> de cruces entre fuentes y </w:t>
+      </w:r>
+      <w:r>
+        <w:rPr>
+          <w:rFonts w:ascii="Arial" w:hAnsi="Arial"/>
+          <w:sz w:val="20"/>
+        </w:rPr>
+        <w:t>calibración</w:t>
+      </w:r>
+      <w:r>
+        <w:rPr>
+          <w:rFonts w:ascii="Arial" w:hAnsi="Arial"/>
+          <w:sz w:val="20"/>
+        </w:rPr>
+        <w:t xml:space="preserve"> de umbrales de similitud </w:t>
+      </w:r>
+      <w:r>
+        <w:rPr>
+          <w:rFonts w:ascii="Arial" w:hAnsi="Arial"/>
+          <w:sz w:val="20"/>
+        </w:rPr>
+        <w:t>semántica</w:t>
+      </w:r>
+      <w:r>
+        <w:rPr>
+          <w:rFonts w:ascii="Arial" w:hAnsi="Arial"/>
+          <w:sz w:val="20"/>
+        </w:rPr>
+        <w:t xml:space="preserve"> con criterios adaptativos.</w:t>
       </w:r>
     </w:p>
     <w:p>
@@ -5625,7 +7318,63 @@
           <w:rFonts w:ascii="Arial" w:hAnsi="Arial"/>
           <w:sz w:val="20"/>
         </w:rPr>
-        <w:t>Despliegue. Contenerización mediante Docker sobre una plataforma de alojamiento de aplicaciones de inteligencia artificial. Exposición de una interfaz de programacion documentada que permite la consulta automatizada de todas las variables del sistema, la integracion con otros sistemas institucionales y la actualizacion periodica de fuentes.</w:t>
+        <w:t xml:space="preserve">Despliegue. Contenerización mediante Docker sobre una plataforma de alojamiento de aplicaciones de inteligencia artificial. Exposición de una interfaz de </w:t>
+      </w:r>
+      <w:r>
+        <w:rPr>
+          <w:rFonts w:ascii="Arial" w:hAnsi="Arial"/>
+          <w:sz w:val="20"/>
+        </w:rPr>
+        <w:t>programación</w:t>
+      </w:r>
+      <w:r>
+        <w:rPr>
+          <w:rFonts w:ascii="Arial" w:hAnsi="Arial"/>
+          <w:sz w:val="20"/>
+        </w:rPr>
+        <w:t xml:space="preserve"> documentada que permite la consulta automatizada de todas las variables del sistema, la </w:t>
+      </w:r>
+      <w:r>
+        <w:rPr>
+          <w:rFonts w:ascii="Arial" w:hAnsi="Arial"/>
+          <w:sz w:val="20"/>
+        </w:rPr>
+        <w:t>integración</w:t>
+      </w:r>
+      <w:r>
+        <w:rPr>
+          <w:rFonts w:ascii="Arial" w:hAnsi="Arial"/>
+          <w:sz w:val="20"/>
+        </w:rPr>
+        <w:t xml:space="preserve"> con otros sistemas institucionales y la </w:t>
+      </w:r>
+      <w:r>
+        <w:rPr>
+          <w:rFonts w:ascii="Arial" w:hAnsi="Arial"/>
+          <w:sz w:val="20"/>
+        </w:rPr>
+        <w:t>actualización</w:t>
+      </w:r>
+      <w:r>
+        <w:rPr>
+          <w:rFonts w:ascii="Arial" w:hAnsi="Arial"/>
+          <w:sz w:val="20"/>
+        </w:rPr>
+        <w:t xml:space="preserve"> </w:t>
+      </w:r>
+      <w:r>
+        <w:rPr>
+          <w:rFonts w:ascii="Arial" w:hAnsi="Arial"/>
+          <w:sz w:val="20"/>
+        </w:rPr>
+        <w:t>periódica</w:t>
+      </w:r>
+      <w:r>
+        <w:rPr>
+          <w:rFonts w:ascii="Arial" w:hAnsi="Arial"/>
+          <w:sz w:val="20"/>
+        </w:rPr>
+        <w:t xml:space="preserve"> de fuentes.</w:t>
       </w:r>
     </w:p>
     <w:tbl>
@@ -6079,16 +7828,7 @@
                 <w:sz w:val="20"/>
                 <w:szCs w:val="20"/>
               </w:rPr>
-              <w:t xml:space="preserve">Aplicación web en Streamlit y Hugging Face Spaces para </w:t>
-            </w:r>
-            <w:r>
-              <w:rPr>
-                <w:rFonts w:ascii="Arial" w:hAnsi="Arial" w:cs="Arial"/>
-                <w:sz w:val="20"/>
-                <w:szCs w:val="20"/>
-              </w:rPr>
-              <w:lastRenderedPageBreak/>
-              <w:t>consulta, visualización y generación de informes.</w:t>
+              <w:t>Aplicación web en Streamlit y Hugging Face Spaces para consulta, visualización y generación de informes.</w:t>
             </w:r>
           </w:p>
         </w:tc>
@@ -6122,7 +7862,6 @@
                 <w:sz w:val="20"/>
                 <w:szCs w:val="20"/>
               </w:rPr>
-              <w:lastRenderedPageBreak/>
               <w:t>7. Monitoreo</w:t>
             </w:r>
           </w:p>
@@ -6207,7 +7946,15 @@
           <w:rFonts w:ascii="Arial" w:hAnsi="Arial"/>
           <w:sz w:val="20"/>
         </w:rPr>
-        <w:t>Una decisión relevante en el diseño de la capa analítica fue evitar las consultas predefinidas como único mecanismo de acceso a los datos. En su lugar, el sistema incorpora un motor de decisión que interpreta de manera dinámica las variables seleccionadas por el usuario y construye las consultas en tiempo de ejecución. Esto significa que la herramienta no está limitada a los cruces previstos durante el desarrollo inicial: puede responder a combinaciones de filtros, variables y niveles de agregación que no fueron anticipadas, siempre que los datos estén disponibles en el repositorio. Esta arquitectura dota al sistema de una flexibilidad que lo acerca más a un motor de analítica institucional que a un tablero de indicadores fijos.</w:t>
+        <w:t xml:space="preserve">Una decisión relevante en el diseño de la capa analítica fue evitar las consultas predefinidas como único mecanismo de acceso a los datos. En su lugar, el sistema incorpora un motor de decisión que interpreta de manera dinámica las variables seleccionadas por el usuario y construye las consultas en tiempo de </w:t>
+      </w:r>
+      <w:r>
+        <w:rPr>
+          <w:rFonts w:ascii="Arial" w:hAnsi="Arial"/>
+          <w:sz w:val="20"/>
+        </w:rPr>
+        <w:lastRenderedPageBreak/>
+        <w:t>ejecución. Esto significa que la herramienta no está limitada a los cruces previstos durante el desarrollo inicial: puede responder a combinaciones de filtros, variables y niveles de agregación que no fueron anticipadas, siempre que los datos estén disponibles en el repositorio. Esta arquitectura dota al sistema de una flexibilidad que lo acerca más a un motor de analítica institucional que a un tablero de indicadores fijos.</w:t>
       </w:r>
     </w:p>
     <w:p>
@@ -6224,24 +7971,133 @@
           <w:rFonts w:ascii="Arial" w:hAnsi="Arial"/>
           <w:sz w:val="20"/>
         </w:rPr>
-        <w:t>Paralelamente a la interfaz de usuario, el sistema expone una interfaz de programación documentada que permite consultar las mismas variables y filtros desde aplicaciones externas o desde procesos institucionales automatizados. Esta API, construida sobre el marco FastAPI y documentada de manera interactiva, organiza sus operaciones en cinco grupos funcionales: consulta del estado del sistema, exploracion de la estructura de variables, recuperacion de datos por variable o dominio, generacion de contextos de analisis para un nucleo de conocimiento especifico, y consulta de tendencias globales, nacionales y sectoriales. La existencia de esta capa de servicios significa que el sistema no es unicamente un tablero de consulta: es una infraestructura de datos educativos que puede integrarse con otros sistemas institucionales, alimentar procesos de aseguramiento de la calidad o servir como respaldo analitico para la toma de decisiones colegiada.</w:t>
-      </w:r>
-    </w:p>
-    <w:p>
-      <w:pPr>
-        <w:jc w:val="both"/>
-        <w:rPr>
-          <w:rFonts w:ascii="Arial" w:hAnsi="Arial" w:cs="Arial"/>
-          <w:sz w:val="20"/>
-          <w:szCs w:val="20"/>
-        </w:rPr>
-      </w:pPr>
+        <w:t xml:space="preserve">Una decisión de diseño que merece mención es la estrategia con la que el sistema resuelve las diferencias de esquema entre las tablas de programas </w:t>
+      </w:r>
       <w:r>
         <w:rPr>
           <w:rFonts w:ascii="Arial" w:hAnsi="Arial"/>
           <w:sz w:val="20"/>
         </w:rPr>
-        <w:t>Una decisión de diseño que merece mención es la estrategia con la que el sistema resuelve las diferencias de esquema entre las tablas de programas academicos y las de matriculados, graduados e inscritos. Aunque ambas familias de tablas comparten el dominio de la educacion superior, utilizan nombres de columna distintos para conceptos equivalentes y algunas dimensiones simplemente no existen en las tablas de matriculados. En lugar de replicar los datos o mantener diccionarios de equivalencias que requeririan mantenimiento manual, el sistema aplica una estrategia de resolucion en dos fases: los filtros cuyas columnas existen en la tabla destino se aplican de manera directa; aquellos cuyas columnas no existen se resuelven mediante una subconsulta que utiliza el codigo SNIES del programa como puente hacia la tabla de programas, donde todas las dimensiones estan disponibles. Cuando multiples filtros requieren este mecanismo, el sistema los consolida en una sola subconsulta para no penalizar el rendimiento. Esta arquitectura de filtrado permite que el usuario seleccione cualquier combinacion de criterios sin preocuparse por las diferencias internas entre las tablas que el sistema esta interrogando.</w:t>
+        <w:t>académicos</w:t>
+      </w:r>
+      <w:r>
+        <w:rPr>
+          <w:rFonts w:ascii="Arial" w:hAnsi="Arial"/>
+          <w:sz w:val="20"/>
+        </w:rPr>
+        <w:t xml:space="preserve"> y las de matriculados, graduados e inscritos. Aunque ambas familias de tablas comparten el dominio de la </w:t>
+      </w:r>
+      <w:r>
+        <w:rPr>
+          <w:rFonts w:ascii="Arial" w:hAnsi="Arial"/>
+          <w:sz w:val="20"/>
+        </w:rPr>
+        <w:t>educación</w:t>
+      </w:r>
+      <w:r>
+        <w:rPr>
+          <w:rFonts w:ascii="Arial" w:hAnsi="Arial"/>
+          <w:sz w:val="20"/>
+        </w:rPr>
+        <w:t xml:space="preserve"> superior, utilizan nombres de columna distintos para conceptos equivalentes y algunas dimensiones simplemente no existen en las tablas de matriculados. En lugar de replicar los datos o mantener diccionarios de equivalencias que </w:t>
+      </w:r>
+      <w:r>
+        <w:rPr>
+          <w:rFonts w:ascii="Arial" w:hAnsi="Arial"/>
+          <w:sz w:val="20"/>
+        </w:rPr>
+        <w:t>requerirían</w:t>
+      </w:r>
+      <w:r>
+        <w:rPr>
+          <w:rFonts w:ascii="Arial" w:hAnsi="Arial"/>
+          <w:sz w:val="20"/>
+        </w:rPr>
+        <w:t xml:space="preserve"> mantenimiento manual, el sistema aplica una estrategia de </w:t>
+      </w:r>
+      <w:r>
+        <w:rPr>
+          <w:rFonts w:ascii="Arial" w:hAnsi="Arial"/>
+          <w:sz w:val="20"/>
+        </w:rPr>
+        <w:t>resolución</w:t>
+      </w:r>
+      <w:r>
+        <w:rPr>
+          <w:rFonts w:ascii="Arial" w:hAnsi="Arial"/>
+          <w:sz w:val="20"/>
+        </w:rPr>
+        <w:t xml:space="preserve"> en dos fases: los filtros cuyas columnas existen en la tabla destino se aplican de manera directa; aquellos cuyas columnas no existen se resuelven mediante una subconsulta que utiliza el </w:t>
+      </w:r>
+      <w:r>
+        <w:rPr>
+          <w:rFonts w:ascii="Arial" w:hAnsi="Arial"/>
+          <w:sz w:val="20"/>
+        </w:rPr>
+        <w:t>código</w:t>
+      </w:r>
+      <w:r>
+        <w:rPr>
+          <w:rFonts w:ascii="Arial" w:hAnsi="Arial"/>
+          <w:sz w:val="20"/>
+        </w:rPr>
+        <w:t xml:space="preserve"> SNIES del programa como puente hacia la tabla de programas, donde todas las dimensiones </w:t>
+      </w:r>
+      <w:r>
+        <w:rPr>
+          <w:rFonts w:ascii="Arial" w:hAnsi="Arial"/>
+          <w:sz w:val="20"/>
+        </w:rPr>
+        <w:t>están</w:t>
+      </w:r>
+      <w:r>
+        <w:rPr>
+          <w:rFonts w:ascii="Arial" w:hAnsi="Arial"/>
+          <w:sz w:val="20"/>
+        </w:rPr>
+        <w:t xml:space="preserve"> disponibles. Cuando </w:t>
+      </w:r>
+      <w:r>
+        <w:rPr>
+          <w:rFonts w:ascii="Arial" w:hAnsi="Arial"/>
+          <w:sz w:val="20"/>
+        </w:rPr>
+        <w:t>múltiples</w:t>
+      </w:r>
+      <w:r>
+        <w:rPr>
+          <w:rFonts w:ascii="Arial" w:hAnsi="Arial"/>
+          <w:sz w:val="20"/>
+        </w:rPr>
+        <w:t xml:space="preserve"> filtros requieren este mecanismo, el sistema los consolida en una sola subconsulta para no penalizar el rendimiento. Esta arquitectura de filtrado permite que el usuario seleccione cualquier </w:t>
+      </w:r>
+      <w:r>
+        <w:rPr>
+          <w:rFonts w:ascii="Arial" w:hAnsi="Arial"/>
+          <w:sz w:val="20"/>
+        </w:rPr>
+        <w:t>combinación</w:t>
+      </w:r>
+      <w:r>
+        <w:rPr>
+          <w:rFonts w:ascii="Arial" w:hAnsi="Arial"/>
+          <w:sz w:val="20"/>
+        </w:rPr>
+        <w:t xml:space="preserve"> de criterios sin preocuparse por las diferencias internas entre las tablas que el sistema </w:t>
+      </w:r>
+      <w:r>
+        <w:rPr>
+          <w:rFonts w:ascii="Arial" w:hAnsi="Arial"/>
+          <w:sz w:val="20"/>
+        </w:rPr>
+        <w:t>está</w:t>
+      </w:r>
+      <w:r>
+        <w:rPr>
+          <w:rFonts w:ascii="Arial" w:hAnsi="Arial"/>
+          <w:sz w:val="20"/>
+        </w:rPr>
+        <w:t xml:space="preserve"> interrogando.</w:t>
       </w:r>
     </w:p>
     <w:tbl>
@@ -6767,7 +8623,21 @@
           <w:rFonts w:ascii="Arial" w:hAnsi="Arial"/>
           <w:sz w:val="20"/>
         </w:rPr>
-        <w:t>La elección de búsqueda semántica con embeddings multilingües responde a un problema concreto del ecosistema de datos educativos colombianos. Las ocupaciones que demanda el mercado laboral rara vez se nombran con las mismas palabras que utilizan los programas académicos. La Clasificación Única de Ocupaciones describe perfiles laborales; el SNIES registra programas de formación. Entre ambos lenguajes existe una distancia que los métodos tradicionales de búsqueda por palabras clave no logran salvar de manera confiable. El modelo de lenguaje cruza ese umbral al representar el significado de los textos, no sus literales, permitiendo que el sistema asocie un núcleo básico de conocimiento con ocupaciones, competencias y vacantes aunque las denominaciones no compartan una sola palabra. Esta capacidad se extiende más allá del contexto colombiano: el sistema incorpora la taxonomía europea ESCO de habilidades y ocupaciones, mapeándola a los sectores de conocimiento SNIES para que un análisis de pertinencia pueda contrastarse con las señales de demanda laboral que se observan en economías de referencia.</w:t>
+        <w:t xml:space="preserve">La elección de búsqueda semántica con embeddings multilingües responde a un problema concreto del ecosistema de datos educativos colombianos. Las ocupaciones que demanda el mercado laboral rara vez se nombran con las mismas palabras que utilizan los programas académicos. La Clasificación Única de Ocupaciones describe perfiles laborales; el SNIES registra programas de formación. Entre ambos lenguajes existe una distancia que los métodos tradicionales de búsqueda por palabras clave no logran salvar de manera confiable. El modelo de lenguaje cruza ese umbral al representar el significado de los textos, no sus literales, permitiendo que el sistema asocie un núcleo básico de conocimiento con ocupaciones, competencias y </w:t>
+      </w:r>
+      <w:r>
+        <w:rPr>
+          <w:rFonts w:ascii="Arial" w:hAnsi="Arial"/>
+          <w:sz w:val="20"/>
+        </w:rPr>
+        <w:t>vacantes,</w:t>
+      </w:r>
+      <w:r>
+        <w:rPr>
+          <w:rFonts w:ascii="Arial" w:hAnsi="Arial"/>
+          <w:sz w:val="20"/>
+        </w:rPr>
+        <w:t xml:space="preserve"> aunque las denominaciones no compartan una sola palabra. Esta capacidad se extiende más allá del contexto colombiano: el sistema incorpora la taxonomía europea ESCO de habilidades y ocupaciones, mapeándola a los sectores de conocimiento SNIES para que un análisis de pertinencia pueda contrastarse con las señales de demanda laboral que se observan en economías de referencia.</w:t>
       </w:r>
     </w:p>
     <w:p>
@@ -6784,6 +8654,7 @@
           <w:rFonts w:ascii="Arial" w:hAnsi="Arial"/>
           <w:sz w:val="20"/>
         </w:rPr>
+        <w:lastRenderedPageBreak/>
         <w:t>Esta misma lógica de representación semántica permite al sistema tender un puente entre los dos universos de la oferta educativa colombiana que usualmente se analizan por separado: la educación superior formal y la educación para el trabajo y el desarrollo humano. Aunque el SNIES y el SIET utilizan clasificaciones distintas, nombres de programas que no coinciden y métricas que no se cruzan de manera natural, el modelo de lenguaje identifica correspondencias entre ambos sistemas a partir del significado de los textos que los describen. Esto permite que el análisis de pertinencia de un programa universitario pueda enriquecerse con señales provenientes del ecosistema de formación para el trabajo, y viceversa, revelando complementariedades que los datos, por sí solos, no harían visibles.</w:t>
       </w:r>
     </w:p>
@@ -6801,7 +8672,133 @@
           <w:rFonts w:ascii="Arial" w:hAnsi="Arial"/>
           <w:sz w:val="20"/>
         </w:rPr>
-        <w:t>El componente de búsqueda semántica opera sobre un modelo multilingüe de 384 dimensiones, seleccionado por su equilibrio entre precision, tamano compacto y desempeno en espanol. Los embeddings de los textos del corpus se precalculan y se almacenan en un sistema de cache de dos niveles, en memoria y en disco, para evitar el costo computacional de revectorizar cientos de ocupaciones o competencias en cada consulta. Los umbrales de similitud no son fijos sino adaptativos: el sistema intenta primero un emparejamiento exigente y, si los resultados son escasos, relaja el umbral para no descartar correspondencias validas en nucleos de conocimiento con pocas ocupaciones directamente asociadas. Cuando el modelo de lenguaje no esta disponible, ya sea por restricciones del entorno de ejecucion o por ausencia de las bibliotecas necesarias, el sistema recurre de manera automatica a una estrategia de respaldo basada en palabras clave, garantizando que el analisis nunca quede interrumpido por una dependencia externa.</w:t>
+        <w:t xml:space="preserve">El componente de búsqueda semántica opera sobre un modelo multilingüe de 384 dimensiones, seleccionado por su equilibrio entre </w:t>
+      </w:r>
+      <w:r>
+        <w:rPr>
+          <w:rFonts w:ascii="Arial" w:hAnsi="Arial"/>
+          <w:sz w:val="20"/>
+        </w:rPr>
+        <w:t>precisión</w:t>
+      </w:r>
+      <w:r>
+        <w:rPr>
+          <w:rFonts w:ascii="Arial" w:hAnsi="Arial"/>
+          <w:sz w:val="20"/>
+        </w:rPr>
+        <w:t xml:space="preserve">, </w:t>
+      </w:r>
+      <w:r>
+        <w:rPr>
+          <w:rFonts w:ascii="Arial" w:hAnsi="Arial"/>
+          <w:sz w:val="20"/>
+        </w:rPr>
+        <w:t>tamaño</w:t>
+      </w:r>
+      <w:r>
+        <w:rPr>
+          <w:rFonts w:ascii="Arial" w:hAnsi="Arial"/>
+          <w:sz w:val="20"/>
+        </w:rPr>
+        <w:t xml:space="preserve"> compacto y </w:t>
+      </w:r>
+      <w:r>
+        <w:rPr>
+          <w:rFonts w:ascii="Arial" w:hAnsi="Arial"/>
+          <w:sz w:val="20"/>
+        </w:rPr>
+        <w:t>desempeño</w:t>
+      </w:r>
+      <w:r>
+        <w:rPr>
+          <w:rFonts w:ascii="Arial" w:hAnsi="Arial"/>
+          <w:sz w:val="20"/>
+        </w:rPr>
+        <w:t xml:space="preserve"> en </w:t>
+      </w:r>
+      <w:r>
+        <w:rPr>
+          <w:rFonts w:ascii="Arial" w:hAnsi="Arial"/>
+          <w:sz w:val="20"/>
+        </w:rPr>
+        <w:t>español</w:t>
+      </w:r>
+      <w:r>
+        <w:rPr>
+          <w:rFonts w:ascii="Arial" w:hAnsi="Arial"/>
+          <w:sz w:val="20"/>
+        </w:rPr>
+        <w:t xml:space="preserve">. Los embeddings de los textos del corpus se precalculan y se almacenan en un sistema de cache de dos niveles, en memoria y en disco, para evitar el costo computacional de revectorizar cientos de ocupaciones o competencias en cada consulta. Los umbrales de similitud no son fijos sino adaptativos: el sistema intenta primero un emparejamiento exigente y, si los resultados son escasos, relaja el umbral para no descartar correspondencias validas en </w:t>
+      </w:r>
+      <w:r>
+        <w:rPr>
+          <w:rFonts w:ascii="Arial" w:hAnsi="Arial"/>
+          <w:sz w:val="20"/>
+        </w:rPr>
+        <w:t>núcleos</w:t>
+      </w:r>
+      <w:r>
+        <w:rPr>
+          <w:rFonts w:ascii="Arial" w:hAnsi="Arial"/>
+          <w:sz w:val="20"/>
+        </w:rPr>
+        <w:t xml:space="preserve"> de conocimiento con pocas ocupaciones directamente asociadas. Cuando el modelo de lenguaje no </w:t>
+      </w:r>
+      <w:r>
+        <w:rPr>
+          <w:rFonts w:ascii="Arial" w:hAnsi="Arial"/>
+          <w:sz w:val="20"/>
+        </w:rPr>
+        <w:t>está</w:t>
+      </w:r>
+      <w:r>
+        <w:rPr>
+          <w:rFonts w:ascii="Arial" w:hAnsi="Arial"/>
+          <w:sz w:val="20"/>
+        </w:rPr>
+        <w:t xml:space="preserve"> disponible, ya sea por restricciones del entorno de </w:t>
+      </w:r>
+      <w:r>
+        <w:rPr>
+          <w:rFonts w:ascii="Arial" w:hAnsi="Arial"/>
+          <w:sz w:val="20"/>
+        </w:rPr>
+        <w:t>ejecución</w:t>
+      </w:r>
+      <w:r>
+        <w:rPr>
+          <w:rFonts w:ascii="Arial" w:hAnsi="Arial"/>
+          <w:sz w:val="20"/>
+        </w:rPr>
+        <w:t xml:space="preserve"> o por ausencia de las bibliotecas necesarias, el sistema recurre de manera </w:t>
+      </w:r>
+      <w:r>
+        <w:rPr>
+          <w:rFonts w:ascii="Arial" w:hAnsi="Arial"/>
+          <w:sz w:val="20"/>
+        </w:rPr>
+        <w:t>automática</w:t>
+      </w:r>
+      <w:r>
+        <w:rPr>
+          <w:rFonts w:ascii="Arial" w:hAnsi="Arial"/>
+          <w:sz w:val="20"/>
+        </w:rPr>
+        <w:t xml:space="preserve"> a una estrategia de respaldo basada en palabras clave, garantizando que el </w:t>
+      </w:r>
+      <w:r>
+        <w:rPr>
+          <w:rFonts w:ascii="Arial" w:hAnsi="Arial"/>
+          <w:sz w:val="20"/>
+        </w:rPr>
+        <w:t>análisis</w:t>
+      </w:r>
+      <w:r>
+        <w:rPr>
+          <w:rFonts w:ascii="Arial" w:hAnsi="Arial"/>
+          <w:sz w:val="20"/>
+        </w:rPr>
+        <w:t xml:space="preserve"> nunca quede interrumpido por una dependencia externa.</w:t>
       </w:r>
     </w:p>
     <w:tbl>
@@ -7228,7 +9225,6 @@
           <w:sz w:val="20"/>
           <w:szCs w:val="20"/>
         </w:rPr>
-        <w:lastRenderedPageBreak/>
         <w:t>Métricas disponibles y dato pendiente</w:t>
       </w:r>
     </w:p>
@@ -7557,43 +9553,43 @@
                 <w:sz w:val="20"/>
                 <w:szCs w:val="20"/>
               </w:rPr>
-              <w:t xml:space="preserve">Pendiente. Los documentos técnicos no reportan </w:t>
-            </w:r>
-            <w:proofErr w:type="spellStart"/>
-            <w:r>
-              <w:rPr>
-                <w:rFonts w:ascii="Arial" w:hAnsi="Arial" w:cs="Arial"/>
-                <w:sz w:val="20"/>
-                <w:szCs w:val="20"/>
-              </w:rPr>
-              <w:t>accuracy</w:t>
-            </w:r>
-            <w:proofErr w:type="spellEnd"/>
-            <w:r>
-              <w:rPr>
-                <w:rFonts w:ascii="Arial" w:hAnsi="Arial" w:cs="Arial"/>
-                <w:sz w:val="20"/>
-                <w:szCs w:val="20"/>
-              </w:rPr>
-              <w:t xml:space="preserve">, F1, </w:t>
-            </w:r>
-            <w:proofErr w:type="spellStart"/>
-            <w:r>
-              <w:rPr>
-                <w:rFonts w:ascii="Arial" w:hAnsi="Arial" w:cs="Arial"/>
-                <w:sz w:val="20"/>
-                <w:szCs w:val="20"/>
-              </w:rPr>
-              <w:t>recall</w:t>
-            </w:r>
-            <w:proofErr w:type="spellEnd"/>
-            <w:r>
-              <w:rPr>
-                <w:rFonts w:ascii="Arial" w:hAnsi="Arial" w:cs="Arial"/>
-                <w:sz w:val="20"/>
-                <w:szCs w:val="20"/>
-              </w:rPr>
-              <w:t>, AUC, RMSE ni partición train/test para un modelo supervisado de predicción individual de deserción.</w:t>
+              <w:t xml:space="preserve">Pendiente para modelo supervisado de deserción. El sistema no entrena un clasificador de predicción individual de </w:t>
+            </w:r>
+            <w:bookmarkStart w:id="0" w:name="_GoBack"/>
+            <w:bookmarkEnd w:id="0"/>
+            <w:r>
+              <w:rPr>
+                <w:rFonts w:ascii="Arial" w:hAnsi="Arial" w:cs="Arial"/>
+                <w:sz w:val="20"/>
+                <w:szCs w:val="20"/>
+              </w:rPr>
+              <w:t>abandono (se propone como evolución futura en Anexo C).</w:t>
+            </w:r>
+          </w:p>
+          <w:p>
+            <w:pPr>
+              <w:rPr>
+                <w:rFonts w:ascii="Arial" w:hAnsi="Arial" w:cs="Arial"/>
+                <w:sz w:val="20"/>
+                <w:szCs w:val="20"/>
+              </w:rPr>
+            </w:pPr>
+          </w:p>
+          <w:p>
+            <w:pPr>
+              <w:rPr>
+                <w:rFonts w:ascii="Arial" w:hAnsi="Arial" w:cs="Arial"/>
+                <w:sz w:val="20"/>
+                <w:szCs w:val="20"/>
+              </w:rPr>
+            </w:pPr>
+            <w:r>
+              <w:rPr>
+                <w:rFonts w:ascii="Arial" w:hAnsi="Arial" w:cs="Arial"/>
+                <w:sz w:val="20"/>
+                <w:szCs w:val="20"/>
+              </w:rPr>
+              <w:t>Para el componente de matching semántico sí se dispone de métricas IR validadas sobre 56 NBCs: P@1=78.6%, MRR=0.810, MAP=0.794, NDCG@10=0.813, con cobertura Top-5 del 100%. Resultados completos y gráficos en reports/ y docs/tecnica/08_validacion_componentes_ia.md.</w:t>
             </w:r>
           </w:p>
         </w:tc>
@@ -7627,6 +9623,7 @@
                 <w:sz w:val="20"/>
                 <w:szCs w:val="20"/>
               </w:rPr>
+              <w:lastRenderedPageBreak/>
               <w:t>Validación experta</w:t>
             </w:r>
           </w:p>
@@ -7712,7 +9709,55 @@
           <w:sz w:val="20"/>
           <w:szCs w:val="20"/>
         </w:rPr>
-        <w:t>La validación del sistema se realizó mediante una batería de 50 pruebas automatizadas ejecutadas directamente contra el repositorio de datos real, cubriendo construccion de filtros, consultas entre tablas, consistencia interna y rendimiento. Los detalles de la suite de validacion se describen en la seccion 9.</w:t>
+        <w:t xml:space="preserve">La validación del sistema se realizó mediante una batería de 50 pruebas automatizadas ejecutadas directamente contra el repositorio de datos real, cubriendo </w:t>
+      </w:r>
+      <w:r>
+        <w:rPr>
+          <w:rFonts w:ascii="Arial" w:hAnsi="Arial" w:cs="Arial"/>
+          <w:sz w:val="20"/>
+          <w:szCs w:val="20"/>
+        </w:rPr>
+        <w:t>construcción</w:t>
+      </w:r>
+      <w:r>
+        <w:rPr>
+          <w:rFonts w:ascii="Arial" w:hAnsi="Arial" w:cs="Arial"/>
+          <w:sz w:val="20"/>
+          <w:szCs w:val="20"/>
+        </w:rPr>
+        <w:t xml:space="preserve"> de filtros, consultas entre tablas, consistencia interna y rendimiento. Los detalles de la suite de </w:t>
+      </w:r>
+      <w:r>
+        <w:rPr>
+          <w:rFonts w:ascii="Arial" w:hAnsi="Arial" w:cs="Arial"/>
+          <w:sz w:val="20"/>
+          <w:szCs w:val="20"/>
+        </w:rPr>
+        <w:t>validación</w:t>
+      </w:r>
+      <w:r>
+        <w:rPr>
+          <w:rFonts w:ascii="Arial" w:hAnsi="Arial" w:cs="Arial"/>
+          <w:sz w:val="20"/>
+          <w:szCs w:val="20"/>
+        </w:rPr>
+        <w:t xml:space="preserve"> se describen en la </w:t>
+      </w:r>
+      <w:r>
+        <w:rPr>
+          <w:rFonts w:ascii="Arial" w:hAnsi="Arial" w:cs="Arial"/>
+          <w:sz w:val="20"/>
+          <w:szCs w:val="20"/>
+        </w:rPr>
+        <w:t>sección</w:t>
+      </w:r>
+      <w:r>
+        <w:rPr>
+          <w:rFonts w:ascii="Arial" w:hAnsi="Arial" w:cs="Arial"/>
+          <w:sz w:val="20"/>
+          <w:szCs w:val="20"/>
+        </w:rPr>
+        <w:t xml:space="preserve"> 9.</w:t>
       </w:r>
     </w:p>
     <w:tbl>
@@ -8153,16 +10198,7 @@
                 <w:sz w:val="20"/>
                 <w:szCs w:val="20"/>
               </w:rPr>
-              <w:t xml:space="preserve">La conectividad permite recomendar modalidades virtuales, híbridas o presenciales según zona, campo y </w:t>
-            </w:r>
-            <w:r>
-              <w:rPr>
-                <w:rFonts w:ascii="Arial" w:hAnsi="Arial" w:cs="Arial"/>
-                <w:sz w:val="20"/>
-                <w:szCs w:val="20"/>
-              </w:rPr>
-              <w:lastRenderedPageBreak/>
-              <w:t>componente práctico.</w:t>
+              <w:t>La conectividad permite recomendar modalidades virtuales, híbridas o presenciales según zona, campo y componente práctico.</w:t>
             </w:r>
           </w:p>
         </w:tc>
@@ -8191,7 +10227,6 @@
                 <w:sz w:val="20"/>
                 <w:szCs w:val="20"/>
               </w:rPr>
-              <w:lastRenderedPageBreak/>
               <w:t>Anticipa barreras de acceso que pueden afectar continuidad en programas virtuales o híbridos.</w:t>
             </w:r>
           </w:p>
@@ -8253,7 +10288,23 @@
                 <w:sz w:val="20"/>
                 <w:szCs w:val="20"/>
               </w:rPr>
-              <w:t>El sistema transforma hallazgos en recomendaciones: programa completo, ruta formativa, microcredencial, educación continua, oferta con ajustes o revaluación.</w:t>
+              <w:t xml:space="preserve">El sistema transforma hallazgos en recomendaciones: programa completo, ruta formativa, </w:t>
+            </w:r>
+            <w:r>
+              <w:rPr>
+                <w:rFonts w:ascii="Arial" w:hAnsi="Arial" w:cs="Arial"/>
+                <w:sz w:val="20"/>
+                <w:szCs w:val="20"/>
+              </w:rPr>
+              <w:t>microcredenciales</w:t>
+            </w:r>
+            <w:r>
+              <w:rPr>
+                <w:rFonts w:ascii="Arial" w:hAnsi="Arial" w:cs="Arial"/>
+                <w:sz w:val="20"/>
+                <w:szCs w:val="20"/>
+              </w:rPr>
+              <w:t>, educación continua, oferta con ajustes o revaluación.</w:t>
             </w:r>
           </w:p>
         </w:tc>
@@ -8302,6 +10353,7 @@
           <w:sz w:val="20"/>
           <w:szCs w:val="20"/>
         </w:rPr>
+        <w:lastRenderedPageBreak/>
         <w:t>Impacto esperado</w:t>
       </w:r>
     </w:p>
@@ -8320,7 +10372,103 @@
           <w:sz w:val="20"/>
           <w:szCs w:val="20"/>
         </w:rPr>
-        <w:t>La solucion reduce significativamente el tiempo necesario para producir un estudio de contexto, integrando en una sola consulta lo que tradicionalmente exigía recopilar y cruzar manualmente informacion de multiples fuentes dispersas. Estructura la evidencia de manera que cada hallazgo es trazable hasta la fuente y el periodo de origen, y permite que los equipos curriculares comparen escenarios de oferta antes de comprometer recursos institucionales. En terminos sociales, una oferta mejor sustentada contribuye a disminuir brechas de acceso, permanencia y empleabilidad, especialmente cuando la desercion se analiza junto con condiciones territoriales, modalidad, desempeno y oportunidad laboral.</w:t>
+        <w:t xml:space="preserve">La </w:t>
+      </w:r>
+      <w:r>
+        <w:rPr>
+          <w:rFonts w:ascii="Arial" w:hAnsi="Arial" w:cs="Arial"/>
+          <w:sz w:val="20"/>
+          <w:szCs w:val="20"/>
+        </w:rPr>
+        <w:t>solución</w:t>
+      </w:r>
+      <w:r>
+        <w:rPr>
+          <w:rFonts w:ascii="Arial" w:hAnsi="Arial" w:cs="Arial"/>
+          <w:sz w:val="20"/>
+          <w:szCs w:val="20"/>
+        </w:rPr>
+        <w:t xml:space="preserve"> reduce significativamente el tiempo necesario para producir un estudio de contexto, integrando en una sola consulta lo que tradicionalmente exigía recopilar y cruzar manualmente </w:t>
+      </w:r>
+      <w:r>
+        <w:rPr>
+          <w:rFonts w:ascii="Arial" w:hAnsi="Arial" w:cs="Arial"/>
+          <w:sz w:val="20"/>
+          <w:szCs w:val="20"/>
+        </w:rPr>
+        <w:t>información</w:t>
+      </w:r>
+      <w:r>
+        <w:rPr>
+          <w:rFonts w:ascii="Arial" w:hAnsi="Arial" w:cs="Arial"/>
+          <w:sz w:val="20"/>
+          <w:szCs w:val="20"/>
+        </w:rPr>
+        <w:t xml:space="preserve"> de </w:t>
+      </w:r>
+      <w:r>
+        <w:rPr>
+          <w:rFonts w:ascii="Arial" w:hAnsi="Arial" w:cs="Arial"/>
+          <w:sz w:val="20"/>
+          <w:szCs w:val="20"/>
+        </w:rPr>
+        <w:t>múltiples</w:t>
+      </w:r>
+      <w:r>
+        <w:rPr>
+          <w:rFonts w:ascii="Arial" w:hAnsi="Arial" w:cs="Arial"/>
+          <w:sz w:val="20"/>
+          <w:szCs w:val="20"/>
+        </w:rPr>
+        <w:t xml:space="preserve"> fuentes dispersas. Estructura la evidencia de manera que cada hallazgo es trazable hasta la fuente y el periodo de origen, y permite que los equipos curriculares comparen escenarios de oferta antes de comprometer recursos institucionales. En </w:t>
+      </w:r>
+      <w:r>
+        <w:rPr>
+          <w:rFonts w:ascii="Arial" w:hAnsi="Arial" w:cs="Arial"/>
+          <w:sz w:val="20"/>
+          <w:szCs w:val="20"/>
+        </w:rPr>
+        <w:t>términos</w:t>
+      </w:r>
+      <w:r>
+        <w:rPr>
+          <w:rFonts w:ascii="Arial" w:hAnsi="Arial" w:cs="Arial"/>
+          <w:sz w:val="20"/>
+          <w:szCs w:val="20"/>
+        </w:rPr>
+        <w:t xml:space="preserve"> sociales, una oferta mejor sustentada contribuye a disminuir brechas de acceso, permanencia y empleabilidad, especialmente cuando la </w:t>
+      </w:r>
+      <w:r>
+        <w:rPr>
+          <w:rFonts w:ascii="Arial" w:hAnsi="Arial" w:cs="Arial"/>
+          <w:sz w:val="20"/>
+          <w:szCs w:val="20"/>
+        </w:rPr>
+        <w:t>deserción</w:t>
+      </w:r>
+      <w:r>
+        <w:rPr>
+          <w:rFonts w:ascii="Arial" w:hAnsi="Arial" w:cs="Arial"/>
+          <w:sz w:val="20"/>
+          <w:szCs w:val="20"/>
+        </w:rPr>
+        <w:t xml:space="preserve"> se analiza junto con condiciones territoriales, modalidad, </w:t>
+      </w:r>
+      <w:r>
+        <w:rPr>
+          <w:rFonts w:ascii="Arial" w:hAnsi="Arial" w:cs="Arial"/>
+          <w:sz w:val="20"/>
+          <w:szCs w:val="20"/>
+        </w:rPr>
+        <w:t>desempeño</w:t>
+      </w:r>
+      <w:r>
+        <w:rPr>
+          <w:rFonts w:ascii="Arial" w:hAnsi="Arial" w:cs="Arial"/>
+          <w:sz w:val="20"/>
+          <w:szCs w:val="20"/>
+        </w:rPr>
+        <w:t xml:space="preserve"> y oportunidad laboral.</w:t>
       </w:r>
     </w:p>
     <w:p>
@@ -8355,7 +10503,35 @@
           <w:rFonts w:ascii="Arial" w:hAnsi="Arial"/>
           <w:sz w:val="20"/>
         </w:rPr>
-        <w:t>El prototipo desplegado no es un ejercicio demostrativo sino una aplicación funcional que opera sobre datos reales, produce análisis actualizables y responde a preguntas institucionales concretas. Detrás de la interfaz de consulta opera una arquitectura de servicios que le da profundidad al sistema: un motor de decisión que cruza variables sin depender de consultas predefinidas, un mecanismo de recuperación aumentada que enriquece cada análisis con datos de contexto pertinentes aunque el usuario no los haya solicitado, y un componente de inteligencia artificial que no se limita a responder sino que construye argumentos, cita fuentes y reconoce sus propios límites. Lo que el concurso evalúa hoy es la expresión visible de una infraestructura de decisión educativa concebida para acompañar la evolución del sistema colombiano en los próximos años.</w:t>
+        <w:t xml:space="preserve">El prototipo desplegado no es un ejercicio demostrativo sino una aplicación funcional que opera sobre datos reales, produce análisis actualizables y responde a preguntas institucionales concretas. Detrás de la interfaz de consulta opera una arquitectura de servicios que le da profundidad al sistema: un motor de decisión que cruza variables sin depender de consultas predefinidas, un mecanismo de recuperación aumentada que enriquece cada análisis con datos de contexto </w:t>
+      </w:r>
+      <w:r>
+        <w:rPr>
+          <w:rFonts w:ascii="Arial" w:hAnsi="Arial"/>
+          <w:sz w:val="20"/>
+        </w:rPr>
+        <w:t>pertinentes,</w:t>
+      </w:r>
+      <w:r>
+        <w:rPr>
+          <w:rFonts w:ascii="Arial" w:hAnsi="Arial"/>
+          <w:sz w:val="20"/>
+        </w:rPr>
+        <w:t xml:space="preserve"> aunque el usuario no los haya solicitado, y un componente de inteligencia artificial que no se limita a </w:t>
+      </w:r>
+      <w:r>
+        <w:rPr>
+          <w:rFonts w:ascii="Arial" w:hAnsi="Arial"/>
+          <w:sz w:val="20"/>
+        </w:rPr>
+        <w:t>responder,</w:t>
+      </w:r>
+      <w:r>
+        <w:rPr>
+          <w:rFonts w:ascii="Arial" w:hAnsi="Arial"/>
+          <w:sz w:val="20"/>
+        </w:rPr>
+        <w:t xml:space="preserve"> sino que construye argumentos, cita fuentes y reconoce sus propios límites. Lo que el concurso evalúa hoy es la expresión visible de una infraestructura de decisión educativa concebida para acompañar la evolución del sistema colombiano en los próximos años.</w:t>
       </w:r>
     </w:p>
     <w:p>
@@ -8409,7 +10585,167 @@
           <w:sz w:val="20"/>
           <w:szCs w:val="20"/>
         </w:rPr>
-        <w:t>La evidencia funcional se presenta mediante una aplicación web desplegada en Hugging Face Spaces. La demo debe ejecutarse con datos estables y las siguientes rutas de consulta: busqueda por nucleo basico de conocimiento con cruce de filtros de territorio y modalidad, lectura de indicadores de concentracion y crecimiento, recuperacion de datos de desercion por cohorte, emparejamiento semantico con ocupaciones y competencias de la Clasificacion Unica de Ocupaciones, y generacion de informe preliminar de pertinencia asistido por inteligencia artificial.</w:t>
+        <w:t xml:space="preserve">La evidencia funcional se presenta mediante una aplicación web desplegada en Hugging Face Spaces. La demo debe ejecutarse con datos estables y las siguientes rutas de consulta: </w:t>
+      </w:r>
+      <w:r>
+        <w:rPr>
+          <w:rFonts w:ascii="Arial" w:hAnsi="Arial" w:cs="Arial"/>
+          <w:sz w:val="20"/>
+          <w:szCs w:val="20"/>
+        </w:rPr>
+        <w:t>búsqueda</w:t>
+      </w:r>
+      <w:r>
+        <w:rPr>
+          <w:rFonts w:ascii="Arial" w:hAnsi="Arial" w:cs="Arial"/>
+          <w:sz w:val="20"/>
+          <w:szCs w:val="20"/>
+        </w:rPr>
+        <w:t xml:space="preserve"> por </w:t>
+      </w:r>
+      <w:r>
+        <w:rPr>
+          <w:rFonts w:ascii="Arial" w:hAnsi="Arial" w:cs="Arial"/>
+          <w:sz w:val="20"/>
+          <w:szCs w:val="20"/>
+        </w:rPr>
+        <w:t>núcleo</w:t>
+      </w:r>
+      <w:r>
+        <w:rPr>
+          <w:rFonts w:ascii="Arial" w:hAnsi="Arial" w:cs="Arial"/>
+          <w:sz w:val="20"/>
+          <w:szCs w:val="20"/>
+        </w:rPr>
+        <w:t xml:space="preserve"> </w:t>
+      </w:r>
+      <w:r>
+        <w:rPr>
+          <w:rFonts w:ascii="Arial" w:hAnsi="Arial" w:cs="Arial"/>
+          <w:sz w:val="20"/>
+          <w:szCs w:val="20"/>
+        </w:rPr>
+        <w:t>básico</w:t>
+      </w:r>
+      <w:r>
+        <w:rPr>
+          <w:rFonts w:ascii="Arial" w:hAnsi="Arial" w:cs="Arial"/>
+          <w:sz w:val="20"/>
+          <w:szCs w:val="20"/>
+        </w:rPr>
+        <w:t xml:space="preserve"> de conocimiento con cruce de filtros de territorio y modalidad, lectura de indicadores de </w:t>
+      </w:r>
+      <w:r>
+        <w:rPr>
+          <w:rFonts w:ascii="Arial" w:hAnsi="Arial" w:cs="Arial"/>
+          <w:sz w:val="20"/>
+          <w:szCs w:val="20"/>
+        </w:rPr>
+        <w:t>concentración</w:t>
+      </w:r>
+      <w:r>
+        <w:rPr>
+          <w:rFonts w:ascii="Arial" w:hAnsi="Arial" w:cs="Arial"/>
+          <w:sz w:val="20"/>
+          <w:szCs w:val="20"/>
+        </w:rPr>
+        <w:t xml:space="preserve"> y crecimiento, </w:t>
+      </w:r>
+      <w:r>
+        <w:rPr>
+          <w:rFonts w:ascii="Arial" w:hAnsi="Arial" w:cs="Arial"/>
+          <w:sz w:val="20"/>
+          <w:szCs w:val="20"/>
+        </w:rPr>
+        <w:t>recuperación</w:t>
+      </w:r>
+      <w:r>
+        <w:rPr>
+          <w:rFonts w:ascii="Arial" w:hAnsi="Arial" w:cs="Arial"/>
+          <w:sz w:val="20"/>
+          <w:szCs w:val="20"/>
+        </w:rPr>
+        <w:t xml:space="preserve"> de datos de </w:t>
+      </w:r>
+      <w:r>
+        <w:rPr>
+          <w:rFonts w:ascii="Arial" w:hAnsi="Arial" w:cs="Arial"/>
+          <w:sz w:val="20"/>
+          <w:szCs w:val="20"/>
+        </w:rPr>
+        <w:t>deserción</w:t>
+      </w:r>
+      <w:r>
+        <w:rPr>
+          <w:rFonts w:ascii="Arial" w:hAnsi="Arial" w:cs="Arial"/>
+          <w:sz w:val="20"/>
+          <w:szCs w:val="20"/>
+        </w:rPr>
+        <w:t xml:space="preserve"> por cohorte, emparejamiento </w:t>
+      </w:r>
+      <w:r>
+        <w:rPr>
+          <w:rFonts w:ascii="Arial" w:hAnsi="Arial" w:cs="Arial"/>
+          <w:sz w:val="20"/>
+          <w:szCs w:val="20"/>
+        </w:rPr>
+        <w:t>semántico</w:t>
+      </w:r>
+      <w:r>
+        <w:rPr>
+          <w:rFonts w:ascii="Arial" w:hAnsi="Arial" w:cs="Arial"/>
+          <w:sz w:val="20"/>
+          <w:szCs w:val="20"/>
+        </w:rPr>
+        <w:t xml:space="preserve"> con ocupaciones y competencias de la </w:t>
+      </w:r>
+      <w:r>
+        <w:rPr>
+          <w:rFonts w:ascii="Arial" w:hAnsi="Arial" w:cs="Arial"/>
+          <w:sz w:val="20"/>
+          <w:szCs w:val="20"/>
+        </w:rPr>
+        <w:t>Clasificación</w:t>
+      </w:r>
+      <w:r>
+        <w:rPr>
+          <w:rFonts w:ascii="Arial" w:hAnsi="Arial" w:cs="Arial"/>
+          <w:sz w:val="20"/>
+          <w:szCs w:val="20"/>
+        </w:rPr>
+        <w:t xml:space="preserve"> </w:t>
+      </w:r>
+      <w:r>
+        <w:rPr>
+          <w:rFonts w:ascii="Arial" w:hAnsi="Arial" w:cs="Arial"/>
+          <w:sz w:val="20"/>
+          <w:szCs w:val="20"/>
+        </w:rPr>
+        <w:t>Única</w:t>
+      </w:r>
+      <w:r>
+        <w:rPr>
+          <w:rFonts w:ascii="Arial" w:hAnsi="Arial" w:cs="Arial"/>
+          <w:sz w:val="20"/>
+          <w:szCs w:val="20"/>
+        </w:rPr>
+        <w:t xml:space="preserve"> de Ocupaciones, y </w:t>
+      </w:r>
+      <w:r>
+        <w:rPr>
+          <w:rFonts w:ascii="Arial" w:hAnsi="Arial" w:cs="Arial"/>
+          <w:sz w:val="20"/>
+          <w:szCs w:val="20"/>
+        </w:rPr>
+        <w:t>generación</w:t>
+      </w:r>
+      <w:r>
+        <w:rPr>
+          <w:rFonts w:ascii="Arial" w:hAnsi="Arial" w:cs="Arial"/>
+          <w:sz w:val="20"/>
+          <w:szCs w:val="20"/>
+        </w:rPr>
+        <w:t xml:space="preserve"> de informe preliminar de pertinencia asistido por inteligencia artificial.</w:t>
       </w:r>
     </w:p>
     <w:p>
@@ -8444,7 +10780,6 @@
     </w:p>
     <w:p>
       <w:pPr>
-        <w:pStyle w:val="Normal"/>
         <w:jc w:val="both"/>
       </w:pPr>
       <w:r>
@@ -8452,7 +10787,245 @@
           <w:rFonts w:ascii="Arial" w:hAnsi="Arial"/>
           <w:sz w:val="20"/>
         </w:rPr>
-        <w:t>La aplicación guía al usuario a través de un flujo de consulta que comienza con un panel lateral de filtros organizados por jerarquia: area de conocimiento, nucleo basico, campo amplio, territorio, modalidad, sector y nivel de formacion. Cada filtro se comporta en cascada, de modo que seleccionar un area reduce las opciones disponibles en los filtros siguientes, facilitando una exploracion guiada incluso para usuarios sin formacion tecnica. Una vez definidos los criterios, el sistema despliega cuatro vistas de sintesis evaluativa navegables por pestanas, cada una con indicadores graficos, tablas de detalle y un panel de decision final que consolida los resultados en un semaforo acompanado del tipo de oferta educativa recomendada. El usuario puede descargar los datos de cada grafico, exportar el informe generado por el asistente de inteligencia artificial y compartir el analisis con otros actores institucionales mediante la URL de la sesion.</w:t>
+        <w:t xml:space="preserve">La aplicación guía al usuario a través de un flujo de consulta que comienza con un panel lateral de filtros organizados por </w:t>
+      </w:r>
+      <w:r>
+        <w:rPr>
+          <w:rFonts w:ascii="Arial" w:hAnsi="Arial"/>
+          <w:sz w:val="20"/>
+        </w:rPr>
+        <w:t>jerarquía</w:t>
+      </w:r>
+      <w:r>
+        <w:rPr>
+          <w:rFonts w:ascii="Arial" w:hAnsi="Arial"/>
+          <w:sz w:val="20"/>
+        </w:rPr>
+        <w:t xml:space="preserve">: </w:t>
+      </w:r>
+      <w:r>
+        <w:rPr>
+          <w:rFonts w:ascii="Arial" w:hAnsi="Arial"/>
+          <w:sz w:val="20"/>
+        </w:rPr>
+        <w:t>área</w:t>
+      </w:r>
+      <w:r>
+        <w:rPr>
+          <w:rFonts w:ascii="Arial" w:hAnsi="Arial"/>
+          <w:sz w:val="20"/>
+        </w:rPr>
+        <w:t xml:space="preserve"> de conocimiento, </w:t>
+      </w:r>
+      <w:r>
+        <w:rPr>
+          <w:rFonts w:ascii="Arial" w:hAnsi="Arial"/>
+          <w:sz w:val="20"/>
+        </w:rPr>
+        <w:t>núcleo</w:t>
+      </w:r>
+      <w:r>
+        <w:rPr>
+          <w:rFonts w:ascii="Arial" w:hAnsi="Arial"/>
+          <w:sz w:val="20"/>
+        </w:rPr>
+        <w:t xml:space="preserve"> </w:t>
+      </w:r>
+      <w:r>
+        <w:rPr>
+          <w:rFonts w:ascii="Arial" w:hAnsi="Arial"/>
+          <w:sz w:val="20"/>
+        </w:rPr>
+        <w:t>básico</w:t>
+      </w:r>
+      <w:r>
+        <w:rPr>
+          <w:rFonts w:ascii="Arial" w:hAnsi="Arial"/>
+          <w:sz w:val="20"/>
+        </w:rPr>
+        <w:t xml:space="preserve">, campo amplio, territorio, modalidad, sector y nivel de </w:t>
+      </w:r>
+      <w:r>
+        <w:rPr>
+          <w:rFonts w:ascii="Arial" w:hAnsi="Arial"/>
+          <w:sz w:val="20"/>
+        </w:rPr>
+        <w:t>formación</w:t>
+      </w:r>
+      <w:r>
+        <w:rPr>
+          <w:rFonts w:ascii="Arial" w:hAnsi="Arial"/>
+          <w:sz w:val="20"/>
+        </w:rPr>
+        <w:t xml:space="preserve">. Cada filtro se comporta en cascada, de modo que seleccionar un </w:t>
+      </w:r>
+      <w:r>
+        <w:rPr>
+          <w:rFonts w:ascii="Arial" w:hAnsi="Arial"/>
+          <w:sz w:val="20"/>
+        </w:rPr>
+        <w:t>área</w:t>
+      </w:r>
+      <w:r>
+        <w:rPr>
+          <w:rFonts w:ascii="Arial" w:hAnsi="Arial"/>
+          <w:sz w:val="20"/>
+        </w:rPr>
+        <w:t xml:space="preserve"> reduce las opciones disponibles en los filtros siguientes, facilitando una </w:t>
+      </w:r>
+      <w:r>
+        <w:rPr>
+          <w:rFonts w:ascii="Arial" w:hAnsi="Arial"/>
+          <w:sz w:val="20"/>
+        </w:rPr>
+        <w:t>exploración</w:t>
+      </w:r>
+      <w:r>
+        <w:rPr>
+          <w:rFonts w:ascii="Arial" w:hAnsi="Arial"/>
+          <w:sz w:val="20"/>
+        </w:rPr>
+        <w:t xml:space="preserve"> guiada incluso para usuarios sin </w:t>
+      </w:r>
+      <w:r>
+        <w:rPr>
+          <w:rFonts w:ascii="Arial" w:hAnsi="Arial"/>
+          <w:sz w:val="20"/>
+        </w:rPr>
+        <w:t>formación</w:t>
+      </w:r>
+      <w:r>
+        <w:rPr>
+          <w:rFonts w:ascii="Arial" w:hAnsi="Arial"/>
+          <w:sz w:val="20"/>
+        </w:rPr>
+        <w:t xml:space="preserve"> </w:t>
+      </w:r>
+      <w:r>
+        <w:rPr>
+          <w:rFonts w:ascii="Arial" w:hAnsi="Arial"/>
+          <w:sz w:val="20"/>
+        </w:rPr>
+        <w:t>técnica</w:t>
+      </w:r>
+      <w:r>
+        <w:rPr>
+          <w:rFonts w:ascii="Arial" w:hAnsi="Arial"/>
+          <w:sz w:val="20"/>
+        </w:rPr>
+        <w:t xml:space="preserve">. Una vez definidos los criterios, el sistema despliega cuatro vistas de </w:t>
+      </w:r>
+      <w:r>
+        <w:rPr>
+          <w:rFonts w:ascii="Arial" w:hAnsi="Arial"/>
+          <w:sz w:val="20"/>
+        </w:rPr>
+        <w:t>síntesis</w:t>
+      </w:r>
+      <w:r>
+        <w:rPr>
+          <w:rFonts w:ascii="Arial" w:hAnsi="Arial"/>
+          <w:sz w:val="20"/>
+        </w:rPr>
+        <w:t xml:space="preserve"> evaluativa navegables por pestanas, cada una con indicadores </w:t>
+      </w:r>
+      <w:r>
+        <w:rPr>
+          <w:rFonts w:ascii="Arial" w:hAnsi="Arial"/>
+          <w:sz w:val="20"/>
+        </w:rPr>
+        <w:t>gráficos</w:t>
+      </w:r>
+      <w:r>
+        <w:rPr>
+          <w:rFonts w:ascii="Arial" w:hAnsi="Arial"/>
+          <w:sz w:val="20"/>
+        </w:rPr>
+        <w:t xml:space="preserve">, tablas de detalle y un panel de </w:t>
+      </w:r>
+      <w:r>
+        <w:rPr>
+          <w:rFonts w:ascii="Arial" w:hAnsi="Arial"/>
+          <w:sz w:val="20"/>
+        </w:rPr>
+        <w:t>decisión</w:t>
+      </w:r>
+      <w:r>
+        <w:rPr>
+          <w:rFonts w:ascii="Arial" w:hAnsi="Arial"/>
+          <w:sz w:val="20"/>
+        </w:rPr>
+        <w:t xml:space="preserve"> final que consolida los resultados en un </w:t>
+      </w:r>
+      <w:r>
+        <w:rPr>
+          <w:rFonts w:ascii="Arial" w:hAnsi="Arial"/>
+          <w:sz w:val="20"/>
+        </w:rPr>
+        <w:t>semáforo</w:t>
+      </w:r>
+      <w:r>
+        <w:rPr>
+          <w:rFonts w:ascii="Arial" w:hAnsi="Arial"/>
+          <w:sz w:val="20"/>
+        </w:rPr>
+        <w:t xml:space="preserve"> </w:t>
+      </w:r>
+      <w:r>
+        <w:rPr>
+          <w:rFonts w:ascii="Arial" w:hAnsi="Arial"/>
+          <w:sz w:val="20"/>
+        </w:rPr>
+        <w:t>acompañado</w:t>
+      </w:r>
+      <w:r>
+        <w:rPr>
+          <w:rFonts w:ascii="Arial" w:hAnsi="Arial"/>
+          <w:sz w:val="20"/>
+        </w:rPr>
+        <w:t xml:space="preserve"> del tipo de oferta educativa recomendada. El usuario puede descargar los datos de cada </w:t>
+      </w:r>
+      <w:r>
+        <w:rPr>
+          <w:rFonts w:ascii="Arial" w:hAnsi="Arial"/>
+          <w:sz w:val="20"/>
+        </w:rPr>
+        <w:t>gráfico</w:t>
+      </w:r>
+      <w:r>
+        <w:rPr>
+          <w:rFonts w:ascii="Arial" w:hAnsi="Arial"/>
+          <w:sz w:val="20"/>
+        </w:rPr>
+        <w:t xml:space="preserve">, exportar el informe generado por el asistente de inteligencia artificial y compartir el </w:t>
+      </w:r>
+      <w:r>
+        <w:rPr>
+          <w:rFonts w:ascii="Arial" w:hAnsi="Arial"/>
+          <w:sz w:val="20"/>
+        </w:rPr>
+        <w:t>análisis</w:t>
+      </w:r>
+      <w:r>
+        <w:rPr>
+          <w:rFonts w:ascii="Arial" w:hAnsi="Arial"/>
+          <w:sz w:val="20"/>
+        </w:rPr>
+        <w:t xml:space="preserve"> con otros actores institucionales mediante la URL de la </w:t>
+      </w:r>
+      <w:r>
+        <w:rPr>
+          <w:rFonts w:ascii="Arial" w:hAnsi="Arial"/>
+          <w:sz w:val="20"/>
+        </w:rPr>
+        <w:t>sesión</w:t>
+      </w:r>
+      <w:r>
+        <w:rPr>
+          <w:rFonts w:ascii="Arial" w:hAnsi="Arial"/>
+          <w:sz w:val="20"/>
+        </w:rPr>
+        <w:t>.</w:t>
       </w:r>
     </w:p>
     <w:p>
@@ -8464,7 +11037,105 @@
           <w:rFonts w:ascii="Arial" w:hAnsi="Arial"/>
           <w:sz w:val="20"/>
         </w:rPr>
-        <w:t>[INSERTAR CAPTURA DE PANTALLA: Vista general del panel de sintesis evaluativa con los cuatro indicadores gauge (Academico, Laboral, Territorial, Global) y el semaforo de decision final. Incluir tambien una captura del panel lateral de filtros en cascada mostrando la seleccion de Area, NBC y Campo Amplio.]</w:t>
+        <w:t xml:space="preserve">[INSERTAR CAPTURA DE PANTALLA: Vista general del panel de </w:t>
+      </w:r>
+      <w:r>
+        <w:rPr>
+          <w:rFonts w:ascii="Arial" w:hAnsi="Arial"/>
+          <w:sz w:val="20"/>
+        </w:rPr>
+        <w:t>síntesis</w:t>
+      </w:r>
+      <w:r>
+        <w:rPr>
+          <w:rFonts w:ascii="Arial" w:hAnsi="Arial"/>
+          <w:sz w:val="20"/>
+        </w:rPr>
+        <w:t xml:space="preserve"> evaluativa con los cuatro indicadores gauge (</w:t>
+      </w:r>
+      <w:r>
+        <w:rPr>
+          <w:rFonts w:ascii="Arial" w:hAnsi="Arial"/>
+          <w:sz w:val="20"/>
+        </w:rPr>
+        <w:t>Académico</w:t>
+      </w:r>
+      <w:r>
+        <w:rPr>
+          <w:rFonts w:ascii="Arial" w:hAnsi="Arial"/>
+          <w:sz w:val="20"/>
+        </w:rPr>
+        <w:t xml:space="preserve">, Laboral, Territorial, Global) y el </w:t>
+      </w:r>
+      <w:r>
+        <w:rPr>
+          <w:rFonts w:ascii="Arial" w:hAnsi="Arial"/>
+          <w:sz w:val="20"/>
+        </w:rPr>
+        <w:t>semáforo</w:t>
+      </w:r>
+      <w:r>
+        <w:rPr>
+          <w:rFonts w:ascii="Arial" w:hAnsi="Arial"/>
+          <w:sz w:val="20"/>
+        </w:rPr>
+        <w:t xml:space="preserve"> de </w:t>
+      </w:r>
+      <w:r>
+        <w:rPr>
+          <w:rFonts w:ascii="Arial" w:hAnsi="Arial"/>
+          <w:sz w:val="20"/>
+        </w:rPr>
+        <w:t>decisión</w:t>
+      </w:r>
+      <w:r>
+        <w:rPr>
+          <w:rFonts w:ascii="Arial" w:hAnsi="Arial"/>
+          <w:sz w:val="20"/>
+        </w:rPr>
+        <w:t xml:space="preserve"> final. Incluir </w:t>
+      </w:r>
+      <w:r>
+        <w:rPr>
+          <w:rFonts w:ascii="Arial" w:hAnsi="Arial"/>
+          <w:sz w:val="20"/>
+        </w:rPr>
+        <w:t>también</w:t>
+      </w:r>
+      <w:r>
+        <w:rPr>
+          <w:rFonts w:ascii="Arial" w:hAnsi="Arial"/>
+          <w:sz w:val="20"/>
+        </w:rPr>
+        <w:t xml:space="preserve"> una captura del panel lateral de filtros en cascada mostrando la </w:t>
+      </w:r>
+      <w:r>
+        <w:rPr>
+          <w:rFonts w:ascii="Arial" w:hAnsi="Arial"/>
+          <w:sz w:val="20"/>
+        </w:rPr>
+        <w:t>selección</w:t>
+      </w:r>
+      <w:r>
+        <w:rPr>
+          <w:rFonts w:ascii="Arial" w:hAnsi="Arial"/>
+          <w:sz w:val="20"/>
+        </w:rPr>
+        <w:t xml:space="preserve"> de </w:t>
+      </w:r>
+      <w:r>
+        <w:rPr>
+          <w:rFonts w:ascii="Arial" w:hAnsi="Arial"/>
+          <w:sz w:val="20"/>
+        </w:rPr>
+        <w:t>Área</w:t>
+      </w:r>
+      <w:r>
+        <w:rPr>
+          <w:rFonts w:ascii="Arial" w:hAnsi="Arial"/>
+          <w:sz w:val="20"/>
+        </w:rPr>
+        <w:t>, NBC y Campo Amplio.]</w:t>
       </w:r>
     </w:p>
     <w:p>
@@ -8482,6 +11153,7 @@
           <w:sz w:val="20"/>
           <w:szCs w:val="20"/>
         </w:rPr>
+        <w:lastRenderedPageBreak/>
         <w:t>Roles del equipo</w:t>
       </w:r>
     </w:p>
@@ -8785,14 +11457,167 @@
           <w:sz w:val="20"/>
           <w:szCs w:val="20"/>
         </w:rPr>
-        <w:t>La sostenibilidad del sistema se apoya en practicas de ingenieria ya establecidas en el proyecto. El control de versiones se gestiona mediante Git, con los archivos de mayor tamano administrados a través de Git LFS. La validacion de integridad de los datos se respalda en una suite de 50 pruebas automatizadas que verifican la consistencia de consultas, filtros y cruces entre tablas. La trazabilidad de las fuentes esta documentada en los scripts de carga del repositorio. Para su adopcion institucional, la herramienta debe integrarse con procesos de aseguramiento de la calidad, planeacion academica y comites curriculares, y los informes generados por el asistente de inteligencia artificial deben contar con revision experta antes de orientar decisiones formales.</w:t>
-      </w:r>
-      <w:r>
-        <w:rPr>
-          <w:rFonts w:ascii="Arial" w:hAnsi="Arial" w:cs="Arial"/>
-          <w:sz w:val="20"/>
-          <w:szCs w:val="20"/>
-        </w:rPr>
+        <w:t xml:space="preserve">La sostenibilidad del sistema se apoya en </w:t>
+      </w:r>
+      <w:r>
+        <w:rPr>
+          <w:rFonts w:ascii="Arial" w:hAnsi="Arial" w:cs="Arial"/>
+          <w:sz w:val="20"/>
+          <w:szCs w:val="20"/>
+        </w:rPr>
+        <w:t>prácticas</w:t>
+      </w:r>
+      <w:r>
+        <w:rPr>
+          <w:rFonts w:ascii="Arial" w:hAnsi="Arial" w:cs="Arial"/>
+          <w:sz w:val="20"/>
+          <w:szCs w:val="20"/>
+        </w:rPr>
+        <w:t xml:space="preserve"> de </w:t>
+      </w:r>
+      <w:r>
+        <w:rPr>
+          <w:rFonts w:ascii="Arial" w:hAnsi="Arial" w:cs="Arial"/>
+          <w:sz w:val="20"/>
+          <w:szCs w:val="20"/>
+        </w:rPr>
+        <w:t>ingeniería</w:t>
+      </w:r>
+      <w:r>
+        <w:rPr>
+          <w:rFonts w:ascii="Arial" w:hAnsi="Arial" w:cs="Arial"/>
+          <w:sz w:val="20"/>
+          <w:szCs w:val="20"/>
+        </w:rPr>
+        <w:t xml:space="preserve"> ya establecidas en el proyecto. El control de versiones se gestiona mediante Git, con los archivos de mayor </w:t>
+      </w:r>
+      <w:r>
+        <w:rPr>
+          <w:rFonts w:ascii="Arial" w:hAnsi="Arial" w:cs="Arial"/>
+          <w:sz w:val="20"/>
+          <w:szCs w:val="20"/>
+        </w:rPr>
+        <w:t>tamaño</w:t>
+      </w:r>
+      <w:r>
+        <w:rPr>
+          <w:rFonts w:ascii="Arial" w:hAnsi="Arial" w:cs="Arial"/>
+          <w:sz w:val="20"/>
+          <w:szCs w:val="20"/>
+        </w:rPr>
+        <w:t xml:space="preserve"> administrados a través de Git LFS. La </w:t>
+      </w:r>
+      <w:r>
+        <w:rPr>
+          <w:rFonts w:ascii="Arial" w:hAnsi="Arial" w:cs="Arial"/>
+          <w:sz w:val="20"/>
+          <w:szCs w:val="20"/>
+        </w:rPr>
+        <w:t>validación</w:t>
+      </w:r>
+      <w:r>
+        <w:rPr>
+          <w:rFonts w:ascii="Arial" w:hAnsi="Arial" w:cs="Arial"/>
+          <w:sz w:val="20"/>
+          <w:szCs w:val="20"/>
+        </w:rPr>
+        <w:t xml:space="preserve"> de integridad de los datos se respalda en una suite de 50 pruebas automatizadas que verifican la consistencia de consultas, filtros y cruces entre tablas. La trazabilidad de las fuentes </w:t>
+      </w:r>
+      <w:r>
+        <w:rPr>
+          <w:rFonts w:ascii="Arial" w:hAnsi="Arial" w:cs="Arial"/>
+          <w:sz w:val="20"/>
+          <w:szCs w:val="20"/>
+        </w:rPr>
+        <w:t>está</w:t>
+      </w:r>
+      <w:r>
+        <w:rPr>
+          <w:rFonts w:ascii="Arial" w:hAnsi="Arial" w:cs="Arial"/>
+          <w:sz w:val="20"/>
+          <w:szCs w:val="20"/>
+        </w:rPr>
+        <w:t xml:space="preserve"> documentada en los scripts de carga del repositorio. Para su </w:t>
+      </w:r>
+      <w:r>
+        <w:rPr>
+          <w:rFonts w:ascii="Arial" w:hAnsi="Arial" w:cs="Arial"/>
+          <w:sz w:val="20"/>
+          <w:szCs w:val="20"/>
+        </w:rPr>
+        <w:t>adopción</w:t>
+      </w:r>
+      <w:r>
+        <w:rPr>
+          <w:rFonts w:ascii="Arial" w:hAnsi="Arial" w:cs="Arial"/>
+          <w:sz w:val="20"/>
+          <w:szCs w:val="20"/>
+        </w:rPr>
+        <w:t xml:space="preserve"> institucional, la herramienta debe integrarse con procesos de aseguramiento de la calidad, </w:t>
+      </w:r>
+      <w:r>
+        <w:rPr>
+          <w:rFonts w:ascii="Arial" w:hAnsi="Arial" w:cs="Arial"/>
+          <w:sz w:val="20"/>
+          <w:szCs w:val="20"/>
+        </w:rPr>
+        <w:t>planeación</w:t>
+      </w:r>
+      <w:r>
+        <w:rPr>
+          <w:rFonts w:ascii="Arial" w:hAnsi="Arial" w:cs="Arial"/>
+          <w:sz w:val="20"/>
+          <w:szCs w:val="20"/>
+        </w:rPr>
+        <w:t xml:space="preserve"> </w:t>
+      </w:r>
+      <w:r>
+        <w:rPr>
+          <w:rFonts w:ascii="Arial" w:hAnsi="Arial" w:cs="Arial"/>
+          <w:sz w:val="20"/>
+          <w:szCs w:val="20"/>
+        </w:rPr>
+        <w:t>académica</w:t>
+      </w:r>
+      <w:r>
+        <w:rPr>
+          <w:rFonts w:ascii="Arial" w:hAnsi="Arial" w:cs="Arial"/>
+          <w:sz w:val="20"/>
+          <w:szCs w:val="20"/>
+        </w:rPr>
+        <w:t xml:space="preserve"> y </w:t>
+      </w:r>
+      <w:r>
+        <w:rPr>
+          <w:rFonts w:ascii="Arial" w:hAnsi="Arial" w:cs="Arial"/>
+          <w:sz w:val="20"/>
+          <w:szCs w:val="20"/>
+        </w:rPr>
+        <w:t>comités</w:t>
+      </w:r>
+      <w:r>
+        <w:rPr>
+          <w:rFonts w:ascii="Arial" w:hAnsi="Arial" w:cs="Arial"/>
+          <w:sz w:val="20"/>
+          <w:szCs w:val="20"/>
+        </w:rPr>
+        <w:t xml:space="preserve"> curriculares, y los informes generados por el asistente de inteligencia artificial deben contar con </w:t>
+      </w:r>
+      <w:r>
+        <w:rPr>
+          <w:rFonts w:ascii="Arial" w:hAnsi="Arial" w:cs="Arial"/>
+          <w:sz w:val="20"/>
+          <w:szCs w:val="20"/>
+        </w:rPr>
+        <w:t>revisión</w:t>
+      </w:r>
+      <w:r>
+        <w:rPr>
+          <w:rFonts w:ascii="Arial" w:hAnsi="Arial" w:cs="Arial"/>
+          <w:sz w:val="20"/>
+          <w:szCs w:val="20"/>
+        </w:rPr>
+        <w:t xml:space="preserve"> experta antes de orientar decisiones formales.</w:t>
       </w:r>
     </w:p>
     <w:p>
@@ -8800,7 +11625,16 @@
         <w:pStyle w:val="Ttulo2"/>
       </w:pPr>
       <w:r>
-        <w:t xml:space="preserve">Validacion tecnica e infraestructura de despliegue</w:t>
+        <w:t>Validación</w:t>
+      </w:r>
+      <w:r>
+        <w:t xml:space="preserve"> </w:t>
+      </w:r>
+      <w:r>
+        <w:t>técnica</w:t>
+      </w:r>
+      <w:r>
+        <w:t xml:space="preserve"> e infraestructura de despliegue</w:t>
       </w:r>
     </w:p>
     <w:p>
@@ -8817,7 +11651,147 @@
           <w:rFonts w:ascii="Arial" w:hAnsi="Arial"/>
           <w:sz w:val="20"/>
         </w:rPr>
-        <w:t>La integridad del sistema se verifica mediante una batería de pruebas automatizadas que se ejecutan directamente contra el repositorio de datos real, sin depender de simulaciones ni de conjuntos de datos reducidos. La suite cubre seis categorias de validacion: la construccion de clausulas de filtro con distintas combinaciones de parametros, las consultas directas sobre la tabla de programas, las consultas que requieren el puente entre programas y matriculados, el explorador interactivo multidimensional, las comparativas entre sistemas y las verificaciones de consistencia interna entre tablas. Cada prueba se evalua con un contrato simple: la funcion interrogada debe retornar datos validos, sin excepciones y con la estructura esperada. El resultado agregado de la suite se expresa como un codigo de salida binario que permite integrar la verificacion en cualquier pipeline de despliegue continuo.</w:t>
+        <w:t xml:space="preserve">La integridad del sistema se verifica mediante una batería de pruebas automatizadas que se ejecutan directamente contra el repositorio de datos real, sin depender de simulaciones ni de conjuntos de datos reducidos. La suite cubre seis </w:t>
+      </w:r>
+      <w:r>
+        <w:rPr>
+          <w:rFonts w:ascii="Arial" w:hAnsi="Arial"/>
+          <w:sz w:val="20"/>
+        </w:rPr>
+        <w:t>categorías</w:t>
+      </w:r>
+      <w:r>
+        <w:rPr>
+          <w:rFonts w:ascii="Arial" w:hAnsi="Arial"/>
+          <w:sz w:val="20"/>
+        </w:rPr>
+        <w:t xml:space="preserve"> de </w:t>
+      </w:r>
+      <w:r>
+        <w:rPr>
+          <w:rFonts w:ascii="Arial" w:hAnsi="Arial"/>
+          <w:sz w:val="20"/>
+        </w:rPr>
+        <w:t>validación</w:t>
+      </w:r>
+      <w:r>
+        <w:rPr>
+          <w:rFonts w:ascii="Arial" w:hAnsi="Arial"/>
+          <w:sz w:val="20"/>
+        </w:rPr>
+        <w:t xml:space="preserve">: la </w:t>
+      </w:r>
+      <w:r>
+        <w:rPr>
+          <w:rFonts w:ascii="Arial" w:hAnsi="Arial"/>
+          <w:sz w:val="20"/>
+        </w:rPr>
+        <w:t>construcción</w:t>
+      </w:r>
+      <w:r>
+        <w:rPr>
+          <w:rFonts w:ascii="Arial" w:hAnsi="Arial"/>
+          <w:sz w:val="20"/>
+        </w:rPr>
+        <w:t xml:space="preserve"> de </w:t>
+      </w:r>
+      <w:r>
+        <w:rPr>
+          <w:rFonts w:ascii="Arial" w:hAnsi="Arial"/>
+          <w:sz w:val="20"/>
+        </w:rPr>
+        <w:t>cláusulas</w:t>
+      </w:r>
+      <w:r>
+        <w:rPr>
+          <w:rFonts w:ascii="Arial" w:hAnsi="Arial"/>
+          <w:sz w:val="20"/>
+        </w:rPr>
+        <w:t xml:space="preserve"> de filtro con distintas combinaciones de </w:t>
+      </w:r>
+      <w:r>
+        <w:rPr>
+          <w:rFonts w:ascii="Arial" w:hAnsi="Arial"/>
+          <w:sz w:val="20"/>
+        </w:rPr>
+        <w:t>parámetros</w:t>
+      </w:r>
+      <w:r>
+        <w:rPr>
+          <w:rFonts w:ascii="Arial" w:hAnsi="Arial"/>
+          <w:sz w:val="20"/>
+        </w:rPr>
+        <w:t xml:space="preserve">, las consultas directas sobre la tabla de programas, las consultas que requieren el puente entre programas y matriculados, el explorador interactivo multidimensional, las comparativas entre sistemas y las verificaciones de consistencia interna entre tablas. Cada prueba se </w:t>
+      </w:r>
+      <w:r>
+        <w:rPr>
+          <w:rFonts w:ascii="Arial" w:hAnsi="Arial"/>
+          <w:sz w:val="20"/>
+        </w:rPr>
+        <w:t>evalúa</w:t>
+      </w:r>
+      <w:r>
+        <w:rPr>
+          <w:rFonts w:ascii="Arial" w:hAnsi="Arial"/>
+          <w:sz w:val="20"/>
+        </w:rPr>
+        <w:t xml:space="preserve"> con un contrato simple: la </w:t>
+      </w:r>
+      <w:r>
+        <w:rPr>
+          <w:rFonts w:ascii="Arial" w:hAnsi="Arial"/>
+          <w:sz w:val="20"/>
+        </w:rPr>
+        <w:t>función</w:t>
+      </w:r>
+      <w:r>
+        <w:rPr>
+          <w:rFonts w:ascii="Arial" w:hAnsi="Arial"/>
+          <w:sz w:val="20"/>
+        </w:rPr>
+        <w:t xml:space="preserve"> interrogada debe retornar datos </w:t>
+      </w:r>
+      <w:r>
+        <w:rPr>
+          <w:rFonts w:ascii="Arial" w:hAnsi="Arial"/>
+          <w:sz w:val="20"/>
+        </w:rPr>
+        <w:t>válidos</w:t>
+      </w:r>
+      <w:r>
+        <w:rPr>
+          <w:rFonts w:ascii="Arial" w:hAnsi="Arial"/>
+          <w:sz w:val="20"/>
+        </w:rPr>
+        <w:t xml:space="preserve">, sin excepciones y con la estructura esperada. El resultado agregado de la suite se expresa como un </w:t>
+      </w:r>
+      <w:r>
+        <w:rPr>
+          <w:rFonts w:ascii="Arial" w:hAnsi="Arial"/>
+          <w:sz w:val="20"/>
+        </w:rPr>
+        <w:t>código</w:t>
+      </w:r>
+      <w:r>
+        <w:rPr>
+          <w:rFonts w:ascii="Arial" w:hAnsi="Arial"/>
+          <w:sz w:val="20"/>
+        </w:rPr>
+        <w:t xml:space="preserve"> de salida binario que permite integrar la </w:t>
+      </w:r>
+      <w:r>
+        <w:rPr>
+          <w:rFonts w:ascii="Arial" w:hAnsi="Arial"/>
+          <w:sz w:val="20"/>
+        </w:rPr>
+        <w:t>verificación</w:t>
+      </w:r>
+      <w:r>
+        <w:rPr>
+          <w:rFonts w:ascii="Arial" w:hAnsi="Arial"/>
+          <w:sz w:val="20"/>
+        </w:rPr>
+        <w:t xml:space="preserve"> en cualquier pipeline de despliegue continuo.</w:t>
       </w:r>
     </w:p>
     <w:p>
@@ -8834,7 +11808,133 @@
           <w:rFonts w:ascii="Arial" w:hAnsi="Arial"/>
           <w:sz w:val="20"/>
         </w:rPr>
-        <w:t>En el plano de la infraestructura, el sistema se despliega como una aplicación contenida en un contenedor Docker sobre una base Python optimizada, lo que garantiza que el entorno de ejecucion sea identico en desarrollo local, en el espacio de demostracion y en cualquier servidor que se disponga para su uso institucional. Los archivos de mayor tamano, como la base de datos DuckDB y los modelos de lenguaje, se gestionan mediante Git LFS para no comprometer la integridad del repositorio de codigo. La aplicacion se sirve a traves de Hugging Face Spaces, una plataforma disenada para alojar aplicaciones de inteligencia artificial y ciencia de datos, donde las credenciales de acceso y las claves de los servicios externos se administran como secretos de despliegue, sin exponerlas en el codigo fuente ni en el repositorio.</w:t>
+        <w:t xml:space="preserve">En el plano de la infraestructura, el sistema se despliega como una aplicación contenida en un contenedor Docker sobre una base Python optimizada, lo que garantiza que el entorno de </w:t>
+      </w:r>
+      <w:r>
+        <w:rPr>
+          <w:rFonts w:ascii="Arial" w:hAnsi="Arial"/>
+          <w:sz w:val="20"/>
+        </w:rPr>
+        <w:t>ejecución</w:t>
+      </w:r>
+      <w:r>
+        <w:rPr>
+          <w:rFonts w:ascii="Arial" w:hAnsi="Arial"/>
+          <w:sz w:val="20"/>
+        </w:rPr>
+        <w:t xml:space="preserve"> sea </w:t>
+      </w:r>
+      <w:r>
+        <w:rPr>
+          <w:rFonts w:ascii="Arial" w:hAnsi="Arial"/>
+          <w:sz w:val="20"/>
+        </w:rPr>
+        <w:t>idéntico</w:t>
+      </w:r>
+      <w:r>
+        <w:rPr>
+          <w:rFonts w:ascii="Arial" w:hAnsi="Arial"/>
+          <w:sz w:val="20"/>
+        </w:rPr>
+        <w:t xml:space="preserve"> en desarrollo local, en el espacio de </w:t>
+      </w:r>
+      <w:r>
+        <w:rPr>
+          <w:rFonts w:ascii="Arial" w:hAnsi="Arial"/>
+          <w:sz w:val="20"/>
+        </w:rPr>
+        <w:t>demostración</w:t>
+      </w:r>
+      <w:r>
+        <w:rPr>
+          <w:rFonts w:ascii="Arial" w:hAnsi="Arial"/>
+          <w:sz w:val="20"/>
+        </w:rPr>
+        <w:t xml:space="preserve"> y en cualquier servidor que se disponga para su uso institucional. Los archivos de mayor </w:t>
+      </w:r>
+      <w:r>
+        <w:rPr>
+          <w:rFonts w:ascii="Arial" w:hAnsi="Arial"/>
+          <w:sz w:val="20"/>
+        </w:rPr>
+        <w:t>tamaño</w:t>
+      </w:r>
+      <w:r>
+        <w:rPr>
+          <w:rFonts w:ascii="Arial" w:hAnsi="Arial"/>
+          <w:sz w:val="20"/>
+        </w:rPr>
+        <w:t xml:space="preserve">, como la base de datos DuckDB y los modelos de lenguaje, se gestionan mediante Git LFS para no comprometer la integridad del repositorio de </w:t>
+      </w:r>
+      <w:r>
+        <w:rPr>
+          <w:rFonts w:ascii="Arial" w:hAnsi="Arial"/>
+          <w:sz w:val="20"/>
+        </w:rPr>
+        <w:t>código</w:t>
+      </w:r>
+      <w:r>
+        <w:rPr>
+          <w:rFonts w:ascii="Arial" w:hAnsi="Arial"/>
+          <w:sz w:val="20"/>
+        </w:rPr>
+        <w:t xml:space="preserve">. La </w:t>
+      </w:r>
+      <w:r>
+        <w:rPr>
+          <w:rFonts w:ascii="Arial" w:hAnsi="Arial"/>
+          <w:sz w:val="20"/>
+        </w:rPr>
+        <w:t>aplicación</w:t>
+      </w:r>
+      <w:r>
+        <w:rPr>
+          <w:rFonts w:ascii="Arial" w:hAnsi="Arial"/>
+          <w:sz w:val="20"/>
+        </w:rPr>
+        <w:t xml:space="preserve"> se sirve a </w:t>
+      </w:r>
+      <w:r>
+        <w:rPr>
+          <w:rFonts w:ascii="Arial" w:hAnsi="Arial"/>
+          <w:sz w:val="20"/>
+        </w:rPr>
+        <w:t>través</w:t>
+      </w:r>
+      <w:r>
+        <w:rPr>
+          <w:rFonts w:ascii="Arial" w:hAnsi="Arial"/>
+          <w:sz w:val="20"/>
+        </w:rPr>
+        <w:t xml:space="preserve"> de Hugging Face Spaces, una plataforma </w:t>
+      </w:r>
+      <w:r>
+        <w:rPr>
+          <w:rFonts w:ascii="Arial" w:hAnsi="Arial"/>
+          <w:sz w:val="20"/>
+        </w:rPr>
+        <w:t>diseñada</w:t>
+      </w:r>
+      <w:r>
+        <w:rPr>
+          <w:rFonts w:ascii="Arial" w:hAnsi="Arial"/>
+          <w:sz w:val="20"/>
+        </w:rPr>
+        <w:t xml:space="preserve"> para alojar aplicaciones de inteligencia artificial y ciencia de datos, donde las credenciales de acceso y las claves de los servicios externos se administran como secretos de despliegue, sin exponerlas en el </w:t>
+      </w:r>
+      <w:r>
+        <w:rPr>
+          <w:rFonts w:ascii="Arial" w:hAnsi="Arial"/>
+          <w:sz w:val="20"/>
+        </w:rPr>
+        <w:t>código</w:t>
+      </w:r>
+      <w:r>
+        <w:rPr>
+          <w:rFonts w:ascii="Arial" w:hAnsi="Arial"/>
+          <w:sz w:val="20"/>
+        </w:rPr>
+        <w:t xml:space="preserve"> fuente ni en el repositorio.</w:t>
       </w:r>
     </w:p>
     <w:p>
@@ -8870,7 +11970,16 @@
           <w:sz w:val="20"/>
           <w:szCs w:val="20"/>
         </w:rPr>
-        <w:t>Aunque el equipo no ha formalizado una matriz independiente de riesgos, el documento registra límites técnicos y éticos necesarios para una lectura responsable del prototipo. Esta sección fortalece la transparencia ante jurados de innovación y evita declarar alcances que no han sido validados empíricamente.</w:t>
+        <w:t xml:space="preserve">Aunque el equipo no ha formalizado una matriz independiente de riesgos, el documento registra límites técnicos y éticos necesarios para una lectura responsable del prototipo. Esta sección fortalece la </w:t>
+      </w:r>
+      <w:r>
+        <w:rPr>
+          <w:rFonts w:ascii="Arial" w:hAnsi="Arial" w:cs="Arial"/>
+          <w:sz w:val="20"/>
+          <w:szCs w:val="20"/>
+        </w:rPr>
+        <w:lastRenderedPageBreak/>
+        <w:t>transparencia ante jurados de innovación y evita declarar alcances que no han sido validados empíricamente.</w:t>
       </w:r>
     </w:p>
     <w:tbl>
@@ -9220,25 +12329,7 @@
                 <w:sz w:val="20"/>
                 <w:szCs w:val="20"/>
               </w:rPr>
-              <w:t xml:space="preserve">Los informes generados por LLM pueden omitir matices o </w:t>
-            </w:r>
-            <w:proofErr w:type="spellStart"/>
-            <w:r>
-              <w:rPr>
-                <w:rFonts w:ascii="Arial" w:hAnsi="Arial" w:cs="Arial"/>
-                <w:sz w:val="20"/>
-                <w:szCs w:val="20"/>
-              </w:rPr>
-              <w:t>sobregeneralizar</w:t>
-            </w:r>
-            <w:proofErr w:type="spellEnd"/>
-            <w:r>
-              <w:rPr>
-                <w:rFonts w:ascii="Arial" w:hAnsi="Arial" w:cs="Arial"/>
-                <w:sz w:val="20"/>
-                <w:szCs w:val="20"/>
-              </w:rPr>
-              <w:t xml:space="preserve"> hallazgos.</w:t>
+              <w:t>Los informes generados por LLM pueden omitir matices o sobregeneralizar hallazgos.</w:t>
             </w:r>
           </w:p>
         </w:tc>
@@ -9447,25 +12538,7 @@
                 <w:sz w:val="20"/>
                 <w:szCs w:val="20"/>
               </w:rPr>
-              <w:t xml:space="preserve">Aplicar minimización de datos, </w:t>
-            </w:r>
-            <w:proofErr w:type="spellStart"/>
-            <w:r>
-              <w:rPr>
-                <w:rFonts w:ascii="Arial" w:hAnsi="Arial" w:cs="Arial"/>
-                <w:sz w:val="20"/>
-                <w:szCs w:val="20"/>
-              </w:rPr>
-              <w:t>anonimización</w:t>
-            </w:r>
-            <w:proofErr w:type="spellEnd"/>
-            <w:r>
-              <w:rPr>
-                <w:rFonts w:ascii="Arial" w:hAnsi="Arial" w:cs="Arial"/>
-                <w:sz w:val="20"/>
-                <w:szCs w:val="20"/>
-              </w:rPr>
-              <w:t xml:space="preserve"> y revisión ética si se incorporan microdatos.</w:t>
+              <w:t>Aplicar minimización de datos, anonimización y revisión ética si se incorporan microdatos.</w:t>
             </w:r>
           </w:p>
         </w:tc>
@@ -9672,7 +12745,6 @@
           <w:sz w:val="20"/>
           <w:szCs w:val="20"/>
         </w:rPr>
-        <w:lastRenderedPageBreak/>
         <w:t xml:space="preserve">Departamento Administrativo Nacional de Estadística. (2025). Clasificación Única de Ocupaciones para Colombia - CUOC. </w:t>
       </w:r>
       <w:r>
@@ -9702,81 +12774,15 @@
           <w:szCs w:val="20"/>
           <w:lang w:val="en-US"/>
         </w:rPr>
-        <w:t xml:space="preserve">European Commission. (2022). </w:t>
-      </w:r>
-      <w:proofErr w:type="spellStart"/>
-      <w:r>
-        <w:rPr>
-          <w:rFonts w:ascii="Arial" w:hAnsi="Arial" w:cs="Arial"/>
-          <w:sz w:val="20"/>
-          <w:szCs w:val="20"/>
-          <w:lang w:val="en-US"/>
-        </w:rPr>
-        <w:t>DigComp</w:t>
-      </w:r>
-      <w:proofErr w:type="spellEnd"/>
-      <w:r>
-        <w:rPr>
-          <w:rFonts w:ascii="Arial" w:hAnsi="Arial" w:cs="Arial"/>
-          <w:sz w:val="20"/>
-          <w:szCs w:val="20"/>
-          <w:lang w:val="en-US"/>
-        </w:rPr>
-        <w:t xml:space="preserve"> 2.2: The Digital Competence Framework for Citizens. </w:t>
-      </w:r>
-      <w:proofErr w:type="spellStart"/>
-      <w:r>
-        <w:rPr>
-          <w:rFonts w:ascii="Arial" w:hAnsi="Arial" w:cs="Arial"/>
-          <w:sz w:val="20"/>
-          <w:szCs w:val="20"/>
-        </w:rPr>
-        <w:t>Publications</w:t>
-      </w:r>
-      <w:proofErr w:type="spellEnd"/>
-      <w:r>
-        <w:rPr>
-          <w:rFonts w:ascii="Arial" w:hAnsi="Arial" w:cs="Arial"/>
-          <w:sz w:val="20"/>
-          <w:szCs w:val="20"/>
-        </w:rPr>
-        <w:t xml:space="preserve"> Office </w:t>
-      </w:r>
-      <w:proofErr w:type="spellStart"/>
-      <w:r>
-        <w:rPr>
-          <w:rFonts w:ascii="Arial" w:hAnsi="Arial" w:cs="Arial"/>
-          <w:sz w:val="20"/>
-          <w:szCs w:val="20"/>
-        </w:rPr>
-        <w:t>of</w:t>
-      </w:r>
-      <w:proofErr w:type="spellEnd"/>
-      <w:r>
-        <w:rPr>
-          <w:rFonts w:ascii="Arial" w:hAnsi="Arial" w:cs="Arial"/>
-          <w:sz w:val="20"/>
-          <w:szCs w:val="20"/>
-        </w:rPr>
-        <w:t xml:space="preserve"> </w:t>
-      </w:r>
-      <w:proofErr w:type="spellStart"/>
-      <w:r>
-        <w:rPr>
-          <w:rFonts w:ascii="Arial" w:hAnsi="Arial" w:cs="Arial"/>
-          <w:sz w:val="20"/>
-          <w:szCs w:val="20"/>
-        </w:rPr>
-        <w:t>the</w:t>
-      </w:r>
-      <w:proofErr w:type="spellEnd"/>
-      <w:r>
-        <w:rPr>
-          <w:rFonts w:ascii="Arial" w:hAnsi="Arial" w:cs="Arial"/>
-          <w:sz w:val="20"/>
-          <w:szCs w:val="20"/>
-        </w:rPr>
-        <w:t xml:space="preserve"> European Union.</w:t>
+        <w:t xml:space="preserve">European Commission. (2022). DigComp 2.2: The Digital Competence Framework for Citizens. </w:t>
+      </w:r>
+      <w:r>
+        <w:rPr>
+          <w:rFonts w:ascii="Arial" w:hAnsi="Arial" w:cs="Arial"/>
+          <w:sz w:val="20"/>
+          <w:szCs w:val="20"/>
+        </w:rPr>
+        <w:t>Publications Office of the European Union.</w:t>
       </w:r>
     </w:p>
     <w:p>
@@ -9795,6 +12801,7 @@
           <w:sz w:val="20"/>
           <w:szCs w:val="20"/>
         </w:rPr>
+        <w:lastRenderedPageBreak/>
         <w:t>Equipo 195. (2026a). Metodología general del Sistema de Análisis de Contexto para la Toma de Decisiones Educativas [Documento técnico interno].</w:t>
       </w:r>
     </w:p>
@@ -9853,83 +12860,15 @@
           <w:szCs w:val="20"/>
           <w:lang w:val="en-US"/>
         </w:rPr>
-        <w:t xml:space="preserve">Lewis, P., Pérez, E., </w:t>
-      </w:r>
-      <w:proofErr w:type="spellStart"/>
-      <w:r>
-        <w:rPr>
-          <w:rFonts w:ascii="Arial" w:hAnsi="Arial" w:cs="Arial"/>
-          <w:sz w:val="20"/>
-          <w:szCs w:val="20"/>
-          <w:lang w:val="en-US"/>
-        </w:rPr>
-        <w:t>Piktus</w:t>
-      </w:r>
-      <w:proofErr w:type="spellEnd"/>
-      <w:r>
-        <w:rPr>
-          <w:rFonts w:ascii="Arial" w:hAnsi="Arial" w:cs="Arial"/>
-          <w:sz w:val="20"/>
-          <w:szCs w:val="20"/>
-          <w:lang w:val="en-US"/>
-        </w:rPr>
-        <w:t xml:space="preserve">, A., Petroni, F., </w:t>
-      </w:r>
-      <w:proofErr w:type="spellStart"/>
-      <w:r>
-        <w:rPr>
-          <w:rFonts w:ascii="Arial" w:hAnsi="Arial" w:cs="Arial"/>
-          <w:sz w:val="20"/>
-          <w:szCs w:val="20"/>
-          <w:lang w:val="en-US"/>
-        </w:rPr>
-        <w:t>Karpukhin</w:t>
-      </w:r>
-      <w:proofErr w:type="spellEnd"/>
-      <w:r>
-        <w:rPr>
-          <w:rFonts w:ascii="Arial" w:hAnsi="Arial" w:cs="Arial"/>
-          <w:sz w:val="20"/>
-          <w:szCs w:val="20"/>
-          <w:lang w:val="en-US"/>
-        </w:rPr>
-        <w:t xml:space="preserve">, V., Goyal, N., et al. (2020). Retrieval-augmented generation for knowledge-intensive NLP tasks. </w:t>
-      </w:r>
-      <w:proofErr w:type="spellStart"/>
-      <w:r>
-        <w:rPr>
-          <w:rFonts w:ascii="Arial" w:hAnsi="Arial" w:cs="Arial"/>
-          <w:sz w:val="20"/>
-          <w:szCs w:val="20"/>
-        </w:rPr>
-        <w:t>Advances</w:t>
-      </w:r>
-      <w:proofErr w:type="spellEnd"/>
-      <w:r>
-        <w:rPr>
-          <w:rFonts w:ascii="Arial" w:hAnsi="Arial" w:cs="Arial"/>
-          <w:sz w:val="20"/>
-          <w:szCs w:val="20"/>
-        </w:rPr>
-        <w:t xml:space="preserve"> in Neural </w:t>
-      </w:r>
-      <w:proofErr w:type="spellStart"/>
-      <w:r>
-        <w:rPr>
-          <w:rFonts w:ascii="Arial" w:hAnsi="Arial" w:cs="Arial"/>
-          <w:sz w:val="20"/>
-          <w:szCs w:val="20"/>
-        </w:rPr>
-        <w:t>Information</w:t>
-      </w:r>
-      <w:proofErr w:type="spellEnd"/>
-      <w:r>
-        <w:rPr>
-          <w:rFonts w:ascii="Arial" w:hAnsi="Arial" w:cs="Arial"/>
-          <w:sz w:val="20"/>
-          <w:szCs w:val="20"/>
-        </w:rPr>
-        <w:t xml:space="preserve"> Processing Systems, 33, 9459-9474.</w:t>
+        <w:t xml:space="preserve">Lewis, P., Pérez, E., Piktus, A., Petroni, F., Karpukhin, V., Goyal, N., et al. (2020). Retrieval-augmented generation for knowledge-intensive NLP tasks. </w:t>
+      </w:r>
+      <w:r>
+        <w:rPr>
+          <w:rFonts w:ascii="Arial" w:hAnsi="Arial" w:cs="Arial"/>
+          <w:sz w:val="20"/>
+          <w:szCs w:val="20"/>
+        </w:rPr>
+        <w:t>Advances in Neural Information Processing Systems, 33, 9459-9474.</w:t>
       </w:r>
     </w:p>
     <w:p>
@@ -10017,27 +12956,7 @@
           <w:szCs w:val="20"/>
           <w:lang w:val="en-US"/>
         </w:rPr>
-        <w:t xml:space="preserve">Reimers, N., &amp; </w:t>
-      </w:r>
-      <w:proofErr w:type="spellStart"/>
-      <w:r>
-        <w:rPr>
-          <w:rFonts w:ascii="Arial" w:hAnsi="Arial" w:cs="Arial"/>
-          <w:sz w:val="20"/>
-          <w:szCs w:val="20"/>
-          <w:lang w:val="en-US"/>
-        </w:rPr>
-        <w:t>Gurevych</w:t>
-      </w:r>
-      <w:proofErr w:type="spellEnd"/>
-      <w:r>
-        <w:rPr>
-          <w:rFonts w:ascii="Arial" w:hAnsi="Arial" w:cs="Arial"/>
-          <w:sz w:val="20"/>
-          <w:szCs w:val="20"/>
-          <w:lang w:val="en-US"/>
-        </w:rPr>
-        <w:t>, I. (2019). Sentence-BERT: Sentence embeddings using Siamese BERT-networks. Proceedings of EMNLP-IJCNLP 2019, 3982-3992.</w:t>
+        <w:t>Reimers, N., &amp; Gurevych, I. (2019). Sentence-BERT: Sentence embeddings using Siamese BERT-networks. Proceedings of EMNLP-IJCNLP 2019, 3982-3992.</w:t>
       </w:r>
     </w:p>
     <w:p>
@@ -10148,7 +13067,103 @@
           <w:sz w:val="20"/>
           <w:szCs w:val="20"/>
         </w:rPr>
-        <w:t>La trazabilidad del repositorio se sostiene sobre un proceso documentado de construccion que registra para cada tabla su fuente original, la entidad responsable de la validacion, la fecha de corte de los datos, la URL o sistema de descarga, las reglas de depuracion aplicadas y la clasificacion utilizada en la homologacion. Este registro, distribuido en los scripts de carga y en el inventario tecnico de tablas, permite reproducir cualquier analisis y actualizarlo cuando las fuentes oficiales publiquen nuevos cortes.</w:t>
+        <w:t xml:space="preserve">La trazabilidad del repositorio se sostiene sobre un proceso documentado de </w:t>
+      </w:r>
+      <w:r>
+        <w:rPr>
+          <w:rFonts w:ascii="Arial" w:hAnsi="Arial" w:cs="Arial"/>
+          <w:sz w:val="20"/>
+          <w:szCs w:val="20"/>
+        </w:rPr>
+        <w:t>construcción</w:t>
+      </w:r>
+      <w:r>
+        <w:rPr>
+          <w:rFonts w:ascii="Arial" w:hAnsi="Arial" w:cs="Arial"/>
+          <w:sz w:val="20"/>
+          <w:szCs w:val="20"/>
+        </w:rPr>
+        <w:t xml:space="preserve"> que registra para cada tabla su fuente original, la entidad responsable de la </w:t>
+      </w:r>
+      <w:r>
+        <w:rPr>
+          <w:rFonts w:ascii="Arial" w:hAnsi="Arial" w:cs="Arial"/>
+          <w:sz w:val="20"/>
+          <w:szCs w:val="20"/>
+        </w:rPr>
+        <w:t>validación</w:t>
+      </w:r>
+      <w:r>
+        <w:rPr>
+          <w:rFonts w:ascii="Arial" w:hAnsi="Arial" w:cs="Arial"/>
+          <w:sz w:val="20"/>
+          <w:szCs w:val="20"/>
+        </w:rPr>
+        <w:t xml:space="preserve">, la fecha de corte de los datos, la URL o sistema de descarga, las reglas de depuracion aplicadas y la </w:t>
+      </w:r>
+      <w:r>
+        <w:rPr>
+          <w:rFonts w:ascii="Arial" w:hAnsi="Arial" w:cs="Arial"/>
+          <w:sz w:val="20"/>
+          <w:szCs w:val="20"/>
+        </w:rPr>
+        <w:t>clasificación</w:t>
+      </w:r>
+      <w:r>
+        <w:rPr>
+          <w:rFonts w:ascii="Arial" w:hAnsi="Arial" w:cs="Arial"/>
+          <w:sz w:val="20"/>
+          <w:szCs w:val="20"/>
+        </w:rPr>
+        <w:t xml:space="preserve"> utilizada en la </w:t>
+      </w:r>
+      <w:r>
+        <w:rPr>
+          <w:rFonts w:ascii="Arial" w:hAnsi="Arial" w:cs="Arial"/>
+          <w:sz w:val="20"/>
+          <w:szCs w:val="20"/>
+        </w:rPr>
+        <w:t>homologación</w:t>
+      </w:r>
+      <w:r>
+        <w:rPr>
+          <w:rFonts w:ascii="Arial" w:hAnsi="Arial" w:cs="Arial"/>
+          <w:sz w:val="20"/>
+          <w:szCs w:val="20"/>
+        </w:rPr>
+        <w:t xml:space="preserve">. Este registro, distribuido en los scripts de carga y en el inventario </w:t>
+      </w:r>
+      <w:r>
+        <w:rPr>
+          <w:rFonts w:ascii="Arial" w:hAnsi="Arial" w:cs="Arial"/>
+          <w:sz w:val="20"/>
+          <w:szCs w:val="20"/>
+        </w:rPr>
+        <w:t>técnico</w:t>
+      </w:r>
+      <w:r>
+        <w:rPr>
+          <w:rFonts w:ascii="Arial" w:hAnsi="Arial" w:cs="Arial"/>
+          <w:sz w:val="20"/>
+          <w:szCs w:val="20"/>
+        </w:rPr>
+        <w:t xml:space="preserve"> de tablas, permite reproducir cualquier </w:t>
+      </w:r>
+      <w:r>
+        <w:rPr>
+          <w:rFonts w:ascii="Arial" w:hAnsi="Arial" w:cs="Arial"/>
+          <w:sz w:val="20"/>
+          <w:szCs w:val="20"/>
+        </w:rPr>
+        <w:t>análisis</w:t>
+      </w:r>
+      <w:r>
+        <w:rPr>
+          <w:rFonts w:ascii="Arial" w:hAnsi="Arial" w:cs="Arial"/>
+          <w:sz w:val="20"/>
+          <w:szCs w:val="20"/>
+        </w:rPr>
+        <w:t xml:space="preserve"> y actualizarlo cuando las fuentes oficiales publiquen nuevos cortes.</w:t>
       </w:r>
     </w:p>
     <w:tbl>
@@ -10559,18 +13574,8 @@
                 <w:sz w:val="20"/>
                 <w:szCs w:val="20"/>
               </w:rPr>
-              <w:t>APE vacantes / SENA-</w:t>
-            </w:r>
-            <w:proofErr w:type="spellStart"/>
-            <w:r>
-              <w:rPr>
-                <w:rFonts w:ascii="Arial" w:hAnsi="Arial" w:cs="Arial"/>
-                <w:sz w:val="20"/>
-                <w:szCs w:val="20"/>
-              </w:rPr>
-              <w:t>MinTrabajo</w:t>
-            </w:r>
-            <w:proofErr w:type="spellEnd"/>
+              <w:t>APE vacantes / SENA-MinTrabajo</w:t>
+            </w:r>
           </w:p>
         </w:tc>
         <w:tc>
@@ -10687,27 +13692,8 @@
                 <w:sz w:val="20"/>
                 <w:szCs w:val="20"/>
               </w:rPr>
-              <w:t xml:space="preserve">CUOC competencias / </w:t>
-            </w:r>
-            <w:r>
-              <w:rPr>
-                <w:rFonts w:ascii="Arial" w:hAnsi="Arial" w:cs="Arial"/>
-                <w:sz w:val="20"/>
-                <w:szCs w:val="20"/>
-              </w:rPr>
-              <w:lastRenderedPageBreak/>
-              <w:t>DANE-</w:t>
-            </w:r>
-            <w:proofErr w:type="spellStart"/>
-            <w:r>
-              <w:rPr>
-                <w:rFonts w:ascii="Arial" w:hAnsi="Arial" w:cs="Arial"/>
-                <w:sz w:val="20"/>
-                <w:szCs w:val="20"/>
-              </w:rPr>
-              <w:t>MinTrabajo</w:t>
-            </w:r>
-            <w:proofErr w:type="spellEnd"/>
+              <w:t>CUOC competencias / DANE-MinTrabajo</w:t>
+            </w:r>
           </w:p>
         </w:tc>
         <w:tc>
@@ -10729,35 +13715,14 @@
                 <w:szCs w:val="20"/>
               </w:rPr>
             </w:pPr>
-            <w:proofErr w:type="spellStart"/>
-            <w:r>
-              <w:rPr>
-                <w:rFonts w:ascii="Arial" w:hAnsi="Arial" w:cs="Arial"/>
-                <w:sz w:val="20"/>
-                <w:szCs w:val="20"/>
-              </w:rPr>
-              <w:lastRenderedPageBreak/>
-              <w:t>competencias.cuoc_conocimientos</w:t>
-            </w:r>
-            <w:proofErr w:type="spellEnd"/>
-            <w:r>
-              <w:rPr>
-                <w:rFonts w:ascii="Arial" w:hAnsi="Arial" w:cs="Arial"/>
-                <w:sz w:val="20"/>
-                <w:szCs w:val="20"/>
-              </w:rPr>
-              <w:t xml:space="preserve"> / </w:t>
-            </w:r>
-            <w:proofErr w:type="spellStart"/>
-            <w:r>
-              <w:rPr>
-                <w:rFonts w:ascii="Arial" w:hAnsi="Arial" w:cs="Arial"/>
-                <w:sz w:val="20"/>
-                <w:szCs w:val="20"/>
-              </w:rPr>
-              <w:t>competencias.cuoc_destrezas</w:t>
-            </w:r>
-            <w:proofErr w:type="spellEnd"/>
+            <w:r>
+              <w:rPr>
+                <w:rFonts w:ascii="Arial" w:hAnsi="Arial" w:cs="Arial"/>
+                <w:sz w:val="20"/>
+                <w:szCs w:val="20"/>
+              </w:rPr>
+              <w:t>competencias.cuoc_conocimientos / competencias.cuoc_destrezas</w:t>
+            </w:r>
           </w:p>
         </w:tc>
         <w:tc>
@@ -10962,7 +13927,135 @@
           <w:sz w:val="20"/>
           <w:szCs w:val="20"/>
         </w:rPr>
-        <w:t>Los identificadores de cada recurso de datos.gov.co se conservan en los scripts de carga y transformacion que construyen el repositorio, junto con el registro de reglas de depuracion, clasificaciones utilizadas y responsable de validacion. Esta version del documento presenta las familias de datos y los usos analiticos principales. El inventario tecnico completo de tablas, con sus columnas, origenes y transformaciones aplicadas, se mantiene como documento interno del repositorio y esta disponible para verificacion por parte de los jurados que lo requieran.</w:t>
+        <w:t xml:space="preserve">Los identificadores de cada recurso de datos.gov.co se conservan en los scripts de carga y </w:t>
+      </w:r>
+      <w:r>
+        <w:rPr>
+          <w:rFonts w:ascii="Arial" w:hAnsi="Arial" w:cs="Arial"/>
+          <w:sz w:val="20"/>
+          <w:szCs w:val="20"/>
+        </w:rPr>
+        <w:t>transformación</w:t>
+      </w:r>
+      <w:r>
+        <w:rPr>
+          <w:rFonts w:ascii="Arial" w:hAnsi="Arial" w:cs="Arial"/>
+          <w:sz w:val="20"/>
+          <w:szCs w:val="20"/>
+        </w:rPr>
+        <w:t xml:space="preserve"> que construyen el repositorio, junto con el registro de reglas de depuracion, clasificaciones utilizadas y responsable de </w:t>
+      </w:r>
+      <w:r>
+        <w:rPr>
+          <w:rFonts w:ascii="Arial" w:hAnsi="Arial" w:cs="Arial"/>
+          <w:sz w:val="20"/>
+          <w:szCs w:val="20"/>
+        </w:rPr>
+        <w:t>validación</w:t>
+      </w:r>
+      <w:r>
+        <w:rPr>
+          <w:rFonts w:ascii="Arial" w:hAnsi="Arial" w:cs="Arial"/>
+          <w:sz w:val="20"/>
+          <w:szCs w:val="20"/>
+        </w:rPr>
+        <w:t xml:space="preserve">. Esta </w:t>
+      </w:r>
+      <w:r>
+        <w:rPr>
+          <w:rFonts w:ascii="Arial" w:hAnsi="Arial" w:cs="Arial"/>
+          <w:sz w:val="20"/>
+          <w:szCs w:val="20"/>
+        </w:rPr>
+        <w:t>versión</w:t>
+      </w:r>
+      <w:r>
+        <w:rPr>
+          <w:rFonts w:ascii="Arial" w:hAnsi="Arial" w:cs="Arial"/>
+          <w:sz w:val="20"/>
+          <w:szCs w:val="20"/>
+        </w:rPr>
+        <w:t xml:space="preserve"> del documento presenta las familias de datos y los usos </w:t>
+      </w:r>
+      <w:r>
+        <w:rPr>
+          <w:rFonts w:ascii="Arial" w:hAnsi="Arial" w:cs="Arial"/>
+          <w:sz w:val="20"/>
+          <w:szCs w:val="20"/>
+        </w:rPr>
+        <w:t>analíticos</w:t>
+      </w:r>
+      <w:r>
+        <w:rPr>
+          <w:rFonts w:ascii="Arial" w:hAnsi="Arial" w:cs="Arial"/>
+          <w:sz w:val="20"/>
+          <w:szCs w:val="20"/>
+        </w:rPr>
+        <w:t xml:space="preserve"> principales. El inventario </w:t>
+      </w:r>
+      <w:r>
+        <w:rPr>
+          <w:rFonts w:ascii="Arial" w:hAnsi="Arial" w:cs="Arial"/>
+          <w:sz w:val="20"/>
+          <w:szCs w:val="20"/>
+        </w:rPr>
+        <w:t>técnico</w:t>
+      </w:r>
+      <w:r>
+        <w:rPr>
+          <w:rFonts w:ascii="Arial" w:hAnsi="Arial" w:cs="Arial"/>
+          <w:sz w:val="20"/>
+          <w:szCs w:val="20"/>
+        </w:rPr>
+        <w:t xml:space="preserve"> completo de tablas, con sus columnas, </w:t>
+      </w:r>
+      <w:r>
+        <w:rPr>
+          <w:rFonts w:ascii="Arial" w:hAnsi="Arial" w:cs="Arial"/>
+          <w:sz w:val="20"/>
+          <w:szCs w:val="20"/>
+        </w:rPr>
+        <w:t>orígenes</w:t>
+      </w:r>
+      <w:r>
+        <w:rPr>
+          <w:rFonts w:ascii="Arial" w:hAnsi="Arial" w:cs="Arial"/>
+          <w:sz w:val="20"/>
+          <w:szCs w:val="20"/>
+        </w:rPr>
+        <w:t xml:space="preserve"> y transformaciones aplicadas, se mantiene como documento interno del repositorio y </w:t>
+      </w:r>
+      <w:r>
+        <w:rPr>
+          <w:rFonts w:ascii="Arial" w:hAnsi="Arial" w:cs="Arial"/>
+          <w:sz w:val="20"/>
+          <w:szCs w:val="20"/>
+        </w:rPr>
+        <w:t>está</w:t>
+      </w:r>
+      <w:r>
+        <w:rPr>
+          <w:rFonts w:ascii="Arial" w:hAnsi="Arial" w:cs="Arial"/>
+          <w:sz w:val="20"/>
+          <w:szCs w:val="20"/>
+        </w:rPr>
+        <w:t xml:space="preserve"> disponible para </w:t>
+      </w:r>
+      <w:r>
+        <w:rPr>
+          <w:rFonts w:ascii="Arial" w:hAnsi="Arial" w:cs="Arial"/>
+          <w:sz w:val="20"/>
+          <w:szCs w:val="20"/>
+        </w:rPr>
+        <w:t>verificación</w:t>
+      </w:r>
+      <w:r>
+        <w:rPr>
+          <w:rFonts w:ascii="Arial" w:hAnsi="Arial" w:cs="Arial"/>
+          <w:sz w:val="20"/>
+          <w:szCs w:val="20"/>
+        </w:rPr>
+        <w:t xml:space="preserve"> por parte de los jurados que lo requieran.</w:t>
       </w:r>
     </w:p>
     <w:p>
@@ -10996,7 +14089,161 @@
           <w:rFonts w:ascii="Arial" w:hAnsi="Arial"/>
           <w:sz w:val="20"/>
         </w:rPr>
-        <w:t>De manera complementaria, el sistema incorpora un módulo especializado para el analisis de desercion estudiantil que consulta datos historicos del Sistema para la Prevencion de la Desercion de la Educacion Superior (SPADIES), calcula indicadores de desercion por cohorte, eficiencia terminal y balance anual de estudiantes, y permite desglosar estas metricas por programa, nivel de formacion y territorio. Este modulo, aunque no constituye un predictor individual de abandono, aporta la lectura agregada de permanencia que alimenta las sintesis evaluativas del sistema.</w:t>
+        <w:t xml:space="preserve">De manera complementaria, el sistema incorpora un módulo especializado para el </w:t>
+      </w:r>
+      <w:r>
+        <w:rPr>
+          <w:rFonts w:ascii="Arial" w:hAnsi="Arial"/>
+          <w:sz w:val="20"/>
+        </w:rPr>
+        <w:t>análisis</w:t>
+      </w:r>
+      <w:r>
+        <w:rPr>
+          <w:rFonts w:ascii="Arial" w:hAnsi="Arial"/>
+          <w:sz w:val="20"/>
+        </w:rPr>
+        <w:t xml:space="preserve"> de </w:t>
+      </w:r>
+      <w:r>
+        <w:rPr>
+          <w:rFonts w:ascii="Arial" w:hAnsi="Arial"/>
+          <w:sz w:val="20"/>
+        </w:rPr>
+        <w:t>deserción</w:t>
+      </w:r>
+      <w:r>
+        <w:rPr>
+          <w:rFonts w:ascii="Arial" w:hAnsi="Arial"/>
+          <w:sz w:val="20"/>
+        </w:rPr>
+        <w:t xml:space="preserve"> estudiantil que consulta datos </w:t>
+      </w:r>
+      <w:r>
+        <w:rPr>
+          <w:rFonts w:ascii="Arial" w:hAnsi="Arial"/>
+          <w:sz w:val="20"/>
+        </w:rPr>
+        <w:t>históricos</w:t>
+      </w:r>
+      <w:r>
+        <w:rPr>
+          <w:rFonts w:ascii="Arial" w:hAnsi="Arial"/>
+          <w:sz w:val="20"/>
+        </w:rPr>
+        <w:t xml:space="preserve"> del Sistema para la </w:t>
+      </w:r>
+      <w:r>
+        <w:rPr>
+          <w:rFonts w:ascii="Arial" w:hAnsi="Arial"/>
+          <w:sz w:val="20"/>
+        </w:rPr>
+        <w:t>Prevención</w:t>
+      </w:r>
+      <w:r>
+        <w:rPr>
+          <w:rFonts w:ascii="Arial" w:hAnsi="Arial"/>
+          <w:sz w:val="20"/>
+        </w:rPr>
+        <w:t xml:space="preserve"> de la </w:t>
+      </w:r>
+      <w:r>
+        <w:rPr>
+          <w:rFonts w:ascii="Arial" w:hAnsi="Arial"/>
+          <w:sz w:val="20"/>
+        </w:rPr>
+        <w:t>Deserción</w:t>
+      </w:r>
+      <w:r>
+        <w:rPr>
+          <w:rFonts w:ascii="Arial" w:hAnsi="Arial"/>
+          <w:sz w:val="20"/>
+        </w:rPr>
+        <w:t xml:space="preserve"> de la </w:t>
+      </w:r>
+      <w:r>
+        <w:rPr>
+          <w:rFonts w:ascii="Arial" w:hAnsi="Arial"/>
+          <w:sz w:val="20"/>
+        </w:rPr>
+        <w:t>Educación</w:t>
+      </w:r>
+      <w:r>
+        <w:rPr>
+          <w:rFonts w:ascii="Arial" w:hAnsi="Arial"/>
+          <w:sz w:val="20"/>
+        </w:rPr>
+        <w:t xml:space="preserve"> Superior (SPADIES), calcula indicadores de </w:t>
+      </w:r>
+      <w:r>
+        <w:rPr>
+          <w:rFonts w:ascii="Arial" w:hAnsi="Arial"/>
+          <w:sz w:val="20"/>
+        </w:rPr>
+        <w:t>deserción</w:t>
+      </w:r>
+      <w:r>
+        <w:rPr>
+          <w:rFonts w:ascii="Arial" w:hAnsi="Arial"/>
+          <w:sz w:val="20"/>
+        </w:rPr>
+        <w:t xml:space="preserve"> por cohorte, eficiencia terminal y balance anual de estudiantes, y permite desglosar estas </w:t>
+      </w:r>
+      <w:r>
+        <w:rPr>
+          <w:rFonts w:ascii="Arial" w:hAnsi="Arial"/>
+          <w:sz w:val="20"/>
+        </w:rPr>
+        <w:t>métricas</w:t>
+      </w:r>
+      <w:r>
+        <w:rPr>
+          <w:rFonts w:ascii="Arial" w:hAnsi="Arial"/>
+          <w:sz w:val="20"/>
+        </w:rPr>
+        <w:t xml:space="preserve"> por programa, nivel de </w:t>
+      </w:r>
+      <w:r>
+        <w:rPr>
+          <w:rFonts w:ascii="Arial" w:hAnsi="Arial"/>
+          <w:sz w:val="20"/>
+        </w:rPr>
+        <w:t>formación</w:t>
+      </w:r>
+      <w:r>
+        <w:rPr>
+          <w:rFonts w:ascii="Arial" w:hAnsi="Arial"/>
+          <w:sz w:val="20"/>
+        </w:rPr>
+        <w:t xml:space="preserve"> y territorio. Este </w:t>
+      </w:r>
+      <w:r>
+        <w:rPr>
+          <w:rFonts w:ascii="Arial" w:hAnsi="Arial"/>
+          <w:sz w:val="20"/>
+        </w:rPr>
+        <w:t>módulo</w:t>
+      </w:r>
+      <w:r>
+        <w:rPr>
+          <w:rFonts w:ascii="Arial" w:hAnsi="Arial"/>
+          <w:sz w:val="20"/>
+        </w:rPr>
+        <w:t xml:space="preserve">, aunque no constituye un predictor individual de abandono, aporta la lectura agregada de permanencia que alimenta las </w:t>
+      </w:r>
+      <w:r>
+        <w:rPr>
+          <w:rFonts w:ascii="Arial" w:hAnsi="Arial"/>
+          <w:sz w:val="20"/>
+        </w:rPr>
+        <w:t>síntesis</w:t>
+      </w:r>
+      <w:r>
+        <w:rPr>
+          <w:rFonts w:ascii="Arial" w:hAnsi="Arial"/>
+          <w:sz w:val="20"/>
+        </w:rPr>
+        <w:t xml:space="preserve"> evaluativas del sistema.</w:t>
       </w:r>
     </w:p>
     <w:p>
@@ -11084,7 +14331,231 @@
           <w:rFonts w:ascii="Arial" w:hAnsi="Arial"/>
           <w:sz w:val="20"/>
         </w:rPr>
-        <w:t>Cada síntesis evaluativa se descompone a su vez en subindicadores que capturan dimensiones complementarias del fenomeno que se quiere medir. El score laboral, que es el de mayor peso en la matriz de decision, no se reduce a una comparacion simple entre graduados y vacantes. Integra cuatro componentes: el volumen absoluto de vacantes como senal de mercado activo, el ratio de absorcion ajustado para corregir el subreporte de la Agencia Publica de Empleo, la senal salarial como indicador de valoracion del mercado por la formacion, y la densidad de competencias asociadas como evidencia de que el perfil ocupacional esta definido. A estos cuatro componentes se suma un factor de ajuste por la alineacion entre los sistemas SNIES y SIET, que premia las areas donde la educacion formal y la formacion para el trabajo muestran complementariedad en lugar de competencia. El resultado es un puntaje laboral que no depende de una sola variable sino de la convergencia de multiples senales del ecosistema educativo y productivo.</w:t>
+        <w:t xml:space="preserve">Cada síntesis evaluativa se descompone a su vez en subindicadores que capturan dimensiones complementarias del </w:t>
+      </w:r>
+      <w:r>
+        <w:rPr>
+          <w:rFonts w:ascii="Arial" w:hAnsi="Arial"/>
+          <w:sz w:val="20"/>
+        </w:rPr>
+        <w:t>fenómeno</w:t>
+      </w:r>
+      <w:r>
+        <w:rPr>
+          <w:rFonts w:ascii="Arial" w:hAnsi="Arial"/>
+          <w:sz w:val="20"/>
+        </w:rPr>
+        <w:t xml:space="preserve"> que se quiere medir. El score laboral, que es el de mayor peso en la matriz de </w:t>
+      </w:r>
+      <w:r>
+        <w:rPr>
+          <w:rFonts w:ascii="Arial" w:hAnsi="Arial"/>
+          <w:sz w:val="20"/>
+        </w:rPr>
+        <w:t>decisión</w:t>
+      </w:r>
+      <w:r>
+        <w:rPr>
+          <w:rFonts w:ascii="Arial" w:hAnsi="Arial"/>
+          <w:sz w:val="20"/>
+        </w:rPr>
+        <w:t xml:space="preserve">, no se reduce a una </w:t>
+      </w:r>
+      <w:r>
+        <w:rPr>
+          <w:rFonts w:ascii="Arial" w:hAnsi="Arial"/>
+          <w:sz w:val="20"/>
+        </w:rPr>
+        <w:t>comparación</w:t>
+      </w:r>
+      <w:r>
+        <w:rPr>
+          <w:rFonts w:ascii="Arial" w:hAnsi="Arial"/>
+          <w:sz w:val="20"/>
+        </w:rPr>
+        <w:t xml:space="preserve"> simple entre graduados y vacantes. Integra cuatro componentes: el volumen absoluto de vacantes como </w:t>
+      </w:r>
+      <w:r>
+        <w:rPr>
+          <w:rFonts w:ascii="Arial" w:hAnsi="Arial"/>
+          <w:sz w:val="20"/>
+        </w:rPr>
+        <w:t>señal</w:t>
+      </w:r>
+      <w:r>
+        <w:rPr>
+          <w:rFonts w:ascii="Arial" w:hAnsi="Arial"/>
+          <w:sz w:val="20"/>
+        </w:rPr>
+        <w:t xml:space="preserve"> de mercado activo, el ratio de </w:t>
+      </w:r>
+      <w:r>
+        <w:rPr>
+          <w:rFonts w:ascii="Arial" w:hAnsi="Arial"/>
+          <w:sz w:val="20"/>
+        </w:rPr>
+        <w:t>absorción</w:t>
+      </w:r>
+      <w:r>
+        <w:rPr>
+          <w:rFonts w:ascii="Arial" w:hAnsi="Arial"/>
+          <w:sz w:val="20"/>
+        </w:rPr>
+        <w:t xml:space="preserve"> ajustado para corregir el subreporte de la Agencia </w:t>
+      </w:r>
+      <w:r>
+        <w:rPr>
+          <w:rFonts w:ascii="Arial" w:hAnsi="Arial"/>
+          <w:sz w:val="20"/>
+        </w:rPr>
+        <w:t>Pública</w:t>
+      </w:r>
+      <w:r>
+        <w:rPr>
+          <w:rFonts w:ascii="Arial" w:hAnsi="Arial"/>
+          <w:sz w:val="20"/>
+        </w:rPr>
+        <w:t xml:space="preserve"> de Empleo, la </w:t>
+      </w:r>
+      <w:r>
+        <w:rPr>
+          <w:rFonts w:ascii="Arial" w:hAnsi="Arial"/>
+          <w:sz w:val="20"/>
+        </w:rPr>
+        <w:t>señal</w:t>
+      </w:r>
+      <w:r>
+        <w:rPr>
+          <w:rFonts w:ascii="Arial" w:hAnsi="Arial"/>
+          <w:sz w:val="20"/>
+        </w:rPr>
+        <w:t xml:space="preserve"> salarial como indicador de </w:t>
+      </w:r>
+      <w:r>
+        <w:rPr>
+          <w:rFonts w:ascii="Arial" w:hAnsi="Arial"/>
+          <w:sz w:val="20"/>
+        </w:rPr>
+        <w:t>valoración</w:t>
+      </w:r>
+      <w:r>
+        <w:rPr>
+          <w:rFonts w:ascii="Arial" w:hAnsi="Arial"/>
+          <w:sz w:val="20"/>
+        </w:rPr>
+        <w:t xml:space="preserve"> del mercado por la </w:t>
+      </w:r>
+      <w:r>
+        <w:rPr>
+          <w:rFonts w:ascii="Arial" w:hAnsi="Arial"/>
+          <w:sz w:val="20"/>
+        </w:rPr>
+        <w:t>formación</w:t>
+      </w:r>
+      <w:r>
+        <w:rPr>
+          <w:rFonts w:ascii="Arial" w:hAnsi="Arial"/>
+          <w:sz w:val="20"/>
+        </w:rPr>
+        <w:t xml:space="preserve">, y la densidad de competencias asociadas como evidencia de que el perfil ocupacional </w:t>
+      </w:r>
+      <w:r>
+        <w:rPr>
+          <w:rFonts w:ascii="Arial" w:hAnsi="Arial"/>
+          <w:sz w:val="20"/>
+        </w:rPr>
+        <w:t>está</w:t>
+      </w:r>
+      <w:r>
+        <w:rPr>
+          <w:rFonts w:ascii="Arial" w:hAnsi="Arial"/>
+          <w:sz w:val="20"/>
+        </w:rPr>
+        <w:t xml:space="preserve"> definido. A estos cuatro componentes se suma un factor de ajuste por la </w:t>
+      </w:r>
+      <w:r>
+        <w:rPr>
+          <w:rFonts w:ascii="Arial" w:hAnsi="Arial"/>
+          <w:sz w:val="20"/>
+        </w:rPr>
+        <w:t>alineación</w:t>
+      </w:r>
+      <w:r>
+        <w:rPr>
+          <w:rFonts w:ascii="Arial" w:hAnsi="Arial"/>
+          <w:sz w:val="20"/>
+        </w:rPr>
+        <w:t xml:space="preserve"> entre los sistemas SNIES y SIET, que premia las </w:t>
+      </w:r>
+      <w:r>
+        <w:rPr>
+          <w:rFonts w:ascii="Arial" w:hAnsi="Arial"/>
+          <w:sz w:val="20"/>
+        </w:rPr>
+        <w:t>áreas</w:t>
+      </w:r>
+      <w:r>
+        <w:rPr>
+          <w:rFonts w:ascii="Arial" w:hAnsi="Arial"/>
+          <w:sz w:val="20"/>
+        </w:rPr>
+        <w:t xml:space="preserve"> donde la </w:t>
+      </w:r>
+      <w:r>
+        <w:rPr>
+          <w:rFonts w:ascii="Arial" w:hAnsi="Arial"/>
+          <w:sz w:val="20"/>
+        </w:rPr>
+        <w:t>educación</w:t>
+      </w:r>
+      <w:r>
+        <w:rPr>
+          <w:rFonts w:ascii="Arial" w:hAnsi="Arial"/>
+          <w:sz w:val="20"/>
+        </w:rPr>
+        <w:t xml:space="preserve"> formal y la </w:t>
+      </w:r>
+      <w:r>
+        <w:rPr>
+          <w:rFonts w:ascii="Arial" w:hAnsi="Arial"/>
+          <w:sz w:val="20"/>
+        </w:rPr>
+        <w:t>formación</w:t>
+      </w:r>
+      <w:r>
+        <w:rPr>
+          <w:rFonts w:ascii="Arial" w:hAnsi="Arial"/>
+          <w:sz w:val="20"/>
+        </w:rPr>
+        <w:t xml:space="preserve"> para el trabajo muestran complementariedad en lugar de competencia. El resultado es un puntaje laboral que no depende de una sola variable sino de la convergencia de </w:t>
+      </w:r>
+      <w:r>
+        <w:rPr>
+          <w:rFonts w:ascii="Arial" w:hAnsi="Arial"/>
+          <w:sz w:val="20"/>
+        </w:rPr>
+        <w:t>múltiples</w:t>
+      </w:r>
+      <w:r>
+        <w:rPr>
+          <w:rFonts w:ascii="Arial" w:hAnsi="Arial"/>
+          <w:sz w:val="20"/>
+        </w:rPr>
+        <w:t xml:space="preserve"> </w:t>
+      </w:r>
+      <w:r>
+        <w:rPr>
+          <w:rFonts w:ascii="Arial" w:hAnsi="Arial"/>
+          <w:sz w:val="20"/>
+        </w:rPr>
+        <w:t>señales</w:t>
+      </w:r>
+      <w:r>
+        <w:rPr>
+          <w:rFonts w:ascii="Arial" w:hAnsi="Arial"/>
+          <w:sz w:val="20"/>
+        </w:rPr>
+        <w:t xml:space="preserve"> del ecosistema educativo y productivo.</w:t>
       </w:r>
     </w:p>
     <w:tbl>
@@ -12043,6 +15514,7 @@
                 <w:sz w:val="20"/>
                 <w:szCs w:val="20"/>
               </w:rPr>
+              <w:lastRenderedPageBreak/>
               <w:t>Puntaje final &lt; 50</w:t>
             </w:r>
           </w:p>
@@ -12156,7 +15628,279 @@
           <w:sz w:val="20"/>
           <w:szCs w:val="20"/>
         </w:rPr>
-        <w:t>La siguiente iteración debe ampliar el componente de desercion desde analitica contextual hacia modelado predictivo supervisado. Esta evolucion no parte de cero: el sistema ya cuenta con un modulo especializado que consulta datos historicos de desercion por cohorte del SPADIES, calcula indicadores de eficiencia terminal y balance anual, y los integra con el resto de variables del repositorio. La base de datos contiene series temporales de desercion desagregadas por nivel de formacion, lo que proporciona la materia prima para el entrenamiento de modelos. El camino pendiente consiste en definir la variable objetivo con precision metodologica, preparar una matriz de entrenamiento que incorpore variables academicas, territoriales y de modalidad sin filtraciones de informacion, y evaluar algoritmos de clasificacion con metricas estandar de validacion, todo ello bajo salvaguardas de privacidad y con mecanismos de interpretabilidad que permitan comprender los factores asociados al riesgo.</w:t>
+        <w:t xml:space="preserve">La siguiente iteración debe ampliar el componente de </w:t>
+      </w:r>
+      <w:r>
+        <w:rPr>
+          <w:rFonts w:ascii="Arial" w:hAnsi="Arial" w:cs="Arial"/>
+          <w:sz w:val="20"/>
+          <w:szCs w:val="20"/>
+        </w:rPr>
+        <w:t>deserción</w:t>
+      </w:r>
+      <w:r>
+        <w:rPr>
+          <w:rFonts w:ascii="Arial" w:hAnsi="Arial" w:cs="Arial"/>
+          <w:sz w:val="20"/>
+          <w:szCs w:val="20"/>
+        </w:rPr>
+        <w:t xml:space="preserve"> desde </w:t>
+      </w:r>
+      <w:r>
+        <w:rPr>
+          <w:rFonts w:ascii="Arial" w:hAnsi="Arial" w:cs="Arial"/>
+          <w:sz w:val="20"/>
+          <w:szCs w:val="20"/>
+        </w:rPr>
+        <w:t>analítica</w:t>
+      </w:r>
+      <w:r>
+        <w:rPr>
+          <w:rFonts w:ascii="Arial" w:hAnsi="Arial" w:cs="Arial"/>
+          <w:sz w:val="20"/>
+          <w:szCs w:val="20"/>
+        </w:rPr>
+        <w:t xml:space="preserve"> contextual hacia modelado predictivo supervisado. Esta </w:t>
+      </w:r>
+      <w:r>
+        <w:rPr>
+          <w:rFonts w:ascii="Arial" w:hAnsi="Arial" w:cs="Arial"/>
+          <w:sz w:val="20"/>
+          <w:szCs w:val="20"/>
+        </w:rPr>
+        <w:t>evolución</w:t>
+      </w:r>
+      <w:r>
+        <w:rPr>
+          <w:rFonts w:ascii="Arial" w:hAnsi="Arial" w:cs="Arial"/>
+          <w:sz w:val="20"/>
+          <w:szCs w:val="20"/>
+        </w:rPr>
+        <w:t xml:space="preserve"> no parte de cero: el sistema ya cuenta con un </w:t>
+      </w:r>
+      <w:r>
+        <w:rPr>
+          <w:rFonts w:ascii="Arial" w:hAnsi="Arial" w:cs="Arial"/>
+          <w:sz w:val="20"/>
+          <w:szCs w:val="20"/>
+        </w:rPr>
+        <w:t>módulo</w:t>
+      </w:r>
+      <w:r>
+        <w:rPr>
+          <w:rFonts w:ascii="Arial" w:hAnsi="Arial" w:cs="Arial"/>
+          <w:sz w:val="20"/>
+          <w:szCs w:val="20"/>
+        </w:rPr>
+        <w:t xml:space="preserve"> especializado que consulta datos </w:t>
+      </w:r>
+      <w:r>
+        <w:rPr>
+          <w:rFonts w:ascii="Arial" w:hAnsi="Arial" w:cs="Arial"/>
+          <w:sz w:val="20"/>
+          <w:szCs w:val="20"/>
+        </w:rPr>
+        <w:t>históricos</w:t>
+      </w:r>
+      <w:r>
+        <w:rPr>
+          <w:rFonts w:ascii="Arial" w:hAnsi="Arial" w:cs="Arial"/>
+          <w:sz w:val="20"/>
+          <w:szCs w:val="20"/>
+        </w:rPr>
+        <w:t xml:space="preserve"> de </w:t>
+      </w:r>
+      <w:r>
+        <w:rPr>
+          <w:rFonts w:ascii="Arial" w:hAnsi="Arial" w:cs="Arial"/>
+          <w:sz w:val="20"/>
+          <w:szCs w:val="20"/>
+        </w:rPr>
+        <w:t>deserción</w:t>
+      </w:r>
+      <w:r>
+        <w:rPr>
+          <w:rFonts w:ascii="Arial" w:hAnsi="Arial" w:cs="Arial"/>
+          <w:sz w:val="20"/>
+          <w:szCs w:val="20"/>
+        </w:rPr>
+        <w:t xml:space="preserve"> por cohorte del SPADIES, calcula indicadores de eficiencia terminal y balance anual, y los integra con el resto de variables del repositorio. La base de datos contiene series temporales de </w:t>
+      </w:r>
+      <w:r>
+        <w:rPr>
+          <w:rFonts w:ascii="Arial" w:hAnsi="Arial" w:cs="Arial"/>
+          <w:sz w:val="20"/>
+          <w:szCs w:val="20"/>
+        </w:rPr>
+        <w:t>deserción</w:t>
+      </w:r>
+      <w:r>
+        <w:rPr>
+          <w:rFonts w:ascii="Arial" w:hAnsi="Arial" w:cs="Arial"/>
+          <w:sz w:val="20"/>
+          <w:szCs w:val="20"/>
+        </w:rPr>
+        <w:t xml:space="preserve"> desagregadas por nivel de </w:t>
+      </w:r>
+      <w:r>
+        <w:rPr>
+          <w:rFonts w:ascii="Arial" w:hAnsi="Arial" w:cs="Arial"/>
+          <w:sz w:val="20"/>
+          <w:szCs w:val="20"/>
+        </w:rPr>
+        <w:t>formación</w:t>
+      </w:r>
+      <w:r>
+        <w:rPr>
+          <w:rFonts w:ascii="Arial" w:hAnsi="Arial" w:cs="Arial"/>
+          <w:sz w:val="20"/>
+          <w:szCs w:val="20"/>
+        </w:rPr>
+        <w:t xml:space="preserve">, lo que proporciona la materia prima para el entrenamiento de modelos. El camino pendiente consiste en definir la variable objetivo con </w:t>
+      </w:r>
+      <w:r>
+        <w:rPr>
+          <w:rFonts w:ascii="Arial" w:hAnsi="Arial" w:cs="Arial"/>
+          <w:sz w:val="20"/>
+          <w:szCs w:val="20"/>
+        </w:rPr>
+        <w:t>precisión</w:t>
+      </w:r>
+      <w:r>
+        <w:rPr>
+          <w:rFonts w:ascii="Arial" w:hAnsi="Arial" w:cs="Arial"/>
+          <w:sz w:val="20"/>
+          <w:szCs w:val="20"/>
+        </w:rPr>
+        <w:t xml:space="preserve"> </w:t>
+      </w:r>
+      <w:r>
+        <w:rPr>
+          <w:rFonts w:ascii="Arial" w:hAnsi="Arial" w:cs="Arial"/>
+          <w:sz w:val="20"/>
+          <w:szCs w:val="20"/>
+        </w:rPr>
+        <w:t>metodológica</w:t>
+      </w:r>
+      <w:r>
+        <w:rPr>
+          <w:rFonts w:ascii="Arial" w:hAnsi="Arial" w:cs="Arial"/>
+          <w:sz w:val="20"/>
+          <w:szCs w:val="20"/>
+        </w:rPr>
+        <w:t xml:space="preserve">, preparar una matriz de entrenamiento que incorpore variables </w:t>
+      </w:r>
+      <w:r>
+        <w:rPr>
+          <w:rFonts w:ascii="Arial" w:hAnsi="Arial" w:cs="Arial"/>
+          <w:sz w:val="20"/>
+          <w:szCs w:val="20"/>
+        </w:rPr>
+        <w:t>académicas</w:t>
+      </w:r>
+      <w:r>
+        <w:rPr>
+          <w:rFonts w:ascii="Arial" w:hAnsi="Arial" w:cs="Arial"/>
+          <w:sz w:val="20"/>
+          <w:szCs w:val="20"/>
+        </w:rPr>
+        <w:t xml:space="preserve">, territoriales y de modalidad sin filtraciones de </w:t>
+      </w:r>
+      <w:r>
+        <w:rPr>
+          <w:rFonts w:ascii="Arial" w:hAnsi="Arial" w:cs="Arial"/>
+          <w:sz w:val="20"/>
+          <w:szCs w:val="20"/>
+        </w:rPr>
+        <w:t>información</w:t>
+      </w:r>
+      <w:r>
+        <w:rPr>
+          <w:rFonts w:ascii="Arial" w:hAnsi="Arial" w:cs="Arial"/>
+          <w:sz w:val="20"/>
+          <w:szCs w:val="20"/>
+        </w:rPr>
+        <w:t xml:space="preserve">, y evaluar algoritmos de </w:t>
+      </w:r>
+      <w:r>
+        <w:rPr>
+          <w:rFonts w:ascii="Arial" w:hAnsi="Arial" w:cs="Arial"/>
+          <w:sz w:val="20"/>
+          <w:szCs w:val="20"/>
+        </w:rPr>
+        <w:t>clasificación</w:t>
+      </w:r>
+      <w:r>
+        <w:rPr>
+          <w:rFonts w:ascii="Arial" w:hAnsi="Arial" w:cs="Arial"/>
+          <w:sz w:val="20"/>
+          <w:szCs w:val="20"/>
+        </w:rPr>
+        <w:t xml:space="preserve"> con </w:t>
+      </w:r>
+      <w:r>
+        <w:rPr>
+          <w:rFonts w:ascii="Arial" w:hAnsi="Arial" w:cs="Arial"/>
+          <w:sz w:val="20"/>
+          <w:szCs w:val="20"/>
+        </w:rPr>
+        <w:t>métricas</w:t>
+      </w:r>
+      <w:r>
+        <w:rPr>
+          <w:rFonts w:ascii="Arial" w:hAnsi="Arial" w:cs="Arial"/>
+          <w:sz w:val="20"/>
+          <w:szCs w:val="20"/>
+        </w:rPr>
+        <w:t xml:space="preserve"> </w:t>
+      </w:r>
+      <w:r>
+        <w:rPr>
+          <w:rFonts w:ascii="Arial" w:hAnsi="Arial" w:cs="Arial"/>
+          <w:sz w:val="20"/>
+          <w:szCs w:val="20"/>
+        </w:rPr>
+        <w:t>estándar</w:t>
+      </w:r>
+      <w:r>
+        <w:rPr>
+          <w:rFonts w:ascii="Arial" w:hAnsi="Arial" w:cs="Arial"/>
+          <w:sz w:val="20"/>
+          <w:szCs w:val="20"/>
+        </w:rPr>
+        <w:t xml:space="preserve"> de </w:t>
+      </w:r>
+      <w:r>
+        <w:rPr>
+          <w:rFonts w:ascii="Arial" w:hAnsi="Arial" w:cs="Arial"/>
+          <w:sz w:val="20"/>
+          <w:szCs w:val="20"/>
+        </w:rPr>
+        <w:t>validación</w:t>
+      </w:r>
+      <w:r>
+        <w:rPr>
+          <w:rFonts w:ascii="Arial" w:hAnsi="Arial" w:cs="Arial"/>
+          <w:sz w:val="20"/>
+          <w:szCs w:val="20"/>
+        </w:rPr>
+        <w:t xml:space="preserve">, todo ello bajo salvaguardas de privacidad y con mecanismos de </w:t>
+      </w:r>
+      <w:r>
+        <w:rPr>
+          <w:rFonts w:ascii="Arial" w:hAnsi="Arial" w:cs="Arial"/>
+          <w:sz w:val="20"/>
+          <w:szCs w:val="20"/>
+        </w:rPr>
+        <w:t>interoperabilidad</w:t>
+      </w:r>
+      <w:r>
+        <w:rPr>
+          <w:rFonts w:ascii="Arial" w:hAnsi="Arial" w:cs="Arial"/>
+          <w:sz w:val="20"/>
+          <w:szCs w:val="20"/>
+        </w:rPr>
+        <w:t xml:space="preserve"> que permitan comprender los factores asociados al riesgo.</w:t>
       </w:r>
     </w:p>
     <w:tbl>
@@ -12522,43 +16266,7 @@
                 <w:sz w:val="20"/>
                 <w:szCs w:val="20"/>
               </w:rPr>
-              <w:t xml:space="preserve">Evaluar regresión logística, Random Forest, </w:t>
-            </w:r>
-            <w:proofErr w:type="spellStart"/>
-            <w:r>
-              <w:rPr>
-                <w:rFonts w:ascii="Arial" w:hAnsi="Arial" w:cs="Arial"/>
-                <w:sz w:val="20"/>
-                <w:szCs w:val="20"/>
-              </w:rPr>
-              <w:t>Gradient</w:t>
-            </w:r>
-            <w:proofErr w:type="spellEnd"/>
-            <w:r>
-              <w:rPr>
-                <w:rFonts w:ascii="Arial" w:hAnsi="Arial" w:cs="Arial"/>
-                <w:sz w:val="20"/>
-                <w:szCs w:val="20"/>
-              </w:rPr>
-              <w:t xml:space="preserve"> </w:t>
-            </w:r>
-            <w:proofErr w:type="spellStart"/>
-            <w:r>
-              <w:rPr>
-                <w:rFonts w:ascii="Arial" w:hAnsi="Arial" w:cs="Arial"/>
-                <w:sz w:val="20"/>
-                <w:szCs w:val="20"/>
-              </w:rPr>
-              <w:t>Boosting</w:t>
-            </w:r>
-            <w:proofErr w:type="spellEnd"/>
-            <w:r>
-              <w:rPr>
-                <w:rFonts w:ascii="Arial" w:hAnsi="Arial" w:cs="Arial"/>
-                <w:sz w:val="20"/>
-                <w:szCs w:val="20"/>
-              </w:rPr>
-              <w:t xml:space="preserve"> y modelos de clasificación explicables.</w:t>
+              <w:t>Evaluar regresión logística, Random Forest, Gradient Boosting y modelos de clasificación explicables.</w:t>
             </w:r>
           </w:p>
         </w:tc>
@@ -12580,41 +16288,13 @@
                 <w:szCs w:val="20"/>
               </w:rPr>
             </w:pPr>
-            <w:proofErr w:type="spellStart"/>
-            <w:r>
-              <w:rPr>
-                <w:rFonts w:ascii="Arial" w:hAnsi="Arial" w:cs="Arial"/>
-                <w:sz w:val="20"/>
-                <w:szCs w:val="20"/>
-              </w:rPr>
-              <w:t>Accuracy</w:t>
-            </w:r>
-            <w:proofErr w:type="spellEnd"/>
-            <w:r>
-              <w:rPr>
-                <w:rFonts w:ascii="Arial" w:hAnsi="Arial" w:cs="Arial"/>
-                <w:sz w:val="20"/>
-                <w:szCs w:val="20"/>
-              </w:rPr>
-              <w:t xml:space="preserve">, </w:t>
-            </w:r>
-            <w:proofErr w:type="spellStart"/>
-            <w:r>
-              <w:rPr>
-                <w:rFonts w:ascii="Arial" w:hAnsi="Arial" w:cs="Arial"/>
-                <w:sz w:val="20"/>
-                <w:szCs w:val="20"/>
-              </w:rPr>
-              <w:t>recall</w:t>
-            </w:r>
-            <w:proofErr w:type="spellEnd"/>
-            <w:r>
-              <w:rPr>
-                <w:rFonts w:ascii="Arial" w:hAnsi="Arial" w:cs="Arial"/>
-                <w:sz w:val="20"/>
-                <w:szCs w:val="20"/>
-              </w:rPr>
-              <w:t>, F1, AUC y matriz de confusión.</w:t>
+            <w:r>
+              <w:rPr>
+                <w:rFonts w:ascii="Arial" w:hAnsi="Arial" w:cs="Arial"/>
+                <w:sz w:val="20"/>
+                <w:szCs w:val="20"/>
+              </w:rPr>
+              <w:t>Accuracy, recall, F1, AUC y matriz de confusión.</w:t>
             </w:r>
           </w:p>
         </w:tc>
@@ -12822,7 +16502,7 @@
 </file>
 
 <file path=word/endnotes.xml><?xml version="1.0" encoding="utf-8"?>
-<w:endnotes xmlns:wpc="http://schemas.microsoft.com/office/word/2010/wordprocessingCanvas" xmlns:cx="http://schemas.microsoft.com/office/drawing/2014/chartex" xmlns:cx1="http://schemas.microsoft.com/office/drawing/2015/9/8/chartex" xmlns:cx2="http://schemas.microsoft.com/office/drawing/2015/10/21/chartex" xmlns:cx3="http://schemas.microsoft.com/office/drawing/2016/5/9/chartex" xmlns:cx4="http://schemas.microsoft.com/office/drawing/2016/5/10/chartex" xmlns:cx5="http://schemas.microsoft.com/office/drawing/2016/5/11/chartex" xmlns:cx6="http://schemas.microsoft.com/office/drawing/2016/5/12/chartex" xmlns:cx7="http://schemas.microsoft.com/office/drawing/2016/5/13/chartex" xmlns:cx8="http://schemas.microsoft.com/office/drawing/2016/5/14/chartex" xmlns:mc="http://schemas.openxmlformats.org/markup-compatibility/2006" xmlns:m="http://schemas.openxmlformats.org/officeDocument/2006/math" xmlns:aink="http://schemas.microsoft.com/office/drawing/2016/ink" xmlns:am3d="http://schemas.microsoft.com/office/drawing/2017/model3d" xmlns:oel="http://schemas.microsoft.com/office/2019/extlst" xmlns:r="http://schemas.openxmlformats.org/officeDocument/2006/relationships" xmlns:wp14="http://schemas.microsoft.com/office/word/2010/wordprocessingDrawing" xmlns:wp="http://schemas.openxmlformats.org/drawingml/2006/wordprocessingDrawing" xmlns:wpg="http://schemas.microsoft.com/office/word/2010/wordprocessingGroup" xmlns:wpi="http://schemas.microsoft.com/office/word/2010/wordprocessingInk" xmlns:wps="http://schemas.microsoft.com/office/word/2010/wordprocessingShape" xmlns:o="urn:schemas-microsoft-com:office:office" xmlns:v="urn:schemas-microsoft-com:vml" xmlns:w10="urn:schemas-microsoft-com:office:word" xmlns:w="http://schemas.openxmlformats.org/wordprocessingml/2006/main" xmlns:w14="http://schemas.microsoft.com/office/word/2010/wordml" xmlns:w15="http://schemas.microsoft.com/office/word/2012/wordml" xmlns:w16cex="http://schemas.microsoft.com/office/word/2018/wordml/cex" xmlns:w16cid="http://schemas.microsoft.com/office/word/2016/wordml/cid" xmlns:w16="http://schemas.microsoft.com/office/word/2018/wordml" xmlns:w16sdtdh="http://schemas.microsoft.com/office/word/2020/wordml/sdtdatahash" xmlns:w16sdtfl="http://schemas.microsoft.com/office/word/2024/wordml/sdtformatlock" xmlns:w16se="http://schemas.microsoft.com/office/word/2015/wordml/symex" xmlns:w16du="http://schemas.microsoft.com/office/word/2023/wordml/word16du" xmlns:wne="http://schemas.microsoft.com/office/word/2006/wordml" mc:Ignorable="w14 w15 w16se w16cid w16 w16cex w16sdtdh w16sdtfl w16du wp14">
+<w:endnotes xmlns:wpc="http://schemas.microsoft.com/office/word/2010/wordprocessingCanvas" xmlns:cx="http://schemas.microsoft.com/office/drawing/2014/chartex" xmlns:cx1="http://schemas.microsoft.com/office/drawing/2015/9/8/chartex" xmlns:mc="http://schemas.openxmlformats.org/markup-compatibility/2006" xmlns:o="urn:schemas-microsoft-com:office:office" xmlns:r="http://schemas.openxmlformats.org/officeDocument/2006/relationships" xmlns:m="http://schemas.openxmlformats.org/officeDocument/2006/math" xmlns:v="urn:schemas-microsoft-com:vml" xmlns:wp14="http://schemas.microsoft.com/office/word/2010/wordprocessingDrawing" xmlns:wp="http://schemas.openxmlformats.org/drawingml/2006/wordprocessingDrawing" xmlns:w10="urn:schemas-microsoft-com:office:word" xmlns:w="http://schemas.openxmlformats.org/wordprocessingml/2006/main" xmlns:w14="http://schemas.microsoft.com/office/word/2010/wordml" xmlns:w15="http://schemas.microsoft.com/office/word/2012/wordml" xmlns:w16se="http://schemas.microsoft.com/office/word/2015/wordml/symex" xmlns:wpg="http://schemas.microsoft.com/office/word/2010/wordprocessingGroup" xmlns:wpi="http://schemas.microsoft.com/office/word/2010/wordprocessingInk" xmlns:wne="http://schemas.microsoft.com/office/word/2006/wordml" xmlns:wps="http://schemas.microsoft.com/office/word/2010/wordprocessingShape" mc:Ignorable="w14 w15 w16se wp14">
   <w:endnote w:type="separator" w:id="-1">
     <w:p>
       <w:pPr>
@@ -12847,7 +16527,7 @@
 </file>
 
 <file path=word/footer1.xml><?xml version="1.0" encoding="utf-8"?>
-<w:ftr xmlns:wpc="http://schemas.microsoft.com/office/word/2010/wordprocessingCanvas" xmlns:cx="http://schemas.microsoft.com/office/drawing/2014/chartex" xmlns:cx1="http://schemas.microsoft.com/office/drawing/2015/9/8/chartex" xmlns:cx2="http://schemas.microsoft.com/office/drawing/2015/10/21/chartex" xmlns:cx3="http://schemas.microsoft.com/office/drawing/2016/5/9/chartex" xmlns:cx4="http://schemas.microsoft.com/office/drawing/2016/5/10/chartex" xmlns:cx5="http://schemas.microsoft.com/office/drawing/2016/5/11/chartex" xmlns:cx6="http://schemas.microsoft.com/office/drawing/2016/5/12/chartex" xmlns:cx7="http://schemas.microsoft.com/office/drawing/2016/5/13/chartex" xmlns:cx8="http://schemas.microsoft.com/office/drawing/2016/5/14/chartex" xmlns:mc="http://schemas.openxmlformats.org/markup-compatibility/2006" xmlns:m="http://schemas.openxmlformats.org/officeDocument/2006/math" xmlns:aink="http://schemas.microsoft.com/office/drawing/2016/ink" xmlns:am3d="http://schemas.microsoft.com/office/drawing/2017/model3d" xmlns:oel="http://schemas.microsoft.com/office/2019/extlst" xmlns:r="http://schemas.openxmlformats.org/officeDocument/2006/relationships" xmlns:wp14="http://schemas.microsoft.com/office/word/2010/wordprocessingDrawing" xmlns:wp="http://schemas.openxmlformats.org/drawingml/2006/wordprocessingDrawing" xmlns:wpg="http://schemas.microsoft.com/office/word/2010/wordprocessingGroup" xmlns:wpi="http://schemas.microsoft.com/office/word/2010/wordprocessingInk" xmlns:wps="http://schemas.microsoft.com/office/word/2010/wordprocessingShape" xmlns:o="urn:schemas-microsoft-com:office:office" xmlns:v="urn:schemas-microsoft-com:vml" xmlns:w10="urn:schemas-microsoft-com:office:word" xmlns:w="http://schemas.openxmlformats.org/wordprocessingml/2006/main" xmlns:w14="http://schemas.microsoft.com/office/word/2010/wordml" xmlns:w15="http://schemas.microsoft.com/office/word/2012/wordml" xmlns:w16cex="http://schemas.microsoft.com/office/word/2018/wordml/cex" xmlns:w16cid="http://schemas.microsoft.com/office/word/2016/wordml/cid" xmlns:w16="http://schemas.microsoft.com/office/word/2018/wordml" xmlns:w16sdtdh="http://schemas.microsoft.com/office/word/2020/wordml/sdtdatahash" xmlns:w16sdtfl="http://schemas.microsoft.com/office/word/2024/wordml/sdtformatlock" xmlns:w16se="http://schemas.microsoft.com/office/word/2015/wordml/symex" xmlns:w16du="http://schemas.microsoft.com/office/word/2023/wordml/word16du" xmlns:wne="http://schemas.microsoft.com/office/word/2006/wordml" mc:Ignorable="w14 w15 w16se w16cid w16 w16cex w16sdtdh w16sdtfl w16du wp14">
+<w:ftr xmlns:wpc="http://schemas.microsoft.com/office/word/2010/wordprocessingCanvas" xmlns:cx="http://schemas.microsoft.com/office/drawing/2014/chartex" xmlns:cx1="http://schemas.microsoft.com/office/drawing/2015/9/8/chartex" xmlns:mc="http://schemas.openxmlformats.org/markup-compatibility/2006" xmlns:o="urn:schemas-microsoft-com:office:office" xmlns:r="http://schemas.openxmlformats.org/officeDocument/2006/relationships" xmlns:m="http://schemas.openxmlformats.org/officeDocument/2006/math" xmlns:v="urn:schemas-microsoft-com:vml" xmlns:wp14="http://schemas.microsoft.com/office/word/2010/wordprocessingDrawing" xmlns:wp="http://schemas.openxmlformats.org/drawingml/2006/wordprocessingDrawing" xmlns:w10="urn:schemas-microsoft-com:office:word" xmlns:w="http://schemas.openxmlformats.org/wordprocessingml/2006/main" xmlns:w14="http://schemas.microsoft.com/office/word/2010/wordml" xmlns:w15="http://schemas.microsoft.com/office/word/2012/wordml" xmlns:w16se="http://schemas.microsoft.com/office/word/2015/wordml/symex" xmlns:wpg="http://schemas.microsoft.com/office/word/2010/wordprocessingGroup" xmlns:wpi="http://schemas.microsoft.com/office/word/2010/wordprocessingInk" xmlns:wne="http://schemas.microsoft.com/office/word/2006/wordml" xmlns:wps="http://schemas.microsoft.com/office/word/2010/wordprocessingShape" mc:Ignorable="w14 w15 w16se wp14">
   <w:p>
     <w:pPr>
       <w:pStyle w:val="Piedepgina"/>
@@ -12898,7 +16578,7 @@
         <w:sz w:val="21"/>
         <w:szCs w:val="21"/>
       </w:rPr>
-      <w:t>1</w:t>
+      <w:t>12</w:t>
     </w:r>
     <w:r>
       <w:rPr>
@@ -12913,7 +16593,7 @@
 </file>
 
 <file path=word/footnotes.xml><?xml version="1.0" encoding="utf-8"?>
-<w:footnotes xmlns:wpc="http://schemas.microsoft.com/office/word/2010/wordprocessingCanvas" xmlns:cx="http://schemas.microsoft.com/office/drawing/2014/chartex" xmlns:cx1="http://schemas.microsoft.com/office/drawing/2015/9/8/chartex" xmlns:cx2="http://schemas.microsoft.com/office/drawing/2015/10/21/chartex" xmlns:cx3="http://schemas.microsoft.com/office/drawing/2016/5/9/chartex" xmlns:cx4="http://schemas.microsoft.com/office/drawing/2016/5/10/chartex" xmlns:cx5="http://schemas.microsoft.com/office/drawing/2016/5/11/chartex" xmlns:cx6="http://schemas.microsoft.com/office/drawing/2016/5/12/chartex" xmlns:cx7="http://schemas.microsoft.com/office/drawing/2016/5/13/chartex" xmlns:cx8="http://schemas.microsoft.com/office/drawing/2016/5/14/chartex" xmlns:mc="http://schemas.openxmlformats.org/markup-compatibility/2006" xmlns:m="http://schemas.openxmlformats.org/officeDocument/2006/math" xmlns:aink="http://schemas.microsoft.com/office/drawing/2016/ink" xmlns:am3d="http://schemas.microsoft.com/office/drawing/2017/model3d" xmlns:oel="http://schemas.microsoft.com/office/2019/extlst" xmlns:r="http://schemas.openxmlformats.org/officeDocument/2006/relationships" xmlns:wp14="http://schemas.microsoft.com/office/word/2010/wordprocessingDrawing" xmlns:wp="http://schemas.openxmlformats.org/drawingml/2006/wordprocessingDrawing" xmlns:wpg="http://schemas.microsoft.com/office/word/2010/wordprocessingGroup" xmlns:wpi="http://schemas.microsoft.com/office/word/2010/wordprocessingInk" xmlns:wps="http://schemas.microsoft.com/office/word/2010/wordprocessingShape" xmlns:o="urn:schemas-microsoft-com:office:office" xmlns:v="urn:schemas-microsoft-com:vml" xmlns:w10="urn:schemas-microsoft-com:office:word" xmlns:w="http://schemas.openxmlformats.org/wordprocessingml/2006/main" xmlns:w14="http://schemas.microsoft.com/office/word/2010/wordml" xmlns:w15="http://schemas.microsoft.com/office/word/2012/wordml" xmlns:w16cex="http://schemas.microsoft.com/office/word/2018/wordml/cex" xmlns:w16cid="http://schemas.microsoft.com/office/word/2016/wordml/cid" xmlns:w16="http://schemas.microsoft.com/office/word/2018/wordml" xmlns:w16sdtdh="http://schemas.microsoft.com/office/word/2020/wordml/sdtdatahash" xmlns:w16sdtfl="http://schemas.microsoft.com/office/word/2024/wordml/sdtformatlock" xmlns:w16se="http://schemas.microsoft.com/office/word/2015/wordml/symex" xmlns:w16du="http://schemas.microsoft.com/office/word/2023/wordml/word16du" xmlns:wne="http://schemas.microsoft.com/office/word/2006/wordml" mc:Ignorable="w14 w15 w16se w16cid w16 w16cex w16sdtdh w16sdtfl w16du wp14">
+<w:footnotes xmlns:wpc="http://schemas.microsoft.com/office/word/2010/wordprocessingCanvas" xmlns:cx="http://schemas.microsoft.com/office/drawing/2014/chartex" xmlns:cx1="http://schemas.microsoft.com/office/drawing/2015/9/8/chartex" xmlns:mc="http://schemas.openxmlformats.org/markup-compatibility/2006" xmlns:o="urn:schemas-microsoft-com:office:office" xmlns:r="http://schemas.openxmlformats.org/officeDocument/2006/relationships" xmlns:m="http://schemas.openxmlformats.org/officeDocument/2006/math" xmlns:v="urn:schemas-microsoft-com:vml" xmlns:wp14="http://schemas.microsoft.com/office/word/2010/wordprocessingDrawing" xmlns:wp="http://schemas.openxmlformats.org/drawingml/2006/wordprocessingDrawing" xmlns:w10="urn:schemas-microsoft-com:office:word" xmlns:w="http://schemas.openxmlformats.org/wordprocessingml/2006/main" xmlns:w14="http://schemas.microsoft.com/office/word/2010/wordml" xmlns:w15="http://schemas.microsoft.com/office/word/2012/wordml" xmlns:w16se="http://schemas.microsoft.com/office/word/2015/wordml/symex" xmlns:wpg="http://schemas.microsoft.com/office/word/2010/wordprocessingGroup" xmlns:wpi="http://schemas.microsoft.com/office/word/2010/wordprocessingInk" xmlns:wne="http://schemas.microsoft.com/office/word/2006/wordml" xmlns:wps="http://schemas.microsoft.com/office/word/2010/wordprocessingShape" mc:Ignorable="w14 w15 w16se wp14">
   <w:footnote w:type="separator" w:id="-1">
     <w:p>
       <w:pPr>
@@ -12938,7 +16618,7 @@
 </file>
 
 <file path=word/numbering.xml><?xml version="1.0" encoding="utf-8"?>
-<w:numbering xmlns:wpc="http://schemas.microsoft.com/office/word/2010/wordprocessingCanvas" xmlns:cx="http://schemas.microsoft.com/office/drawing/2014/chartex" xmlns:cx1="http://schemas.microsoft.com/office/drawing/2015/9/8/chartex" xmlns:cx2="http://schemas.microsoft.com/office/drawing/2015/10/21/chartex" xmlns:cx3="http://schemas.microsoft.com/office/drawing/2016/5/9/chartex" xmlns:cx4="http://schemas.microsoft.com/office/drawing/2016/5/10/chartex" xmlns:cx5="http://schemas.microsoft.com/office/drawing/2016/5/11/chartex" xmlns:cx6="http://schemas.microsoft.com/office/drawing/2016/5/12/chartex" xmlns:cx7="http://schemas.microsoft.com/office/drawing/2016/5/13/chartex" xmlns:cx8="http://schemas.microsoft.com/office/drawing/2016/5/14/chartex" xmlns:mc="http://schemas.openxmlformats.org/markup-compatibility/2006" xmlns:m="http://schemas.openxmlformats.org/officeDocument/2006/math" xmlns:aink="http://schemas.microsoft.com/office/drawing/2016/ink" xmlns:am3d="http://schemas.microsoft.com/office/drawing/2017/model3d" xmlns:oel="http://schemas.microsoft.com/office/2019/extlst" xmlns:r="http://schemas.openxmlformats.org/officeDocument/2006/relationships" xmlns:wp14="http://schemas.microsoft.com/office/word/2010/wordprocessingDrawing" xmlns:wp="http://schemas.openxmlformats.org/drawingml/2006/wordprocessingDrawing" xmlns:wpg="http://schemas.microsoft.com/office/word/2010/wordprocessingGroup" xmlns:wpi="http://schemas.microsoft.com/office/word/2010/wordprocessingInk" xmlns:wps="http://schemas.microsoft.com/office/word/2010/wordprocessingShape" xmlns:o="urn:schemas-microsoft-com:office:office" xmlns:v="urn:schemas-microsoft-com:vml" xmlns:w10="urn:schemas-microsoft-com:office:word" xmlns:w="http://schemas.openxmlformats.org/wordprocessingml/2006/main" xmlns:w14="http://schemas.microsoft.com/office/word/2010/wordml" xmlns:w15="http://schemas.microsoft.com/office/word/2012/wordml" xmlns:w16cex="http://schemas.microsoft.com/office/word/2018/wordml/cex" xmlns:w16cid="http://schemas.microsoft.com/office/word/2016/wordml/cid" xmlns:w16="http://schemas.microsoft.com/office/word/2018/wordml" xmlns:w16sdtdh="http://schemas.microsoft.com/office/word/2020/wordml/sdtdatahash" xmlns:w16sdtfl="http://schemas.microsoft.com/office/word/2024/wordml/sdtformatlock" xmlns:w16se="http://schemas.microsoft.com/office/word/2015/wordml/symex" xmlns:w16du="http://schemas.microsoft.com/office/word/2023/wordml/word16du" xmlns:wne="http://schemas.microsoft.com/office/word/2006/wordml" mc:Ignorable="w14 w15 w16se w16cid w16 w16cex w16sdtdh w16sdtfl w16du wp14">
+<w:numbering xmlns:wpc="http://schemas.microsoft.com/office/word/2010/wordprocessingCanvas" xmlns:cx="http://schemas.microsoft.com/office/drawing/2014/chartex" xmlns:cx1="http://schemas.microsoft.com/office/drawing/2015/9/8/chartex" xmlns:mc="http://schemas.openxmlformats.org/markup-compatibility/2006" xmlns:o="urn:schemas-microsoft-com:office:office" xmlns:r="http://schemas.openxmlformats.org/officeDocument/2006/relationships" xmlns:m="http://schemas.openxmlformats.org/officeDocument/2006/math" xmlns:v="urn:schemas-microsoft-com:vml" xmlns:wp14="http://schemas.microsoft.com/office/word/2010/wordprocessingDrawing" xmlns:wp="http://schemas.openxmlformats.org/drawingml/2006/wordprocessingDrawing" xmlns:w10="urn:schemas-microsoft-com:office:word" xmlns:w="http://schemas.openxmlformats.org/wordprocessingml/2006/main" xmlns:w14="http://schemas.microsoft.com/office/word/2010/wordml" xmlns:w15="http://schemas.microsoft.com/office/word/2012/wordml" xmlns:w16se="http://schemas.microsoft.com/office/word/2015/wordml/symex" xmlns:wpg="http://schemas.microsoft.com/office/word/2010/wordprocessingGroup" xmlns:wpi="http://schemas.microsoft.com/office/word/2010/wordprocessingInk" xmlns:wne="http://schemas.microsoft.com/office/word/2006/wordml" xmlns:wps="http://schemas.microsoft.com/office/word/2010/wordprocessingShape" mc:Ignorable="w14 w15 w16se wp14">
   <w:abstractNum w:abstractNumId="0" w15:restartNumberingAfterBreak="0">
     <w:nsid w:val="FFFFFF7C"/>
     <w:multiLevelType w:val="singleLevel"/>
@@ -13110,38 +16790,38 @@
       </w:rPr>
     </w:lvl>
   </w:abstractNum>
-  <w:num w:numId="1" w16cid:durableId="1618370421">
+  <w:num w:numId="1">
     <w:abstractNumId w:val="8"/>
   </w:num>
-  <w:num w:numId="2" w16cid:durableId="361246397">
+  <w:num w:numId="2">
     <w:abstractNumId w:val="6"/>
   </w:num>
-  <w:num w:numId="3" w16cid:durableId="1768620570">
+  <w:num w:numId="3">
     <w:abstractNumId w:val="5"/>
   </w:num>
-  <w:num w:numId="4" w16cid:durableId="1299071635">
+  <w:num w:numId="4">
     <w:abstractNumId w:val="4"/>
   </w:num>
-  <w:num w:numId="5" w16cid:durableId="1457720855">
+  <w:num w:numId="5">
     <w:abstractNumId w:val="7"/>
   </w:num>
-  <w:num w:numId="6" w16cid:durableId="1293823909">
+  <w:num w:numId="6">
     <w:abstractNumId w:val="3"/>
   </w:num>
-  <w:num w:numId="7" w16cid:durableId="275330561">
+  <w:num w:numId="7">
     <w:abstractNumId w:val="2"/>
   </w:num>
-  <w:num w:numId="8" w16cid:durableId="1275870322">
+  <w:num w:numId="8">
     <w:abstractNumId w:val="1"/>
   </w:num>
-  <w:num w:numId="9" w16cid:durableId="1370913890">
+  <w:num w:numId="9">
     <w:abstractNumId w:val="0"/>
   </w:num>
 </w:numbering>
 </file>
 
 <file path=word/styles.xml><?xml version="1.0" encoding="utf-8"?>
-<w:styles xmlns:mc="http://schemas.openxmlformats.org/markup-compatibility/2006" xmlns:r="http://schemas.openxmlformats.org/officeDocument/2006/relationships" xmlns:w="http://schemas.openxmlformats.org/wordprocessingml/2006/main" xmlns:w14="http://schemas.microsoft.com/office/word/2010/wordml" xmlns:w15="http://schemas.microsoft.com/office/word/2012/wordml" xmlns:w16cex="http://schemas.microsoft.com/office/word/2018/wordml/cex" xmlns:w16cid="http://schemas.microsoft.com/office/word/2016/wordml/cid" xmlns:w16="http://schemas.microsoft.com/office/word/2018/wordml" xmlns:w16sdtdh="http://schemas.microsoft.com/office/word/2020/wordml/sdtdatahash" xmlns:w16sdtfl="http://schemas.microsoft.com/office/word/2024/wordml/sdtformatlock" xmlns:w16se="http://schemas.microsoft.com/office/word/2015/wordml/symex" xmlns:w16du="http://schemas.microsoft.com/office/word/2023/wordml/word16du" mc:Ignorable="w14 w15 w16se w16cid w16 w16cex w16sdtdh w16sdtfl w16du">
+<w:styles xmlns:mc="http://schemas.openxmlformats.org/markup-compatibility/2006" xmlns:r="http://schemas.openxmlformats.org/officeDocument/2006/relationships" xmlns:w="http://schemas.openxmlformats.org/wordprocessingml/2006/main" xmlns:w14="http://schemas.microsoft.com/office/word/2010/wordml" xmlns:w15="http://schemas.microsoft.com/office/word/2012/wordml" xmlns:w16se="http://schemas.microsoft.com/office/word/2015/wordml/symex" mc:Ignorable="w14 w15 w16se">
   <w:docDefaults>
     <w:rPrDefault>
       <w:rPr>
@@ -13157,7 +16837,7 @@
       </w:pPr>
     </w:pPrDefault>
   </w:docDefaults>
-  <w:latentStyles w:defLockedState="0" w:defUIPriority="99" w:defSemiHidden="0" w:defUnhideWhenUsed="0" w:defQFormat="0" w:count="376">
+  <w:latentStyles w:defLockedState="0" w:defUIPriority="99" w:defSemiHidden="0" w:defUnhideWhenUsed="0" w:defQFormat="0" w:count="371">
     <w:lsdException w:name="Normal" w:uiPriority="0" w:qFormat="1"/>
     <w:lsdException w:name="heading 1" w:uiPriority="9" w:qFormat="1"/>
     <w:lsdException w:name="heading 2" w:semiHidden="1" w:uiPriority="9" w:unhideWhenUsed="1" w:qFormat="1"/>
@@ -13520,11 +17200,6 @@
     <w:lsdException w:name="List Table 5 Dark Accent 6" w:uiPriority="50"/>
     <w:lsdException w:name="List Table 6 Colorful Accent 6" w:uiPriority="51"/>
     <w:lsdException w:name="List Table 7 Colorful Accent 6" w:uiPriority="52"/>
-    <w:lsdException w:name="Mention" w:semiHidden="1" w:unhideWhenUsed="1"/>
-    <w:lsdException w:name="Smart Hyperlink" w:semiHidden="1" w:unhideWhenUsed="1"/>
-    <w:lsdException w:name="Hashtag" w:semiHidden="1" w:unhideWhenUsed="1"/>
-    <w:lsdException w:name="Unresolved Mention" w:semiHidden="1" w:unhideWhenUsed="1"/>
-    <w:lsdException w:name="Smart Link" w:semiHidden="1" w:unhideWhenUsed="1"/>
   </w:latentStyles>
   <w:style w:type="paragraph" w:default="1" w:styleId="Normal">
     <w:name w:val="Normal"/>
@@ -14331,7 +18006,7 @@
       <w:color w:val="4F81BD" w:themeColor="accent1"/>
     </w:rPr>
   </w:style>
-  <w:style w:type="character" w:styleId="Fuerte">
+  <w:style w:type="character" w:styleId="Textoennegrita">
     <w:name w:val="Strong"/>
     <w:basedOn w:val="Fuentedeprrafopredeter"/>
     <w:uiPriority w:val="22"/>
@@ -24862,7 +28537,7 @@
 </file>
 
 <file path=customXml/itemProps1.xml><?xml version="1.0" encoding="utf-8"?>
-<ds:datastoreItem xmlns:ds="http://schemas.openxmlformats.org/officeDocument/2006/customXml" ds:itemID="{EF278816-EC6F-A645-907D-7F25AECB1D4A}">
+<ds:datastoreItem xmlns:ds="http://schemas.openxmlformats.org/officeDocument/2006/customXml" ds:itemID="{EE5EE458-B61B-4BEA-A92C-595BF7C63AF1}">
   <ds:schemaRefs>
     <ds:schemaRef ds:uri="http://schemas.openxmlformats.org/officeDocument/2006/bibliography"/>
   </ds:schemaRefs>
